--- a/materialien/00_Gesamt/DD_Gesamtuebersicht.docx
+++ b/materialien/00_Gesamt/DD_Gesamtuebersicht.docx
@@ -24984,80 +24984,1394 @@
         <w:t>Akte 5 · Der Bauplan</w:t>
       </w:r>
     </w:p>
+    <w:tbl>
+      <w:tblPr>
+        <w:tblStyle w:val="Datentabelle"/>
+        <w:jc w:val="left"/>
+        <w:tblLayout w:type="fixed"/>
+        <w:tblLook w:firstColumn="1" w:firstRow="1" w:lastColumn="0" w:lastRow="0" w:noHBand="0" w:noVBand="1" w:val="04A0"/>
+        <w:tblW w:w="14571" w:type="dxa"/>
+      </w:tblPr>
+      <w:tblGrid>
+        <w:gridCol w:w="4536"/>
+        <w:gridCol w:w="1474"/>
+        <w:gridCol w:w="907"/>
+        <w:gridCol w:w="1360"/>
+        <w:gridCol w:w="2041"/>
+        <w:gridCol w:w="4252"/>
+      </w:tblGrid>
+      <w:tr>
+        <w:trPr>
+          <w:tblHeader/>
+        </w:trPr>
+        <w:tc>
+          <w:tcPr>
+            <w:tcW w:type="dxa" w:w="4535"/>
+            <w:shd w:val="clear" w:color="auto" w:fill="EBE2D2"/>
+            <w:tcBorders>
+              <w:top w:val="single" w:sz="4" w:space="0" w:color="D8CCB6"/>
+              <w:left w:val="single" w:sz="4" w:space="0" w:color="D8CCB6"/>
+              <w:bottom w:val="single" w:sz="4" w:space="0" w:color="D8CCB6"/>
+              <w:right w:val="single" w:sz="4" w:space="0" w:color="D8CCB6"/>
+            </w:tcBorders>
+          </w:tcPr>
+          <w:p>
+            <w:pPr>
+              <w:pStyle w:val="DDTabellentext"/>
+            </w:pPr>
+            <w:r>
+              <w:rPr>
+                <w:rFonts w:ascii="IBM Plex Mono" w:hAnsi="IBM Plex Mono" w:eastAsia="IBM Plex Mono" w:cs="IBM Plex Mono"/>
+                <w:b/>
+                <w:color w:val="1C2B3A"/>
+                <w:sz w:val="15"/>
+              </w:rPr>
+              <w:t>Material</w:t>
+            </w:r>
+          </w:p>
+        </w:tc>
+        <w:tc>
+          <w:tcPr>
+            <w:tcW w:type="dxa" w:w="1474"/>
+            <w:shd w:val="clear" w:color="auto" w:fill="EBE2D2"/>
+            <w:tcBorders>
+              <w:top w:val="single" w:sz="4" w:space="0" w:color="D8CCB6"/>
+              <w:left w:val="single" w:sz="4" w:space="0" w:color="D8CCB6"/>
+              <w:bottom w:val="single" w:sz="4" w:space="0" w:color="D8CCB6"/>
+              <w:right w:val="single" w:sz="4" w:space="0" w:color="D8CCB6"/>
+            </w:tcBorders>
+          </w:tcPr>
+          <w:p>
+            <w:pPr>
+              <w:pStyle w:val="DDTabellentext"/>
+            </w:pPr>
+            <w:r>
+              <w:rPr>
+                <w:rFonts w:ascii="IBM Plex Mono" w:hAnsi="IBM Plex Mono" w:eastAsia="IBM Plex Mono" w:cs="IBM Plex Mono"/>
+                <w:b/>
+                <w:color w:val="1C2B3A"/>
+                <w:sz w:val="15"/>
+              </w:rPr>
+              <w:t>Art</w:t>
+            </w:r>
+          </w:p>
+        </w:tc>
+        <w:tc>
+          <w:tcPr>
+            <w:tcW w:type="dxa" w:w="907"/>
+            <w:shd w:val="clear" w:color="auto" w:fill="EBE2D2"/>
+            <w:tcBorders>
+              <w:top w:val="single" w:sz="4" w:space="0" w:color="D8CCB6"/>
+              <w:left w:val="single" w:sz="4" w:space="0" w:color="D8CCB6"/>
+              <w:bottom w:val="single" w:sz="4" w:space="0" w:color="D8CCB6"/>
+              <w:right w:val="single" w:sz="4" w:space="0" w:color="D8CCB6"/>
+            </w:tcBorders>
+          </w:tcPr>
+          <w:p>
+            <w:pPr>
+              <w:pStyle w:val="DDTabellentext"/>
+            </w:pPr>
+            <w:r>
+              <w:rPr>
+                <w:rFonts w:ascii="IBM Plex Mono" w:hAnsi="IBM Plex Mono" w:eastAsia="IBM Plex Mono" w:cs="IBM Plex Mono"/>
+                <w:b/>
+                <w:color w:val="1C2B3A"/>
+                <w:sz w:val="15"/>
+              </w:rPr>
+              <w:t>Niveau</w:t>
+            </w:r>
+          </w:p>
+        </w:tc>
+        <w:tc>
+          <w:tcPr>
+            <w:tcW w:type="dxa" w:w="1361"/>
+            <w:shd w:val="clear" w:color="auto" w:fill="EBE2D2"/>
+            <w:tcBorders>
+              <w:top w:val="single" w:sz="4" w:space="0" w:color="D8CCB6"/>
+              <w:left w:val="single" w:sz="4" w:space="0" w:color="D8CCB6"/>
+              <w:bottom w:val="single" w:sz="4" w:space="0" w:color="D8CCB6"/>
+              <w:right w:val="single" w:sz="4" w:space="0" w:color="D8CCB6"/>
+            </w:tcBorders>
+          </w:tcPr>
+          <w:p>
+            <w:pPr>
+              <w:pStyle w:val="DDTabellentext"/>
+            </w:pPr>
+            <w:r>
+              <w:rPr>
+                <w:rFonts w:ascii="IBM Plex Mono" w:hAnsi="IBM Plex Mono" w:eastAsia="IBM Plex Mono" w:cs="IBM Plex Mono"/>
+                <w:b/>
+                <w:color w:val="1C2B3A"/>
+                <w:sz w:val="15"/>
+              </w:rPr>
+              <w:t>Schüler-PDF</w:t>
+            </w:r>
+          </w:p>
+        </w:tc>
+        <w:tc>
+          <w:tcPr>
+            <w:tcW w:type="dxa" w:w="2041"/>
+            <w:shd w:val="clear" w:color="auto" w:fill="EBE2D2"/>
+            <w:tcBorders>
+              <w:top w:val="single" w:sz="4" w:space="0" w:color="D8CCB6"/>
+              <w:left w:val="single" w:sz="4" w:space="0" w:color="D8CCB6"/>
+              <w:bottom w:val="single" w:sz="4" w:space="0" w:color="D8CCB6"/>
+              <w:right w:val="single" w:sz="4" w:space="0" w:color="D8CCB6"/>
+            </w:tcBorders>
+          </w:tcPr>
+          <w:p>
+            <w:pPr>
+              <w:pStyle w:val="DDTabellentext"/>
+            </w:pPr>
+            <w:r>
+              <w:rPr>
+                <w:rFonts w:ascii="IBM Plex Mono" w:hAnsi="IBM Plex Mono" w:eastAsia="IBM Plex Mono" w:cs="IBM Plex Mono"/>
+                <w:b/>
+                <w:color w:val="1C2B3A"/>
+                <w:sz w:val="15"/>
+              </w:rPr>
+              <w:t>Lehrkraft-PDF</w:t>
+            </w:r>
+          </w:p>
+        </w:tc>
+        <w:tc>
+          <w:tcPr>
+            <w:tcW w:type="dxa" w:w="4252"/>
+            <w:shd w:val="clear" w:color="auto" w:fill="EBE2D2"/>
+            <w:tcBorders>
+              <w:top w:val="single" w:sz="4" w:space="0" w:color="D8CCB6"/>
+              <w:left w:val="single" w:sz="4" w:space="0" w:color="D8CCB6"/>
+              <w:bottom w:val="single" w:sz="4" w:space="0" w:color="D8CCB6"/>
+              <w:right w:val="single" w:sz="4" w:space="0" w:color="D8CCB6"/>
+            </w:tcBorders>
+          </w:tcPr>
+          <w:p>
+            <w:pPr>
+              <w:pStyle w:val="DDTabellentext"/>
+            </w:pPr>
+            <w:r>
+              <w:rPr>
+                <w:rFonts w:ascii="IBM Plex Mono" w:hAnsi="IBM Plex Mono" w:eastAsia="IBM Plex Mono" w:cs="IBM Plex Mono"/>
+                <w:b/>
+                <w:color w:val="1C2B3A"/>
+                <w:sz w:val="15"/>
+              </w:rPr>
+              <w:t>Dateiname (PDF)</w:t>
+            </w:r>
+          </w:p>
+        </w:tc>
+      </w:tr>
+      <w:tr>
+        <w:tc>
+          <w:tcPr>
+            <w:tcW w:type="dxa" w:w="4535"/>
+            <w:tcBorders>
+              <w:top w:val="single" w:sz="4" w:space="0" w:color="D8CCB6"/>
+              <w:left w:val="single" w:sz="4" w:space="0" w:color="D8CCB6"/>
+              <w:bottom w:val="single" w:sz="4" w:space="0" w:color="D8CCB6"/>
+              <w:right w:val="single" w:sz="4" w:space="0" w:color="D8CCB6"/>
+            </w:tcBorders>
+          </w:tcPr>
+          <w:p>
+            <w:pPr>
+              <w:pStyle w:val="DDTabellentext"/>
+            </w:pPr>
+            <w:r>
+              <w:rPr>
+                <w:sz w:val="16"/>
+              </w:rPr>
+              <w:t>AB 5.1 · Baupläne lesen</w:t>
+            </w:r>
+          </w:p>
+        </w:tc>
+        <w:tc>
+          <w:tcPr>
+            <w:tcW w:type="dxa" w:w="1474"/>
+            <w:tcBorders>
+              <w:top w:val="single" w:sz="4" w:space="0" w:color="D8CCB6"/>
+              <w:left w:val="single" w:sz="4" w:space="0" w:color="D8CCB6"/>
+              <w:bottom w:val="single" w:sz="4" w:space="0" w:color="D8CCB6"/>
+              <w:right w:val="single" w:sz="4" w:space="0" w:color="D8CCB6"/>
+            </w:tcBorders>
+          </w:tcPr>
+          <w:p>
+            <w:pPr>
+              <w:pStyle w:val="DDTabellentext"/>
+            </w:pPr>
+            <w:r>
+              <w:rPr>
+                <w:sz w:val="16"/>
+              </w:rPr>
+              <w:t>Arbeitsblatt</w:t>
+            </w:r>
+          </w:p>
+        </w:tc>
+        <w:tc>
+          <w:tcPr>
+            <w:tcW w:type="dxa" w:w="907"/>
+            <w:tcBorders>
+              <w:top w:val="single" w:sz="4" w:space="0" w:color="D8CCB6"/>
+              <w:left w:val="single" w:sz="4" w:space="0" w:color="D8CCB6"/>
+              <w:bottom w:val="single" w:sz="4" w:space="0" w:color="D8CCB6"/>
+              <w:right w:val="single" w:sz="4" w:space="0" w:color="D8CCB6"/>
+            </w:tcBorders>
+          </w:tcPr>
+          <w:p>
+            <w:pPr>
+              <w:pStyle w:val="DDTabellentext"/>
+            </w:pPr>
+            <w:r>
+              <w:rPr>
+                <w:sz w:val="16"/>
+              </w:rPr>
+              <w:t>eA</w:t>
+            </w:r>
+          </w:p>
+        </w:tc>
+        <w:tc>
+          <w:tcPr>
+            <w:tcW w:type="dxa" w:w="1361"/>
+            <w:tcBorders>
+              <w:top w:val="single" w:sz="4" w:space="0" w:color="D8CCB6"/>
+              <w:left w:val="single" w:sz="4" w:space="0" w:color="D8CCB6"/>
+              <w:bottom w:val="single" w:sz="4" w:space="0" w:color="D8CCB6"/>
+              <w:right w:val="single" w:sz="4" w:space="0" w:color="D8CCB6"/>
+            </w:tcBorders>
+          </w:tcPr>
+          <w:p>
+            <w:pPr>
+              <w:pStyle w:val="DDTabellentext"/>
+            </w:pPr>
+            <w:r>
+              <w:rPr>
+                <w:sz w:val="16"/>
+              </w:rPr>
+              <w:t>ja</w:t>
+            </w:r>
+          </w:p>
+        </w:tc>
+        <w:tc>
+          <w:tcPr>
+            <w:tcW w:type="dxa" w:w="2041"/>
+            <w:tcBorders>
+              <w:top w:val="single" w:sz="4" w:space="0" w:color="D8CCB6"/>
+              <w:left w:val="single" w:sz="4" w:space="0" w:color="D8CCB6"/>
+              <w:bottom w:val="single" w:sz="4" w:space="0" w:color="D8CCB6"/>
+              <w:right w:val="single" w:sz="4" w:space="0" w:color="D8CCB6"/>
+            </w:tcBorders>
+          </w:tcPr>
+          <w:p>
+            <w:pPr>
+              <w:pStyle w:val="DDTabellentext"/>
+            </w:pPr>
+            <w:r>
+              <w:rPr>
+                <w:sz w:val="16"/>
+              </w:rPr>
+              <w:t>Lösung</w:t>
+            </w:r>
+          </w:p>
+        </w:tc>
+        <w:tc>
+          <w:tcPr>
+            <w:tcW w:type="dxa" w:w="4252"/>
+            <w:tcBorders>
+              <w:top w:val="single" w:sz="4" w:space="0" w:color="D8CCB6"/>
+              <w:left w:val="single" w:sz="4" w:space="0" w:color="D8CCB6"/>
+              <w:bottom w:val="single" w:sz="4" w:space="0" w:color="D8CCB6"/>
+              <w:right w:val="single" w:sz="4" w:space="0" w:color="D8CCB6"/>
+            </w:tcBorders>
+          </w:tcPr>
+          <w:p>
+            <w:pPr>
+              <w:pStyle w:val="DDTabellentext"/>
+            </w:pPr>
+            <w:r>
+              <w:rPr>
+                <w:sz w:val="16"/>
+              </w:rPr>
+              <w:t>DD_A5-AB1_Bauplaene_lesen.pdf</w:t>
+            </w:r>
+          </w:p>
+        </w:tc>
+      </w:tr>
+      <w:tr>
+        <w:tc>
+          <w:tcPr>
+            <w:tcW w:type="dxa" w:w="4535"/>
+            <w:tcBorders>
+              <w:top w:val="single" w:sz="4" w:space="0" w:color="D8CCB6"/>
+              <w:left w:val="single" w:sz="4" w:space="0" w:color="D8CCB6"/>
+              <w:bottom w:val="single" w:sz="4" w:space="0" w:color="D8CCB6"/>
+              <w:right w:val="single" w:sz="4" w:space="0" w:color="D8CCB6"/>
+            </w:tcBorders>
+          </w:tcPr>
+          <w:p>
+            <w:pPr>
+              <w:pStyle w:val="DDTabellentext"/>
+            </w:pPr>
+            <w:r>
+              <w:rPr>
+                <w:sz w:val="16"/>
+              </w:rPr>
+              <w:t>AB 5.2 · Der Architekturwettbewerb</w:t>
+            </w:r>
+          </w:p>
+        </w:tc>
+        <w:tc>
+          <w:tcPr>
+            <w:tcW w:type="dxa" w:w="1474"/>
+            <w:tcBorders>
+              <w:top w:val="single" w:sz="4" w:space="0" w:color="D8CCB6"/>
+              <w:left w:val="single" w:sz="4" w:space="0" w:color="D8CCB6"/>
+              <w:bottom w:val="single" w:sz="4" w:space="0" w:color="D8CCB6"/>
+              <w:right w:val="single" w:sz="4" w:space="0" w:color="D8CCB6"/>
+            </w:tcBorders>
+          </w:tcPr>
+          <w:p>
+            <w:pPr>
+              <w:pStyle w:val="DDTabellentext"/>
+            </w:pPr>
+            <w:r>
+              <w:rPr>
+                <w:sz w:val="16"/>
+              </w:rPr>
+              <w:t>Arbeitsblatt</w:t>
+            </w:r>
+          </w:p>
+        </w:tc>
+        <w:tc>
+          <w:tcPr>
+            <w:tcW w:type="dxa" w:w="907"/>
+            <w:tcBorders>
+              <w:top w:val="single" w:sz="4" w:space="0" w:color="D8CCB6"/>
+              <w:left w:val="single" w:sz="4" w:space="0" w:color="D8CCB6"/>
+              <w:bottom w:val="single" w:sz="4" w:space="0" w:color="D8CCB6"/>
+              <w:right w:val="single" w:sz="4" w:space="0" w:color="D8CCB6"/>
+            </w:tcBorders>
+          </w:tcPr>
+          <w:p>
+            <w:pPr>
+              <w:pStyle w:val="DDTabellentext"/>
+            </w:pPr>
+            <w:r>
+              <w:rPr>
+                <w:sz w:val="16"/>
+              </w:rPr>
+              <w:t>eA</w:t>
+            </w:r>
+          </w:p>
+        </w:tc>
+        <w:tc>
+          <w:tcPr>
+            <w:tcW w:type="dxa" w:w="1361"/>
+            <w:tcBorders>
+              <w:top w:val="single" w:sz="4" w:space="0" w:color="D8CCB6"/>
+              <w:left w:val="single" w:sz="4" w:space="0" w:color="D8CCB6"/>
+              <w:bottom w:val="single" w:sz="4" w:space="0" w:color="D8CCB6"/>
+              <w:right w:val="single" w:sz="4" w:space="0" w:color="D8CCB6"/>
+            </w:tcBorders>
+          </w:tcPr>
+          <w:p>
+            <w:pPr>
+              <w:pStyle w:val="DDTabellentext"/>
+            </w:pPr>
+            <w:r>
+              <w:rPr>
+                <w:sz w:val="16"/>
+              </w:rPr>
+              <w:t>ja</w:t>
+            </w:r>
+          </w:p>
+        </w:tc>
+        <w:tc>
+          <w:tcPr>
+            <w:tcW w:type="dxa" w:w="2041"/>
+            <w:tcBorders>
+              <w:top w:val="single" w:sz="4" w:space="0" w:color="D8CCB6"/>
+              <w:left w:val="single" w:sz="4" w:space="0" w:color="D8CCB6"/>
+              <w:bottom w:val="single" w:sz="4" w:space="0" w:color="D8CCB6"/>
+              <w:right w:val="single" w:sz="4" w:space="0" w:color="D8CCB6"/>
+            </w:tcBorders>
+          </w:tcPr>
+          <w:p>
+            <w:pPr>
+              <w:pStyle w:val="DDTabellentext"/>
+            </w:pPr>
+            <w:r>
+              <w:rPr>
+                <w:sz w:val="16"/>
+              </w:rPr>
+              <w:t>Lösung</w:t>
+            </w:r>
+          </w:p>
+        </w:tc>
+        <w:tc>
+          <w:tcPr>
+            <w:tcW w:type="dxa" w:w="4252"/>
+            <w:tcBorders>
+              <w:top w:val="single" w:sz="4" w:space="0" w:color="D8CCB6"/>
+              <w:left w:val="single" w:sz="4" w:space="0" w:color="D8CCB6"/>
+              <w:bottom w:val="single" w:sz="4" w:space="0" w:color="D8CCB6"/>
+              <w:right w:val="single" w:sz="4" w:space="0" w:color="D8CCB6"/>
+            </w:tcBorders>
+          </w:tcPr>
+          <w:p>
+            <w:pPr>
+              <w:pStyle w:val="DDTabellentext"/>
+            </w:pPr>
+            <w:r>
+              <w:rPr>
+                <w:sz w:val="16"/>
+              </w:rPr>
+              <w:t>DD_A5-AB2_Der_Architekturwettbewerb.pdf</w:t>
+            </w:r>
+          </w:p>
+        </w:tc>
+      </w:tr>
+      <w:tr>
+        <w:tc>
+          <w:tcPr>
+            <w:tcW w:type="dxa" w:w="4535"/>
+            <w:tcBorders>
+              <w:top w:val="single" w:sz="4" w:space="0" w:color="D8CCB6"/>
+              <w:left w:val="single" w:sz="4" w:space="0" w:color="D8CCB6"/>
+              <w:bottom w:val="single" w:sz="4" w:space="0" w:color="D8CCB6"/>
+              <w:right w:val="single" w:sz="4" w:space="0" w:color="D8CCB6"/>
+            </w:tcBorders>
+          </w:tcPr>
+          <w:p>
+            <w:pPr>
+              <w:pStyle w:val="DDTabellentext"/>
+            </w:pPr>
+            <w:r>
+              <w:rPr>
+                <w:sz w:val="16"/>
+              </w:rPr>
+              <w:t>AB 5.3 · Vom Plan zur Datenbank</w:t>
+            </w:r>
+          </w:p>
+        </w:tc>
+        <w:tc>
+          <w:tcPr>
+            <w:tcW w:type="dxa" w:w="1474"/>
+            <w:tcBorders>
+              <w:top w:val="single" w:sz="4" w:space="0" w:color="D8CCB6"/>
+              <w:left w:val="single" w:sz="4" w:space="0" w:color="D8CCB6"/>
+              <w:bottom w:val="single" w:sz="4" w:space="0" w:color="D8CCB6"/>
+              <w:right w:val="single" w:sz="4" w:space="0" w:color="D8CCB6"/>
+            </w:tcBorders>
+          </w:tcPr>
+          <w:p>
+            <w:pPr>
+              <w:pStyle w:val="DDTabellentext"/>
+            </w:pPr>
+            <w:r>
+              <w:rPr>
+                <w:sz w:val="16"/>
+              </w:rPr>
+              <w:t>Arbeitsblatt</w:t>
+            </w:r>
+          </w:p>
+        </w:tc>
+        <w:tc>
+          <w:tcPr>
+            <w:tcW w:type="dxa" w:w="907"/>
+            <w:tcBorders>
+              <w:top w:val="single" w:sz="4" w:space="0" w:color="D8CCB6"/>
+              <w:left w:val="single" w:sz="4" w:space="0" w:color="D8CCB6"/>
+              <w:bottom w:val="single" w:sz="4" w:space="0" w:color="D8CCB6"/>
+              <w:right w:val="single" w:sz="4" w:space="0" w:color="D8CCB6"/>
+            </w:tcBorders>
+          </w:tcPr>
+          <w:p>
+            <w:pPr>
+              <w:pStyle w:val="DDTabellentext"/>
+            </w:pPr>
+            <w:r>
+              <w:rPr>
+                <w:sz w:val="16"/>
+              </w:rPr>
+              <w:t>eA</w:t>
+            </w:r>
+          </w:p>
+        </w:tc>
+        <w:tc>
+          <w:tcPr>
+            <w:tcW w:type="dxa" w:w="1361"/>
+            <w:tcBorders>
+              <w:top w:val="single" w:sz="4" w:space="0" w:color="D8CCB6"/>
+              <w:left w:val="single" w:sz="4" w:space="0" w:color="D8CCB6"/>
+              <w:bottom w:val="single" w:sz="4" w:space="0" w:color="D8CCB6"/>
+              <w:right w:val="single" w:sz="4" w:space="0" w:color="D8CCB6"/>
+            </w:tcBorders>
+          </w:tcPr>
+          <w:p>
+            <w:pPr>
+              <w:pStyle w:val="DDTabellentext"/>
+            </w:pPr>
+            <w:r>
+              <w:rPr>
+                <w:sz w:val="16"/>
+              </w:rPr>
+              <w:t>ja</w:t>
+            </w:r>
+          </w:p>
+        </w:tc>
+        <w:tc>
+          <w:tcPr>
+            <w:tcW w:type="dxa" w:w="2041"/>
+            <w:tcBorders>
+              <w:top w:val="single" w:sz="4" w:space="0" w:color="D8CCB6"/>
+              <w:left w:val="single" w:sz="4" w:space="0" w:color="D8CCB6"/>
+              <w:bottom w:val="single" w:sz="4" w:space="0" w:color="D8CCB6"/>
+              <w:right w:val="single" w:sz="4" w:space="0" w:color="D8CCB6"/>
+            </w:tcBorders>
+          </w:tcPr>
+          <w:p>
+            <w:pPr>
+              <w:pStyle w:val="DDTabellentext"/>
+            </w:pPr>
+            <w:r>
+              <w:rPr>
+                <w:sz w:val="16"/>
+              </w:rPr>
+              <w:t>Lösung</w:t>
+            </w:r>
+          </w:p>
+        </w:tc>
+        <w:tc>
+          <w:tcPr>
+            <w:tcW w:type="dxa" w:w="4252"/>
+            <w:tcBorders>
+              <w:top w:val="single" w:sz="4" w:space="0" w:color="D8CCB6"/>
+              <w:left w:val="single" w:sz="4" w:space="0" w:color="D8CCB6"/>
+              <w:bottom w:val="single" w:sz="4" w:space="0" w:color="D8CCB6"/>
+              <w:right w:val="single" w:sz="4" w:space="0" w:color="D8CCB6"/>
+            </w:tcBorders>
+          </w:tcPr>
+          <w:p>
+            <w:pPr>
+              <w:pStyle w:val="DDTabellentext"/>
+            </w:pPr>
+            <w:r>
+              <w:rPr>
+                <w:sz w:val="16"/>
+              </w:rPr>
+              <w:t>DD_A5-AB3_Vom_Plan_zur_Datenbank.pdf</w:t>
+            </w:r>
+          </w:p>
+        </w:tc>
+      </w:tr>
+      <w:tr>
+        <w:tc>
+          <w:tcPr>
+            <w:tcW w:type="dxa" w:w="4535"/>
+            <w:tcBorders>
+              <w:top w:val="single" w:sz="4" w:space="0" w:color="D8CCB6"/>
+              <w:left w:val="single" w:sz="4" w:space="0" w:color="D8CCB6"/>
+              <w:bottom w:val="single" w:sz="4" w:space="0" w:color="D8CCB6"/>
+              <w:right w:val="single" w:sz="4" w:space="0" w:color="D8CCB6"/>
+            </w:tcBorders>
+          </w:tcPr>
+          <w:p>
+            <w:pPr>
+              <w:pStyle w:val="DDTabellentext"/>
+            </w:pPr>
+            <w:r>
+              <w:rPr>
+                <w:sz w:val="16"/>
+              </w:rPr>
+              <w:t>Präsentation Der Bauplan</w:t>
+            </w:r>
+          </w:p>
+        </w:tc>
+        <w:tc>
+          <w:tcPr>
+            <w:tcW w:type="dxa" w:w="1474"/>
+            <w:tcBorders>
+              <w:top w:val="single" w:sz="4" w:space="0" w:color="D8CCB6"/>
+              <w:left w:val="single" w:sz="4" w:space="0" w:color="D8CCB6"/>
+              <w:bottom w:val="single" w:sz="4" w:space="0" w:color="D8CCB6"/>
+              <w:right w:val="single" w:sz="4" w:space="0" w:color="D8CCB6"/>
+            </w:tcBorders>
+          </w:tcPr>
+          <w:p>
+            <w:pPr>
+              <w:pStyle w:val="DDTabellentext"/>
+            </w:pPr>
+            <w:r>
+              <w:rPr>
+                <w:sz w:val="16"/>
+              </w:rPr>
+              <w:t>Präsentation</w:t>
+            </w:r>
+          </w:p>
+        </w:tc>
+        <w:tc>
+          <w:tcPr>
+            <w:tcW w:type="dxa" w:w="907"/>
+            <w:tcBorders>
+              <w:top w:val="single" w:sz="4" w:space="0" w:color="D8CCB6"/>
+              <w:left w:val="single" w:sz="4" w:space="0" w:color="D8CCB6"/>
+              <w:bottom w:val="single" w:sz="4" w:space="0" w:color="D8CCB6"/>
+              <w:right w:val="single" w:sz="4" w:space="0" w:color="D8CCB6"/>
+            </w:tcBorders>
+          </w:tcPr>
+          <w:p>
+            <w:pPr>
+              <w:pStyle w:val="DDTabellentext"/>
+            </w:pPr>
+            <w:r>
+              <w:rPr>
+                <w:sz w:val="16"/>
+              </w:rPr>
+              <w:t>eA</w:t>
+            </w:r>
+          </w:p>
+        </w:tc>
+        <w:tc>
+          <w:tcPr>
+            <w:tcW w:type="dxa" w:w="1361"/>
+            <w:tcBorders>
+              <w:top w:val="single" w:sz="4" w:space="0" w:color="D8CCB6"/>
+              <w:left w:val="single" w:sz="4" w:space="0" w:color="D8CCB6"/>
+              <w:bottom w:val="single" w:sz="4" w:space="0" w:color="D8CCB6"/>
+              <w:right w:val="single" w:sz="4" w:space="0" w:color="D8CCB6"/>
+            </w:tcBorders>
+          </w:tcPr>
+          <w:p>
+            <w:pPr>
+              <w:pStyle w:val="DDTabellentext"/>
+            </w:pPr>
+            <w:r>
+              <w:rPr>
+                <w:sz w:val="16"/>
+              </w:rPr>
+              <w:t>Handout</w:t>
+            </w:r>
+          </w:p>
+        </w:tc>
+        <w:tc>
+          <w:tcPr>
+            <w:tcW w:type="dxa" w:w="2041"/>
+            <w:tcBorders>
+              <w:top w:val="single" w:sz="4" w:space="0" w:color="D8CCB6"/>
+              <w:left w:val="single" w:sz="4" w:space="0" w:color="D8CCB6"/>
+              <w:bottom w:val="single" w:sz="4" w:space="0" w:color="D8CCB6"/>
+              <w:right w:val="single" w:sz="4" w:space="0" w:color="D8CCB6"/>
+            </w:tcBorders>
+          </w:tcPr>
+          <w:p>
+            <w:pPr>
+              <w:pStyle w:val="DDTabellentext"/>
+            </w:pPr>
+            <w:r>
+              <w:rPr>
+                <w:sz w:val="16"/>
+              </w:rPr>
+              <w:t>mit Notizen</w:t>
+            </w:r>
+          </w:p>
+        </w:tc>
+        <w:tc>
+          <w:tcPr>
+            <w:tcW w:type="dxa" w:w="4252"/>
+            <w:tcBorders>
+              <w:top w:val="single" w:sz="4" w:space="0" w:color="D8CCB6"/>
+              <w:left w:val="single" w:sz="4" w:space="0" w:color="D8CCB6"/>
+              <w:bottom w:val="single" w:sz="4" w:space="0" w:color="D8CCB6"/>
+              <w:right w:val="single" w:sz="4" w:space="0" w:color="D8CCB6"/>
+            </w:tcBorders>
+          </w:tcPr>
+          <w:p>
+            <w:pPr>
+              <w:pStyle w:val="DDTabellentext"/>
+            </w:pPr>
+            <w:r>
+              <w:rPr>
+                <w:sz w:val="16"/>
+              </w:rPr>
+              <w:t>DD_A5-Praesentation_Bauplan.pdf</w:t>
+            </w:r>
+          </w:p>
+        </w:tc>
+      </w:tr>
+      <w:tr>
+        <w:tc>
+          <w:tcPr>
+            <w:tcW w:type="dxa" w:w="4535"/>
+            <w:tcBorders>
+              <w:top w:val="single" w:sz="4" w:space="0" w:color="D8CCB6"/>
+              <w:left w:val="single" w:sz="4" w:space="0" w:color="D8CCB6"/>
+              <w:bottom w:val="single" w:sz="4" w:space="0" w:color="D8CCB6"/>
+              <w:right w:val="single" w:sz="4" w:space="0" w:color="D8CCB6"/>
+            </w:tcBorders>
+          </w:tcPr>
+          <w:p>
+            <w:pPr>
+              <w:pStyle w:val="DDTabellentext"/>
+            </w:pPr>
+            <w:r>
+              <w:rPr>
+                <w:sz w:val="16"/>
+              </w:rPr>
+              <w:t>Unplugged: Fäden-Kardinalitäten (Rollenkarten)</w:t>
+            </w:r>
+          </w:p>
+        </w:tc>
+        <w:tc>
+          <w:tcPr>
+            <w:tcW w:type="dxa" w:w="1474"/>
+            <w:tcBorders>
+              <w:top w:val="single" w:sz="4" w:space="0" w:color="D8CCB6"/>
+              <w:left w:val="single" w:sz="4" w:space="0" w:color="D8CCB6"/>
+              <w:bottom w:val="single" w:sz="4" w:space="0" w:color="D8CCB6"/>
+              <w:right w:val="single" w:sz="4" w:space="0" w:color="D8CCB6"/>
+            </w:tcBorders>
+          </w:tcPr>
+          <w:p>
+            <w:pPr>
+              <w:pStyle w:val="DDTabellentext"/>
+            </w:pPr>
+            <w:r>
+              <w:rPr>
+                <w:sz w:val="16"/>
+              </w:rPr>
+              <w:t>Unplugged</w:t>
+            </w:r>
+          </w:p>
+        </w:tc>
+        <w:tc>
+          <w:tcPr>
+            <w:tcW w:type="dxa" w:w="907"/>
+            <w:tcBorders>
+              <w:top w:val="single" w:sz="4" w:space="0" w:color="D8CCB6"/>
+              <w:left w:val="single" w:sz="4" w:space="0" w:color="D8CCB6"/>
+              <w:bottom w:val="single" w:sz="4" w:space="0" w:color="D8CCB6"/>
+              <w:right w:val="single" w:sz="4" w:space="0" w:color="D8CCB6"/>
+            </w:tcBorders>
+          </w:tcPr>
+          <w:p>
+            <w:pPr>
+              <w:pStyle w:val="DDTabellentext"/>
+            </w:pPr>
+            <w:r>
+              <w:rPr>
+                <w:sz w:val="16"/>
+              </w:rPr>
+              <w:t>eA</w:t>
+            </w:r>
+          </w:p>
+        </w:tc>
+        <w:tc>
+          <w:tcPr>
+            <w:tcW w:type="dxa" w:w="1361"/>
+            <w:tcBorders>
+              <w:top w:val="single" w:sz="4" w:space="0" w:color="D8CCB6"/>
+              <w:left w:val="single" w:sz="4" w:space="0" w:color="D8CCB6"/>
+              <w:bottom w:val="single" w:sz="4" w:space="0" w:color="D8CCB6"/>
+              <w:right w:val="single" w:sz="4" w:space="0" w:color="D8CCB6"/>
+            </w:tcBorders>
+          </w:tcPr>
+          <w:p>
+            <w:pPr>
+              <w:pStyle w:val="DDTabellentext"/>
+            </w:pPr>
+            <w:r>
+              <w:rPr>
+                <w:sz w:val="16"/>
+              </w:rPr>
+              <w:t>ja</w:t>
+            </w:r>
+          </w:p>
+        </w:tc>
+        <w:tc>
+          <w:tcPr>
+            <w:tcW w:type="dxa" w:w="2041"/>
+            <w:tcBorders>
+              <w:top w:val="single" w:sz="4" w:space="0" w:color="D8CCB6"/>
+              <w:left w:val="single" w:sz="4" w:space="0" w:color="D8CCB6"/>
+              <w:bottom w:val="single" w:sz="4" w:space="0" w:color="D8CCB6"/>
+              <w:right w:val="single" w:sz="4" w:space="0" w:color="D8CCB6"/>
+            </w:tcBorders>
+          </w:tcPr>
+          <w:p>
+            <w:pPr>
+              <w:pStyle w:val="DDTabellentext"/>
+            </w:pPr>
+            <w:r>
+              <w:rPr>
+                <w:sz w:val="16"/>
+              </w:rPr>
+              <w:t>–</w:t>
+            </w:r>
+          </w:p>
+        </w:tc>
+        <w:tc>
+          <w:tcPr>
+            <w:tcW w:type="dxa" w:w="4252"/>
+            <w:tcBorders>
+              <w:top w:val="single" w:sz="4" w:space="0" w:color="D8CCB6"/>
+              <w:left w:val="single" w:sz="4" w:space="0" w:color="D8CCB6"/>
+              <w:bottom w:val="single" w:sz="4" w:space="0" w:color="D8CCB6"/>
+              <w:right w:val="single" w:sz="4" w:space="0" w:color="D8CCB6"/>
+            </w:tcBorders>
+          </w:tcPr>
+          <w:p>
+            <w:pPr>
+              <w:pStyle w:val="DDTabellentext"/>
+            </w:pPr>
+            <w:r>
+              <w:rPr>
+                <w:sz w:val="16"/>
+              </w:rPr>
+              <w:t>DD_A5-Unplugged_Faeden-Kardinalitaeten.pdf</w:t>
+            </w:r>
+          </w:p>
+        </w:tc>
+      </w:tr>
+      <w:tr>
+        <w:tc>
+          <w:tcPr>
+            <w:tcW w:type="dxa" w:w="4535"/>
+            <w:tcBorders>
+              <w:top w:val="single" w:sz="4" w:space="0" w:color="D8CCB6"/>
+              <w:left w:val="single" w:sz="4" w:space="0" w:color="D8CCB6"/>
+              <w:bottom w:val="single" w:sz="4" w:space="0" w:color="D8CCB6"/>
+              <w:right w:val="single" w:sz="4" w:space="0" w:color="D8CCB6"/>
+            </w:tcBorders>
+          </w:tcPr>
+          <w:p>
+            <w:pPr>
+              <w:pStyle w:val="DDTabellentext"/>
+            </w:pPr>
+            <w:r>
+              <w:rPr>
+                <w:sz w:val="16"/>
+              </w:rPr>
+              <w:t>Unplugged: Architekturwettbewerb (Bewertungsbogen)</w:t>
+            </w:r>
+          </w:p>
+        </w:tc>
+        <w:tc>
+          <w:tcPr>
+            <w:tcW w:type="dxa" w:w="1474"/>
+            <w:tcBorders>
+              <w:top w:val="single" w:sz="4" w:space="0" w:color="D8CCB6"/>
+              <w:left w:val="single" w:sz="4" w:space="0" w:color="D8CCB6"/>
+              <w:bottom w:val="single" w:sz="4" w:space="0" w:color="D8CCB6"/>
+              <w:right w:val="single" w:sz="4" w:space="0" w:color="D8CCB6"/>
+            </w:tcBorders>
+          </w:tcPr>
+          <w:p>
+            <w:pPr>
+              <w:pStyle w:val="DDTabellentext"/>
+            </w:pPr>
+            <w:r>
+              <w:rPr>
+                <w:sz w:val="16"/>
+              </w:rPr>
+              <w:t>Unplugged</w:t>
+            </w:r>
+          </w:p>
+        </w:tc>
+        <w:tc>
+          <w:tcPr>
+            <w:tcW w:type="dxa" w:w="907"/>
+            <w:tcBorders>
+              <w:top w:val="single" w:sz="4" w:space="0" w:color="D8CCB6"/>
+              <w:left w:val="single" w:sz="4" w:space="0" w:color="D8CCB6"/>
+              <w:bottom w:val="single" w:sz="4" w:space="0" w:color="D8CCB6"/>
+              <w:right w:val="single" w:sz="4" w:space="0" w:color="D8CCB6"/>
+            </w:tcBorders>
+          </w:tcPr>
+          <w:p>
+            <w:pPr>
+              <w:pStyle w:val="DDTabellentext"/>
+            </w:pPr>
+            <w:r>
+              <w:rPr>
+                <w:sz w:val="16"/>
+              </w:rPr>
+              <w:t>eA</w:t>
+            </w:r>
+          </w:p>
+        </w:tc>
+        <w:tc>
+          <w:tcPr>
+            <w:tcW w:type="dxa" w:w="1361"/>
+            <w:tcBorders>
+              <w:top w:val="single" w:sz="4" w:space="0" w:color="D8CCB6"/>
+              <w:left w:val="single" w:sz="4" w:space="0" w:color="D8CCB6"/>
+              <w:bottom w:val="single" w:sz="4" w:space="0" w:color="D8CCB6"/>
+              <w:right w:val="single" w:sz="4" w:space="0" w:color="D8CCB6"/>
+            </w:tcBorders>
+          </w:tcPr>
+          <w:p>
+            <w:pPr>
+              <w:pStyle w:val="DDTabellentext"/>
+            </w:pPr>
+            <w:r>
+              <w:rPr>
+                <w:sz w:val="16"/>
+              </w:rPr>
+              <w:t>ja</w:t>
+            </w:r>
+          </w:p>
+        </w:tc>
+        <w:tc>
+          <w:tcPr>
+            <w:tcW w:type="dxa" w:w="2041"/>
+            <w:tcBorders>
+              <w:top w:val="single" w:sz="4" w:space="0" w:color="D8CCB6"/>
+              <w:left w:val="single" w:sz="4" w:space="0" w:color="D8CCB6"/>
+              <w:bottom w:val="single" w:sz="4" w:space="0" w:color="D8CCB6"/>
+              <w:right w:val="single" w:sz="4" w:space="0" w:color="D8CCB6"/>
+            </w:tcBorders>
+          </w:tcPr>
+          <w:p>
+            <w:pPr>
+              <w:pStyle w:val="DDTabellentext"/>
+            </w:pPr>
+            <w:r>
+              <w:rPr>
+                <w:sz w:val="16"/>
+              </w:rPr>
+              <w:t>–</w:t>
+            </w:r>
+          </w:p>
+        </w:tc>
+        <w:tc>
+          <w:tcPr>
+            <w:tcW w:type="dxa" w:w="4252"/>
+            <w:tcBorders>
+              <w:top w:val="single" w:sz="4" w:space="0" w:color="D8CCB6"/>
+              <w:left w:val="single" w:sz="4" w:space="0" w:color="D8CCB6"/>
+              <w:bottom w:val="single" w:sz="4" w:space="0" w:color="D8CCB6"/>
+              <w:right w:val="single" w:sz="4" w:space="0" w:color="D8CCB6"/>
+            </w:tcBorders>
+          </w:tcPr>
+          <w:p>
+            <w:pPr>
+              <w:pStyle w:val="DDTabellentext"/>
+            </w:pPr>
+            <w:r>
+              <w:rPr>
+                <w:sz w:val="16"/>
+              </w:rPr>
+              <w:t>DD_A5-Unplugged_Architekturwettbewerb.pdf</w:t>
+            </w:r>
+          </w:p>
+        </w:tc>
+      </w:tr>
+      <w:tr>
+        <w:tc>
+          <w:tcPr>
+            <w:tcW w:type="dxa" w:w="4535"/>
+            <w:tcBorders>
+              <w:top w:val="single" w:sz="4" w:space="0" w:color="D8CCB6"/>
+              <w:left w:val="single" w:sz="4" w:space="0" w:color="D8CCB6"/>
+              <w:bottom w:val="single" w:sz="4" w:space="0" w:color="D8CCB6"/>
+              <w:right w:val="single" w:sz="4" w:space="0" w:color="D8CCB6"/>
+            </w:tcBorders>
+          </w:tcPr>
+          <w:p>
+            <w:pPr>
+              <w:pStyle w:val="DDTabellentext"/>
+            </w:pPr>
+            <w:r>
+              <w:rPr>
+                <w:sz w:val="16"/>
+              </w:rPr>
+              <w:t>Unplugged: Regelkarten-Umzug</w:t>
+            </w:r>
+          </w:p>
+        </w:tc>
+        <w:tc>
+          <w:tcPr>
+            <w:tcW w:type="dxa" w:w="1474"/>
+            <w:tcBorders>
+              <w:top w:val="single" w:sz="4" w:space="0" w:color="D8CCB6"/>
+              <w:left w:val="single" w:sz="4" w:space="0" w:color="D8CCB6"/>
+              <w:bottom w:val="single" w:sz="4" w:space="0" w:color="D8CCB6"/>
+              <w:right w:val="single" w:sz="4" w:space="0" w:color="D8CCB6"/>
+            </w:tcBorders>
+          </w:tcPr>
+          <w:p>
+            <w:pPr>
+              <w:pStyle w:val="DDTabellentext"/>
+            </w:pPr>
+            <w:r>
+              <w:rPr>
+                <w:sz w:val="16"/>
+              </w:rPr>
+              <w:t>Unplugged</w:t>
+            </w:r>
+          </w:p>
+        </w:tc>
+        <w:tc>
+          <w:tcPr>
+            <w:tcW w:type="dxa" w:w="907"/>
+            <w:tcBorders>
+              <w:top w:val="single" w:sz="4" w:space="0" w:color="D8CCB6"/>
+              <w:left w:val="single" w:sz="4" w:space="0" w:color="D8CCB6"/>
+              <w:bottom w:val="single" w:sz="4" w:space="0" w:color="D8CCB6"/>
+              <w:right w:val="single" w:sz="4" w:space="0" w:color="D8CCB6"/>
+            </w:tcBorders>
+          </w:tcPr>
+          <w:p>
+            <w:pPr>
+              <w:pStyle w:val="DDTabellentext"/>
+            </w:pPr>
+            <w:r>
+              <w:rPr>
+                <w:sz w:val="16"/>
+              </w:rPr>
+              <w:t>eA</w:t>
+            </w:r>
+          </w:p>
+        </w:tc>
+        <w:tc>
+          <w:tcPr>
+            <w:tcW w:type="dxa" w:w="1361"/>
+            <w:tcBorders>
+              <w:top w:val="single" w:sz="4" w:space="0" w:color="D8CCB6"/>
+              <w:left w:val="single" w:sz="4" w:space="0" w:color="D8CCB6"/>
+              <w:bottom w:val="single" w:sz="4" w:space="0" w:color="D8CCB6"/>
+              <w:right w:val="single" w:sz="4" w:space="0" w:color="D8CCB6"/>
+            </w:tcBorders>
+          </w:tcPr>
+          <w:p>
+            <w:pPr>
+              <w:pStyle w:val="DDTabellentext"/>
+            </w:pPr>
+            <w:r>
+              <w:rPr>
+                <w:sz w:val="16"/>
+              </w:rPr>
+              <w:t>ja</w:t>
+            </w:r>
+          </w:p>
+        </w:tc>
+        <w:tc>
+          <w:tcPr>
+            <w:tcW w:type="dxa" w:w="2041"/>
+            <w:tcBorders>
+              <w:top w:val="single" w:sz="4" w:space="0" w:color="D8CCB6"/>
+              <w:left w:val="single" w:sz="4" w:space="0" w:color="D8CCB6"/>
+              <w:bottom w:val="single" w:sz="4" w:space="0" w:color="D8CCB6"/>
+              <w:right w:val="single" w:sz="4" w:space="0" w:color="D8CCB6"/>
+            </w:tcBorders>
+          </w:tcPr>
+          <w:p>
+            <w:pPr>
+              <w:pStyle w:val="DDTabellentext"/>
+            </w:pPr>
+            <w:r>
+              <w:rPr>
+                <w:sz w:val="16"/>
+              </w:rPr>
+              <w:t>–</w:t>
+            </w:r>
+          </w:p>
+        </w:tc>
+        <w:tc>
+          <w:tcPr>
+            <w:tcW w:type="dxa" w:w="4252"/>
+            <w:tcBorders>
+              <w:top w:val="single" w:sz="4" w:space="0" w:color="D8CCB6"/>
+              <w:left w:val="single" w:sz="4" w:space="0" w:color="D8CCB6"/>
+              <w:bottom w:val="single" w:sz="4" w:space="0" w:color="D8CCB6"/>
+              <w:right w:val="single" w:sz="4" w:space="0" w:color="D8CCB6"/>
+            </w:tcBorders>
+          </w:tcPr>
+          <w:p>
+            <w:pPr>
+              <w:pStyle w:val="DDTabellentext"/>
+            </w:pPr>
+            <w:r>
+              <w:rPr>
+                <w:sz w:val="16"/>
+              </w:rPr>
+              <w:t>DD_A5-Unplugged_Regelkarten.pdf</w:t>
+            </w:r>
+          </w:p>
+        </w:tc>
+      </w:tr>
+      <w:tr>
+        <w:tc>
+          <w:tcPr>
+            <w:tcW w:type="dxa" w:w="4535"/>
+            <w:tcBorders>
+              <w:top w:val="single" w:sz="4" w:space="0" w:color="D8CCB6"/>
+              <w:left w:val="single" w:sz="4" w:space="0" w:color="D8CCB6"/>
+              <w:bottom w:val="single" w:sz="4" w:space="0" w:color="D8CCB6"/>
+              <w:right w:val="single" w:sz="4" w:space="0" w:color="D8CCB6"/>
+            </w:tcBorders>
+          </w:tcPr>
+          <w:p>
+            <w:pPr>
+              <w:pStyle w:val="DDTabellentext"/>
+            </w:pPr>
+            <w:r>
+              <w:rPr>
+                <w:sz w:val="16"/>
+              </w:rPr>
+              <w:t>Lehrerhinweise Akte 5</w:t>
+            </w:r>
+          </w:p>
+        </w:tc>
+        <w:tc>
+          <w:tcPr>
+            <w:tcW w:type="dxa" w:w="1474"/>
+            <w:tcBorders>
+              <w:top w:val="single" w:sz="4" w:space="0" w:color="D8CCB6"/>
+              <w:left w:val="single" w:sz="4" w:space="0" w:color="D8CCB6"/>
+              <w:bottom w:val="single" w:sz="4" w:space="0" w:color="D8CCB6"/>
+              <w:right w:val="single" w:sz="4" w:space="0" w:color="D8CCB6"/>
+            </w:tcBorders>
+          </w:tcPr>
+          <w:p>
+            <w:pPr>
+              <w:pStyle w:val="DDTabellentext"/>
+            </w:pPr>
+            <w:r>
+              <w:rPr>
+                <w:sz w:val="16"/>
+              </w:rPr>
+              <w:t>Lehrerhinweise</w:t>
+            </w:r>
+          </w:p>
+        </w:tc>
+        <w:tc>
+          <w:tcPr>
+            <w:tcW w:type="dxa" w:w="907"/>
+            <w:tcBorders>
+              <w:top w:val="single" w:sz="4" w:space="0" w:color="D8CCB6"/>
+              <w:left w:val="single" w:sz="4" w:space="0" w:color="D8CCB6"/>
+              <w:bottom w:val="single" w:sz="4" w:space="0" w:color="D8CCB6"/>
+              <w:right w:val="single" w:sz="4" w:space="0" w:color="D8CCB6"/>
+            </w:tcBorders>
+          </w:tcPr>
+          <w:p>
+            <w:pPr>
+              <w:pStyle w:val="DDTabellentext"/>
+            </w:pPr>
+            <w:r>
+              <w:rPr>
+                <w:sz w:val="16"/>
+              </w:rPr>
+              <w:t>eA</w:t>
+            </w:r>
+          </w:p>
+        </w:tc>
+        <w:tc>
+          <w:tcPr>
+            <w:tcW w:type="dxa" w:w="1361"/>
+            <w:tcBorders>
+              <w:top w:val="single" w:sz="4" w:space="0" w:color="D8CCB6"/>
+              <w:left w:val="single" w:sz="4" w:space="0" w:color="D8CCB6"/>
+              <w:bottom w:val="single" w:sz="4" w:space="0" w:color="D8CCB6"/>
+              <w:right w:val="single" w:sz="4" w:space="0" w:color="D8CCB6"/>
+            </w:tcBorders>
+          </w:tcPr>
+          <w:p>
+            <w:pPr>
+              <w:pStyle w:val="DDTabellentext"/>
+            </w:pPr>
+            <w:r>
+              <w:rPr>
+                <w:sz w:val="16"/>
+              </w:rPr>
+              <w:t>–</w:t>
+            </w:r>
+          </w:p>
+        </w:tc>
+        <w:tc>
+          <w:tcPr>
+            <w:tcW w:type="dxa" w:w="2041"/>
+            <w:tcBorders>
+              <w:top w:val="single" w:sz="4" w:space="0" w:color="D8CCB6"/>
+              <w:left w:val="single" w:sz="4" w:space="0" w:color="D8CCB6"/>
+              <w:bottom w:val="single" w:sz="4" w:space="0" w:color="D8CCB6"/>
+              <w:right w:val="single" w:sz="4" w:space="0" w:color="D8CCB6"/>
+            </w:tcBorders>
+          </w:tcPr>
+          <w:p>
+            <w:pPr>
+              <w:pStyle w:val="DDTabellentext"/>
+            </w:pPr>
+            <w:r>
+              <w:rPr>
+                <w:sz w:val="16"/>
+              </w:rPr>
+              <w:t>ja</w:t>
+            </w:r>
+          </w:p>
+        </w:tc>
+        <w:tc>
+          <w:tcPr>
+            <w:tcW w:type="dxa" w:w="4252"/>
+            <w:tcBorders>
+              <w:top w:val="single" w:sz="4" w:space="0" w:color="D8CCB6"/>
+              <w:left w:val="single" w:sz="4" w:space="0" w:color="D8CCB6"/>
+              <w:bottom w:val="single" w:sz="4" w:space="0" w:color="D8CCB6"/>
+              <w:right w:val="single" w:sz="4" w:space="0" w:color="D8CCB6"/>
+            </w:tcBorders>
+          </w:tcPr>
+          <w:p>
+            <w:pPr>
+              <w:pStyle w:val="DDTabellentext"/>
+            </w:pPr>
+            <w:r>
+              <w:rPr>
+                <w:sz w:val="16"/>
+              </w:rPr>
+              <w:t>DD_A5-Lehrerhinweise.pdf</w:t>
+            </w:r>
+          </w:p>
+        </w:tc>
+      </w:tr>
+      <w:tr>
+        <w:tc>
+          <w:tcPr>
+            <w:tcW w:type="dxa" w:w="4535"/>
+            <w:tcBorders>
+              <w:top w:val="single" w:sz="4" w:space="0" w:color="D8CCB6"/>
+              <w:left w:val="single" w:sz="4" w:space="0" w:color="D8CCB6"/>
+              <w:bottom w:val="single" w:sz="4" w:space="0" w:color="D8CCB6"/>
+              <w:right w:val="single" w:sz="4" w:space="0" w:color="D8CCB6"/>
+            </w:tcBorders>
+          </w:tcPr>
+          <w:p>
+            <w:pPr>
+              <w:pStyle w:val="DDTabellentext"/>
+            </w:pPr>
+            <w:r>
+              <w:rPr>
+                <w:sz w:val="16"/>
+              </w:rPr>
+              <w:t>Warm-up-Karten Akte 5</w:t>
+            </w:r>
+          </w:p>
+        </w:tc>
+        <w:tc>
+          <w:tcPr>
+            <w:tcW w:type="dxa" w:w="1474"/>
+            <w:tcBorders>
+              <w:top w:val="single" w:sz="4" w:space="0" w:color="D8CCB6"/>
+              <w:left w:val="single" w:sz="4" w:space="0" w:color="D8CCB6"/>
+              <w:bottom w:val="single" w:sz="4" w:space="0" w:color="D8CCB6"/>
+              <w:right w:val="single" w:sz="4" w:space="0" w:color="D8CCB6"/>
+            </w:tcBorders>
+          </w:tcPr>
+          <w:p>
+            <w:pPr>
+              <w:pStyle w:val="DDTabellentext"/>
+            </w:pPr>
+            <w:r>
+              <w:rPr>
+                <w:sz w:val="16"/>
+              </w:rPr>
+              <w:t>Warm-up</w:t>
+            </w:r>
+          </w:p>
+        </w:tc>
+        <w:tc>
+          <w:tcPr>
+            <w:tcW w:type="dxa" w:w="907"/>
+            <w:tcBorders>
+              <w:top w:val="single" w:sz="4" w:space="0" w:color="D8CCB6"/>
+              <w:left w:val="single" w:sz="4" w:space="0" w:color="D8CCB6"/>
+              <w:bottom w:val="single" w:sz="4" w:space="0" w:color="D8CCB6"/>
+              <w:right w:val="single" w:sz="4" w:space="0" w:color="D8CCB6"/>
+            </w:tcBorders>
+          </w:tcPr>
+          <w:p>
+            <w:pPr>
+              <w:pStyle w:val="DDTabellentext"/>
+            </w:pPr>
+            <w:r>
+              <w:rPr>
+                <w:sz w:val="16"/>
+              </w:rPr>
+              <w:t>eA</w:t>
+            </w:r>
+          </w:p>
+        </w:tc>
+        <w:tc>
+          <w:tcPr>
+            <w:tcW w:type="dxa" w:w="1361"/>
+            <w:tcBorders>
+              <w:top w:val="single" w:sz="4" w:space="0" w:color="D8CCB6"/>
+              <w:left w:val="single" w:sz="4" w:space="0" w:color="D8CCB6"/>
+              <w:bottom w:val="single" w:sz="4" w:space="0" w:color="D8CCB6"/>
+              <w:right w:val="single" w:sz="4" w:space="0" w:color="D8CCB6"/>
+            </w:tcBorders>
+          </w:tcPr>
+          <w:p>
+            <w:pPr>
+              <w:pStyle w:val="DDTabellentext"/>
+            </w:pPr>
+            <w:r>
+              <w:rPr>
+                <w:sz w:val="16"/>
+              </w:rPr>
+              <w:t>ohne Lösungen</w:t>
+            </w:r>
+          </w:p>
+        </w:tc>
+        <w:tc>
+          <w:tcPr>
+            <w:tcW w:type="dxa" w:w="2041"/>
+            <w:tcBorders>
+              <w:top w:val="single" w:sz="4" w:space="0" w:color="D8CCB6"/>
+              <w:left w:val="single" w:sz="4" w:space="0" w:color="D8CCB6"/>
+              <w:bottom w:val="single" w:sz="4" w:space="0" w:color="D8CCB6"/>
+              <w:right w:val="single" w:sz="4" w:space="0" w:color="D8CCB6"/>
+            </w:tcBorders>
+          </w:tcPr>
+          <w:p>
+            <w:pPr>
+              <w:pStyle w:val="DDTabellentext"/>
+            </w:pPr>
+            <w:r>
+              <w:rPr>
+                <w:sz w:val="16"/>
+              </w:rPr>
+              <w:t>mit Lösungen</w:t>
+            </w:r>
+          </w:p>
+        </w:tc>
+        <w:tc>
+          <w:tcPr>
+            <w:tcW w:type="dxa" w:w="4252"/>
+            <w:tcBorders>
+              <w:top w:val="single" w:sz="4" w:space="0" w:color="D8CCB6"/>
+              <w:left w:val="single" w:sz="4" w:space="0" w:color="D8CCB6"/>
+              <w:bottom w:val="single" w:sz="4" w:space="0" w:color="D8CCB6"/>
+              <w:right w:val="single" w:sz="4" w:space="0" w:color="D8CCB6"/>
+            </w:tcBorders>
+          </w:tcPr>
+          <w:p>
+            <w:pPr>
+              <w:pStyle w:val="DDTabellentext"/>
+            </w:pPr>
+            <w:r>
+              <w:rPr>
+                <w:sz w:val="16"/>
+              </w:rPr>
+              <w:t>DD_A5-Warm-up-Karten.pdf</w:t>
+            </w:r>
+          </w:p>
+        </w:tc>
+      </w:tr>
+    </w:tbl>
     <w:p>
       <w:pPr>
-        <w:tabs>
-          <w:tab w:pos="312" w:val="left"/>
-        </w:tabs>
-        <w:spacing w:after="40"/>
-        <w:ind w:left="312" w:hanging="255"/>
+        <w:spacing w:after="0" w:line="80" w:lineRule="exact"/>
       </w:pPr>
-      <w:r>
-        <w:rPr>
-          <w:color w:val="B3261E"/>
-        </w:rPr>
-        <w:t>▸</w:t>
-        <w:tab/>
-      </w:r>
-      <w:r>
-        <w:rPr>
-          <w:i/>
-        </w:rPr>
-        <w:t>geplant (noch nicht eingetragen):</w:t>
-      </w:r>
-      <w:r>
-        <w:t xml:space="preserve"> AB 5.1 Baupläne lesen, AB 5.2 Der Architekturwettbewerb, AB 5.3 Vom Plan zur Datenbank (je mit Lösung)</w:t>
-      </w:r>
-    </w:p>
-    <w:p>
-      <w:pPr>
-        <w:tabs>
-          <w:tab w:pos="312" w:val="left"/>
-        </w:tabs>
-        <w:spacing w:after="40"/>
-        <w:ind w:left="312" w:hanging="255"/>
-      </w:pPr>
-      <w:r>
-        <w:rPr>
-          <w:color w:val="B3261E"/>
-        </w:rPr>
-        <w:t>▸</w:t>
-        <w:tab/>
-      </w:r>
-      <w:r>
-        <w:rPr>
-          <w:i/>
-        </w:rPr>
-        <w:t>geplant (noch nicht eingetragen):</w:t>
-      </w:r>
-      <w:r>
-        <w:t xml:space="preserve"> Präsentation Der Bauplan · Lehrerhinweise Akte 5 · Warm-up-Karten A5</w:t>
-      </w:r>
-    </w:p>
-    <w:p>
-      <w:pPr>
-        <w:tabs>
-          <w:tab w:pos="312" w:val="left"/>
-        </w:tabs>
-        <w:spacing w:after="40"/>
-        <w:ind w:left="312" w:hanging="255"/>
-      </w:pPr>
-      <w:r>
-        <w:rPr>
-          <w:color w:val="B3261E"/>
-        </w:rPr>
-        <w:t>▸</w:t>
-        <w:tab/>
-      </w:r>
-      <w:r>
-        <w:rPr>
-          <w:i/>
-        </w:rPr>
-        <w:t>geplant (noch nicht eingetragen):</w:t>
-      </w:r>
-      <w:r>
-        <w:t xml:space="preserve"> Unplugged: Rollenkarten Fäden-Kardinalitäten, Bewertungsbogen Architekturwettbewerb, Regelkarten-Umzug</w:t>
-      </w:r>
     </w:p>
     <w:p>
       <w:pPr>
@@ -25067,55 +26381,992 @@
         <w:t>Akte 6 · Datenspuren</w:t>
       </w:r>
     </w:p>
+    <w:tbl>
+      <w:tblPr>
+        <w:tblStyle w:val="Datentabelle"/>
+        <w:jc w:val="left"/>
+        <w:tblLayout w:type="fixed"/>
+        <w:tblLook w:firstColumn="1" w:firstRow="1" w:lastColumn="0" w:lastRow="0" w:noHBand="0" w:noVBand="1" w:val="04A0"/>
+        <w:tblW w:w="14571" w:type="dxa"/>
+      </w:tblPr>
+      <w:tblGrid>
+        <w:gridCol w:w="4536"/>
+        <w:gridCol w:w="1474"/>
+        <w:gridCol w:w="907"/>
+        <w:gridCol w:w="1360"/>
+        <w:gridCol w:w="2041"/>
+        <w:gridCol w:w="4252"/>
+      </w:tblGrid>
+      <w:tr>
+        <w:trPr>
+          <w:tblHeader/>
+        </w:trPr>
+        <w:tc>
+          <w:tcPr>
+            <w:tcW w:type="dxa" w:w="4535"/>
+            <w:shd w:val="clear" w:color="auto" w:fill="EBE2D2"/>
+            <w:tcBorders>
+              <w:top w:val="single" w:sz="4" w:space="0" w:color="D8CCB6"/>
+              <w:left w:val="single" w:sz="4" w:space="0" w:color="D8CCB6"/>
+              <w:bottom w:val="single" w:sz="4" w:space="0" w:color="D8CCB6"/>
+              <w:right w:val="single" w:sz="4" w:space="0" w:color="D8CCB6"/>
+            </w:tcBorders>
+          </w:tcPr>
+          <w:p>
+            <w:pPr>
+              <w:pStyle w:val="DDTabellentext"/>
+            </w:pPr>
+            <w:r>
+              <w:rPr>
+                <w:rFonts w:ascii="IBM Plex Mono" w:hAnsi="IBM Plex Mono" w:eastAsia="IBM Plex Mono" w:cs="IBM Plex Mono"/>
+                <w:b/>
+                <w:color w:val="1C2B3A"/>
+                <w:sz w:val="15"/>
+              </w:rPr>
+              <w:t>Material</w:t>
+            </w:r>
+          </w:p>
+        </w:tc>
+        <w:tc>
+          <w:tcPr>
+            <w:tcW w:type="dxa" w:w="1474"/>
+            <w:shd w:val="clear" w:color="auto" w:fill="EBE2D2"/>
+            <w:tcBorders>
+              <w:top w:val="single" w:sz="4" w:space="0" w:color="D8CCB6"/>
+              <w:left w:val="single" w:sz="4" w:space="0" w:color="D8CCB6"/>
+              <w:bottom w:val="single" w:sz="4" w:space="0" w:color="D8CCB6"/>
+              <w:right w:val="single" w:sz="4" w:space="0" w:color="D8CCB6"/>
+            </w:tcBorders>
+          </w:tcPr>
+          <w:p>
+            <w:pPr>
+              <w:pStyle w:val="DDTabellentext"/>
+            </w:pPr>
+            <w:r>
+              <w:rPr>
+                <w:rFonts w:ascii="IBM Plex Mono" w:hAnsi="IBM Plex Mono" w:eastAsia="IBM Plex Mono" w:cs="IBM Plex Mono"/>
+                <w:b/>
+                <w:color w:val="1C2B3A"/>
+                <w:sz w:val="15"/>
+              </w:rPr>
+              <w:t>Art</w:t>
+            </w:r>
+          </w:p>
+        </w:tc>
+        <w:tc>
+          <w:tcPr>
+            <w:tcW w:type="dxa" w:w="907"/>
+            <w:shd w:val="clear" w:color="auto" w:fill="EBE2D2"/>
+            <w:tcBorders>
+              <w:top w:val="single" w:sz="4" w:space="0" w:color="D8CCB6"/>
+              <w:left w:val="single" w:sz="4" w:space="0" w:color="D8CCB6"/>
+              <w:bottom w:val="single" w:sz="4" w:space="0" w:color="D8CCB6"/>
+              <w:right w:val="single" w:sz="4" w:space="0" w:color="D8CCB6"/>
+            </w:tcBorders>
+          </w:tcPr>
+          <w:p>
+            <w:pPr>
+              <w:pStyle w:val="DDTabellentext"/>
+            </w:pPr>
+            <w:r>
+              <w:rPr>
+                <w:rFonts w:ascii="IBM Plex Mono" w:hAnsi="IBM Plex Mono" w:eastAsia="IBM Plex Mono" w:cs="IBM Plex Mono"/>
+                <w:b/>
+                <w:color w:val="1C2B3A"/>
+                <w:sz w:val="15"/>
+              </w:rPr>
+              <w:t>Niveau</w:t>
+            </w:r>
+          </w:p>
+        </w:tc>
+        <w:tc>
+          <w:tcPr>
+            <w:tcW w:type="dxa" w:w="1361"/>
+            <w:shd w:val="clear" w:color="auto" w:fill="EBE2D2"/>
+            <w:tcBorders>
+              <w:top w:val="single" w:sz="4" w:space="0" w:color="D8CCB6"/>
+              <w:left w:val="single" w:sz="4" w:space="0" w:color="D8CCB6"/>
+              <w:bottom w:val="single" w:sz="4" w:space="0" w:color="D8CCB6"/>
+              <w:right w:val="single" w:sz="4" w:space="0" w:color="D8CCB6"/>
+            </w:tcBorders>
+          </w:tcPr>
+          <w:p>
+            <w:pPr>
+              <w:pStyle w:val="DDTabellentext"/>
+            </w:pPr>
+            <w:r>
+              <w:rPr>
+                <w:rFonts w:ascii="IBM Plex Mono" w:hAnsi="IBM Plex Mono" w:eastAsia="IBM Plex Mono" w:cs="IBM Plex Mono"/>
+                <w:b/>
+                <w:color w:val="1C2B3A"/>
+                <w:sz w:val="15"/>
+              </w:rPr>
+              <w:t>Schüler-PDF</w:t>
+            </w:r>
+          </w:p>
+        </w:tc>
+        <w:tc>
+          <w:tcPr>
+            <w:tcW w:type="dxa" w:w="2041"/>
+            <w:shd w:val="clear" w:color="auto" w:fill="EBE2D2"/>
+            <w:tcBorders>
+              <w:top w:val="single" w:sz="4" w:space="0" w:color="D8CCB6"/>
+              <w:left w:val="single" w:sz="4" w:space="0" w:color="D8CCB6"/>
+              <w:bottom w:val="single" w:sz="4" w:space="0" w:color="D8CCB6"/>
+              <w:right w:val="single" w:sz="4" w:space="0" w:color="D8CCB6"/>
+            </w:tcBorders>
+          </w:tcPr>
+          <w:p>
+            <w:pPr>
+              <w:pStyle w:val="DDTabellentext"/>
+            </w:pPr>
+            <w:r>
+              <w:rPr>
+                <w:rFonts w:ascii="IBM Plex Mono" w:hAnsi="IBM Plex Mono" w:eastAsia="IBM Plex Mono" w:cs="IBM Plex Mono"/>
+                <w:b/>
+                <w:color w:val="1C2B3A"/>
+                <w:sz w:val="15"/>
+              </w:rPr>
+              <w:t>Lehrkraft-PDF</w:t>
+            </w:r>
+          </w:p>
+        </w:tc>
+        <w:tc>
+          <w:tcPr>
+            <w:tcW w:type="dxa" w:w="4252"/>
+            <w:shd w:val="clear" w:color="auto" w:fill="EBE2D2"/>
+            <w:tcBorders>
+              <w:top w:val="single" w:sz="4" w:space="0" w:color="D8CCB6"/>
+              <w:left w:val="single" w:sz="4" w:space="0" w:color="D8CCB6"/>
+              <w:bottom w:val="single" w:sz="4" w:space="0" w:color="D8CCB6"/>
+              <w:right w:val="single" w:sz="4" w:space="0" w:color="D8CCB6"/>
+            </w:tcBorders>
+          </w:tcPr>
+          <w:p>
+            <w:pPr>
+              <w:pStyle w:val="DDTabellentext"/>
+            </w:pPr>
+            <w:r>
+              <w:rPr>
+                <w:rFonts w:ascii="IBM Plex Mono" w:hAnsi="IBM Plex Mono" w:eastAsia="IBM Plex Mono" w:cs="IBM Plex Mono"/>
+                <w:b/>
+                <w:color w:val="1C2B3A"/>
+                <w:sz w:val="15"/>
+              </w:rPr>
+              <w:t>Dateiname (PDF)</w:t>
+            </w:r>
+          </w:p>
+        </w:tc>
+      </w:tr>
+      <w:tr>
+        <w:tc>
+          <w:tcPr>
+            <w:tcW w:type="dxa" w:w="4535"/>
+            <w:tcBorders>
+              <w:top w:val="single" w:sz="4" w:space="0" w:color="D8CCB6"/>
+              <w:left w:val="single" w:sz="4" w:space="0" w:color="D8CCB6"/>
+              <w:bottom w:val="single" w:sz="4" w:space="0" w:color="D8CCB6"/>
+              <w:right w:val="single" w:sz="4" w:space="0" w:color="D8CCB6"/>
+            </w:tcBorders>
+          </w:tcPr>
+          <w:p>
+            <w:pPr>
+              <w:pStyle w:val="DDTabellentext"/>
+            </w:pPr>
+            <w:r>
+              <w:rPr>
+                <w:sz w:val="16"/>
+              </w:rPr>
+              <w:t>AB 6.1 · Das Phantom</w:t>
+            </w:r>
+          </w:p>
+        </w:tc>
+        <w:tc>
+          <w:tcPr>
+            <w:tcW w:type="dxa" w:w="1474"/>
+            <w:tcBorders>
+              <w:top w:val="single" w:sz="4" w:space="0" w:color="D8CCB6"/>
+              <w:left w:val="single" w:sz="4" w:space="0" w:color="D8CCB6"/>
+              <w:bottom w:val="single" w:sz="4" w:space="0" w:color="D8CCB6"/>
+              <w:right w:val="single" w:sz="4" w:space="0" w:color="D8CCB6"/>
+            </w:tcBorders>
+          </w:tcPr>
+          <w:p>
+            <w:pPr>
+              <w:pStyle w:val="DDTabellentext"/>
+            </w:pPr>
+            <w:r>
+              <w:rPr>
+                <w:sz w:val="16"/>
+              </w:rPr>
+              <w:t>Arbeitsblatt</w:t>
+            </w:r>
+          </w:p>
+        </w:tc>
+        <w:tc>
+          <w:tcPr>
+            <w:tcW w:type="dxa" w:w="907"/>
+            <w:tcBorders>
+              <w:top w:val="single" w:sz="4" w:space="0" w:color="D8CCB6"/>
+              <w:left w:val="single" w:sz="4" w:space="0" w:color="D8CCB6"/>
+              <w:bottom w:val="single" w:sz="4" w:space="0" w:color="D8CCB6"/>
+              <w:right w:val="single" w:sz="4" w:space="0" w:color="D8CCB6"/>
+            </w:tcBorders>
+          </w:tcPr>
+          <w:p>
+            <w:pPr>
+              <w:pStyle w:val="DDTabellentext"/>
+            </w:pPr>
+            <w:r>
+              <w:rPr>
+                <w:sz w:val="16"/>
+              </w:rPr>
+              <w:t>beide</w:t>
+            </w:r>
+          </w:p>
+        </w:tc>
+        <w:tc>
+          <w:tcPr>
+            <w:tcW w:type="dxa" w:w="1361"/>
+            <w:tcBorders>
+              <w:top w:val="single" w:sz="4" w:space="0" w:color="D8CCB6"/>
+              <w:left w:val="single" w:sz="4" w:space="0" w:color="D8CCB6"/>
+              <w:bottom w:val="single" w:sz="4" w:space="0" w:color="D8CCB6"/>
+              <w:right w:val="single" w:sz="4" w:space="0" w:color="D8CCB6"/>
+            </w:tcBorders>
+          </w:tcPr>
+          <w:p>
+            <w:pPr>
+              <w:pStyle w:val="DDTabellentext"/>
+            </w:pPr>
+            <w:r>
+              <w:rPr>
+                <w:sz w:val="16"/>
+              </w:rPr>
+              <w:t>ja</w:t>
+            </w:r>
+          </w:p>
+        </w:tc>
+        <w:tc>
+          <w:tcPr>
+            <w:tcW w:type="dxa" w:w="2041"/>
+            <w:tcBorders>
+              <w:top w:val="single" w:sz="4" w:space="0" w:color="D8CCB6"/>
+              <w:left w:val="single" w:sz="4" w:space="0" w:color="D8CCB6"/>
+              <w:bottom w:val="single" w:sz="4" w:space="0" w:color="D8CCB6"/>
+              <w:right w:val="single" w:sz="4" w:space="0" w:color="D8CCB6"/>
+            </w:tcBorders>
+          </w:tcPr>
+          <w:p>
+            <w:pPr>
+              <w:pStyle w:val="DDTabellentext"/>
+            </w:pPr>
+            <w:r>
+              <w:rPr>
+                <w:sz w:val="16"/>
+              </w:rPr>
+              <w:t>Lösung</w:t>
+            </w:r>
+          </w:p>
+        </w:tc>
+        <w:tc>
+          <w:tcPr>
+            <w:tcW w:type="dxa" w:w="4252"/>
+            <w:tcBorders>
+              <w:top w:val="single" w:sz="4" w:space="0" w:color="D8CCB6"/>
+              <w:left w:val="single" w:sz="4" w:space="0" w:color="D8CCB6"/>
+              <w:bottom w:val="single" w:sz="4" w:space="0" w:color="D8CCB6"/>
+              <w:right w:val="single" w:sz="4" w:space="0" w:color="D8CCB6"/>
+            </w:tcBorders>
+          </w:tcPr>
+          <w:p>
+            <w:pPr>
+              <w:pStyle w:val="DDTabellentext"/>
+            </w:pPr>
+            <w:r>
+              <w:rPr>
+                <w:sz w:val="16"/>
+              </w:rPr>
+              <w:t>DD_A6-AB1_Das_Phantom.pdf</w:t>
+            </w:r>
+          </w:p>
+        </w:tc>
+      </w:tr>
+      <w:tr>
+        <w:tc>
+          <w:tcPr>
+            <w:tcW w:type="dxa" w:w="4535"/>
+            <w:tcBorders>
+              <w:top w:val="single" w:sz="4" w:space="0" w:color="D8CCB6"/>
+              <w:left w:val="single" w:sz="4" w:space="0" w:color="D8CCB6"/>
+              <w:bottom w:val="single" w:sz="4" w:space="0" w:color="D8CCB6"/>
+              <w:right w:val="single" w:sz="4" w:space="0" w:color="D8CCB6"/>
+            </w:tcBorders>
+          </w:tcPr>
+          <w:p>
+            <w:pPr>
+              <w:pStyle w:val="DDTabellentext"/>
+            </w:pPr>
+            <w:r>
+              <w:rPr>
+                <w:sz w:val="16"/>
+              </w:rPr>
+              <w:t>Präsentation Datenspuren</w:t>
+            </w:r>
+          </w:p>
+        </w:tc>
+        <w:tc>
+          <w:tcPr>
+            <w:tcW w:type="dxa" w:w="1474"/>
+            <w:tcBorders>
+              <w:top w:val="single" w:sz="4" w:space="0" w:color="D8CCB6"/>
+              <w:left w:val="single" w:sz="4" w:space="0" w:color="D8CCB6"/>
+              <w:bottom w:val="single" w:sz="4" w:space="0" w:color="D8CCB6"/>
+              <w:right w:val="single" w:sz="4" w:space="0" w:color="D8CCB6"/>
+            </w:tcBorders>
+          </w:tcPr>
+          <w:p>
+            <w:pPr>
+              <w:pStyle w:val="DDTabellentext"/>
+            </w:pPr>
+            <w:r>
+              <w:rPr>
+                <w:sz w:val="16"/>
+              </w:rPr>
+              <w:t>Präsentation</w:t>
+            </w:r>
+          </w:p>
+        </w:tc>
+        <w:tc>
+          <w:tcPr>
+            <w:tcW w:type="dxa" w:w="907"/>
+            <w:tcBorders>
+              <w:top w:val="single" w:sz="4" w:space="0" w:color="D8CCB6"/>
+              <w:left w:val="single" w:sz="4" w:space="0" w:color="D8CCB6"/>
+              <w:bottom w:val="single" w:sz="4" w:space="0" w:color="D8CCB6"/>
+              <w:right w:val="single" w:sz="4" w:space="0" w:color="D8CCB6"/>
+            </w:tcBorders>
+          </w:tcPr>
+          <w:p>
+            <w:pPr>
+              <w:pStyle w:val="DDTabellentext"/>
+            </w:pPr>
+            <w:r>
+              <w:rPr>
+                <w:sz w:val="16"/>
+              </w:rPr>
+              <w:t>beide</w:t>
+            </w:r>
+          </w:p>
+        </w:tc>
+        <w:tc>
+          <w:tcPr>
+            <w:tcW w:type="dxa" w:w="1361"/>
+            <w:tcBorders>
+              <w:top w:val="single" w:sz="4" w:space="0" w:color="D8CCB6"/>
+              <w:left w:val="single" w:sz="4" w:space="0" w:color="D8CCB6"/>
+              <w:bottom w:val="single" w:sz="4" w:space="0" w:color="D8CCB6"/>
+              <w:right w:val="single" w:sz="4" w:space="0" w:color="D8CCB6"/>
+            </w:tcBorders>
+          </w:tcPr>
+          <w:p>
+            <w:pPr>
+              <w:pStyle w:val="DDTabellentext"/>
+            </w:pPr>
+            <w:r>
+              <w:rPr>
+                <w:sz w:val="16"/>
+              </w:rPr>
+              <w:t>Handout</w:t>
+            </w:r>
+          </w:p>
+        </w:tc>
+        <w:tc>
+          <w:tcPr>
+            <w:tcW w:type="dxa" w:w="2041"/>
+            <w:tcBorders>
+              <w:top w:val="single" w:sz="4" w:space="0" w:color="D8CCB6"/>
+              <w:left w:val="single" w:sz="4" w:space="0" w:color="D8CCB6"/>
+              <w:bottom w:val="single" w:sz="4" w:space="0" w:color="D8CCB6"/>
+              <w:right w:val="single" w:sz="4" w:space="0" w:color="D8CCB6"/>
+            </w:tcBorders>
+          </w:tcPr>
+          <w:p>
+            <w:pPr>
+              <w:pStyle w:val="DDTabellentext"/>
+            </w:pPr>
+            <w:r>
+              <w:rPr>
+                <w:sz w:val="16"/>
+              </w:rPr>
+              <w:t>mit Notizen</w:t>
+            </w:r>
+          </w:p>
+        </w:tc>
+        <w:tc>
+          <w:tcPr>
+            <w:tcW w:type="dxa" w:w="4252"/>
+            <w:tcBorders>
+              <w:top w:val="single" w:sz="4" w:space="0" w:color="D8CCB6"/>
+              <w:left w:val="single" w:sz="4" w:space="0" w:color="D8CCB6"/>
+              <w:bottom w:val="single" w:sz="4" w:space="0" w:color="D8CCB6"/>
+              <w:right w:val="single" w:sz="4" w:space="0" w:color="D8CCB6"/>
+            </w:tcBorders>
+          </w:tcPr>
+          <w:p>
+            <w:pPr>
+              <w:pStyle w:val="DDTabellentext"/>
+            </w:pPr>
+            <w:r>
+              <w:rPr>
+                <w:sz w:val="16"/>
+              </w:rPr>
+              <w:t>DD_A6-Praesentation_Datenspuren.pdf</w:t>
+            </w:r>
+          </w:p>
+        </w:tc>
+      </w:tr>
+      <w:tr>
+        <w:tc>
+          <w:tcPr>
+            <w:tcW w:type="dxa" w:w="4535"/>
+            <w:tcBorders>
+              <w:top w:val="single" w:sz="4" w:space="0" w:color="D8CCB6"/>
+              <w:left w:val="single" w:sz="4" w:space="0" w:color="D8CCB6"/>
+              <w:bottom w:val="single" w:sz="4" w:space="0" w:color="D8CCB6"/>
+              <w:right w:val="single" w:sz="4" w:space="0" w:color="D8CCB6"/>
+            </w:tcBorders>
+          </w:tcPr>
+          <w:p>
+            <w:pPr>
+              <w:pStyle w:val="DDTabellentext"/>
+            </w:pPr>
+            <w:r>
+              <w:rPr>
+                <w:sz w:val="16"/>
+              </w:rPr>
+              <w:t>Unplugged: Steh auf, wenn …</w:t>
+            </w:r>
+          </w:p>
+        </w:tc>
+        <w:tc>
+          <w:tcPr>
+            <w:tcW w:type="dxa" w:w="1474"/>
+            <w:tcBorders>
+              <w:top w:val="single" w:sz="4" w:space="0" w:color="D8CCB6"/>
+              <w:left w:val="single" w:sz="4" w:space="0" w:color="D8CCB6"/>
+              <w:bottom w:val="single" w:sz="4" w:space="0" w:color="D8CCB6"/>
+              <w:right w:val="single" w:sz="4" w:space="0" w:color="D8CCB6"/>
+            </w:tcBorders>
+          </w:tcPr>
+          <w:p>
+            <w:pPr>
+              <w:pStyle w:val="DDTabellentext"/>
+            </w:pPr>
+            <w:r>
+              <w:rPr>
+                <w:sz w:val="16"/>
+              </w:rPr>
+              <w:t>Unplugged</w:t>
+            </w:r>
+          </w:p>
+        </w:tc>
+        <w:tc>
+          <w:tcPr>
+            <w:tcW w:type="dxa" w:w="907"/>
+            <w:tcBorders>
+              <w:top w:val="single" w:sz="4" w:space="0" w:color="D8CCB6"/>
+              <w:left w:val="single" w:sz="4" w:space="0" w:color="D8CCB6"/>
+              <w:bottom w:val="single" w:sz="4" w:space="0" w:color="D8CCB6"/>
+              <w:right w:val="single" w:sz="4" w:space="0" w:color="D8CCB6"/>
+            </w:tcBorders>
+          </w:tcPr>
+          <w:p>
+            <w:pPr>
+              <w:pStyle w:val="DDTabellentext"/>
+            </w:pPr>
+            <w:r>
+              <w:rPr>
+                <w:sz w:val="16"/>
+              </w:rPr>
+              <w:t>beide</w:t>
+            </w:r>
+          </w:p>
+        </w:tc>
+        <w:tc>
+          <w:tcPr>
+            <w:tcW w:type="dxa" w:w="1361"/>
+            <w:tcBorders>
+              <w:top w:val="single" w:sz="4" w:space="0" w:color="D8CCB6"/>
+              <w:left w:val="single" w:sz="4" w:space="0" w:color="D8CCB6"/>
+              <w:bottom w:val="single" w:sz="4" w:space="0" w:color="D8CCB6"/>
+              <w:right w:val="single" w:sz="4" w:space="0" w:color="D8CCB6"/>
+            </w:tcBorders>
+          </w:tcPr>
+          <w:p>
+            <w:pPr>
+              <w:pStyle w:val="DDTabellentext"/>
+            </w:pPr>
+            <w:r>
+              <w:rPr>
+                <w:sz w:val="16"/>
+              </w:rPr>
+              <w:t>ja</w:t>
+            </w:r>
+          </w:p>
+        </w:tc>
+        <w:tc>
+          <w:tcPr>
+            <w:tcW w:type="dxa" w:w="2041"/>
+            <w:tcBorders>
+              <w:top w:val="single" w:sz="4" w:space="0" w:color="D8CCB6"/>
+              <w:left w:val="single" w:sz="4" w:space="0" w:color="D8CCB6"/>
+              <w:bottom w:val="single" w:sz="4" w:space="0" w:color="D8CCB6"/>
+              <w:right w:val="single" w:sz="4" w:space="0" w:color="D8CCB6"/>
+            </w:tcBorders>
+          </w:tcPr>
+          <w:p>
+            <w:pPr>
+              <w:pStyle w:val="DDTabellentext"/>
+            </w:pPr>
+            <w:r>
+              <w:rPr>
+                <w:sz w:val="16"/>
+              </w:rPr>
+              <w:t>–</w:t>
+            </w:r>
+          </w:p>
+        </w:tc>
+        <w:tc>
+          <w:tcPr>
+            <w:tcW w:type="dxa" w:w="4252"/>
+            <w:tcBorders>
+              <w:top w:val="single" w:sz="4" w:space="0" w:color="D8CCB6"/>
+              <w:left w:val="single" w:sz="4" w:space="0" w:color="D8CCB6"/>
+              <w:bottom w:val="single" w:sz="4" w:space="0" w:color="D8CCB6"/>
+              <w:right w:val="single" w:sz="4" w:space="0" w:color="D8CCB6"/>
+            </w:tcBorders>
+          </w:tcPr>
+          <w:p>
+            <w:pPr>
+              <w:pStyle w:val="DDTabellentext"/>
+            </w:pPr>
+            <w:r>
+              <w:rPr>
+                <w:sz w:val="16"/>
+              </w:rPr>
+              <w:t>DD_A6-Unplugged_Steh_auf_wenn.pdf</w:t>
+            </w:r>
+          </w:p>
+        </w:tc>
+      </w:tr>
+      <w:tr>
+        <w:tc>
+          <w:tcPr>
+            <w:tcW w:type="dxa" w:w="4535"/>
+            <w:tcBorders>
+              <w:top w:val="single" w:sz="4" w:space="0" w:color="D8CCB6"/>
+              <w:left w:val="single" w:sz="4" w:space="0" w:color="D8CCB6"/>
+              <w:bottom w:val="single" w:sz="4" w:space="0" w:color="D8CCB6"/>
+              <w:right w:val="single" w:sz="4" w:space="0" w:color="D8CCB6"/>
+            </w:tcBorders>
+          </w:tcPr>
+          <w:p>
+            <w:pPr>
+              <w:pStyle w:val="DDTabellentext"/>
+            </w:pPr>
+            <w:r>
+              <w:rPr>
+                <w:sz w:val="16"/>
+              </w:rPr>
+              <w:t>Unplugged: Rollenkarten-Debatte „Durfte die Detektei das?“</w:t>
+            </w:r>
+          </w:p>
+        </w:tc>
+        <w:tc>
+          <w:tcPr>
+            <w:tcW w:type="dxa" w:w="1474"/>
+            <w:tcBorders>
+              <w:top w:val="single" w:sz="4" w:space="0" w:color="D8CCB6"/>
+              <w:left w:val="single" w:sz="4" w:space="0" w:color="D8CCB6"/>
+              <w:bottom w:val="single" w:sz="4" w:space="0" w:color="D8CCB6"/>
+              <w:right w:val="single" w:sz="4" w:space="0" w:color="D8CCB6"/>
+            </w:tcBorders>
+          </w:tcPr>
+          <w:p>
+            <w:pPr>
+              <w:pStyle w:val="DDTabellentext"/>
+            </w:pPr>
+            <w:r>
+              <w:rPr>
+                <w:sz w:val="16"/>
+              </w:rPr>
+              <w:t>Unplugged</w:t>
+            </w:r>
+          </w:p>
+        </w:tc>
+        <w:tc>
+          <w:tcPr>
+            <w:tcW w:type="dxa" w:w="907"/>
+            <w:tcBorders>
+              <w:top w:val="single" w:sz="4" w:space="0" w:color="D8CCB6"/>
+              <w:left w:val="single" w:sz="4" w:space="0" w:color="D8CCB6"/>
+              <w:bottom w:val="single" w:sz="4" w:space="0" w:color="D8CCB6"/>
+              <w:right w:val="single" w:sz="4" w:space="0" w:color="D8CCB6"/>
+            </w:tcBorders>
+          </w:tcPr>
+          <w:p>
+            <w:pPr>
+              <w:pStyle w:val="DDTabellentext"/>
+            </w:pPr>
+            <w:r>
+              <w:rPr>
+                <w:sz w:val="16"/>
+              </w:rPr>
+              <w:t>beide</w:t>
+            </w:r>
+          </w:p>
+        </w:tc>
+        <w:tc>
+          <w:tcPr>
+            <w:tcW w:type="dxa" w:w="1361"/>
+            <w:tcBorders>
+              <w:top w:val="single" w:sz="4" w:space="0" w:color="D8CCB6"/>
+              <w:left w:val="single" w:sz="4" w:space="0" w:color="D8CCB6"/>
+              <w:bottom w:val="single" w:sz="4" w:space="0" w:color="D8CCB6"/>
+              <w:right w:val="single" w:sz="4" w:space="0" w:color="D8CCB6"/>
+            </w:tcBorders>
+          </w:tcPr>
+          <w:p>
+            <w:pPr>
+              <w:pStyle w:val="DDTabellentext"/>
+            </w:pPr>
+            <w:r>
+              <w:rPr>
+                <w:sz w:val="16"/>
+              </w:rPr>
+              <w:t>ja</w:t>
+            </w:r>
+          </w:p>
+        </w:tc>
+        <w:tc>
+          <w:tcPr>
+            <w:tcW w:type="dxa" w:w="2041"/>
+            <w:tcBorders>
+              <w:top w:val="single" w:sz="4" w:space="0" w:color="D8CCB6"/>
+              <w:left w:val="single" w:sz="4" w:space="0" w:color="D8CCB6"/>
+              <w:bottom w:val="single" w:sz="4" w:space="0" w:color="D8CCB6"/>
+              <w:right w:val="single" w:sz="4" w:space="0" w:color="D8CCB6"/>
+            </w:tcBorders>
+          </w:tcPr>
+          <w:p>
+            <w:pPr>
+              <w:pStyle w:val="DDTabellentext"/>
+            </w:pPr>
+            <w:r>
+              <w:rPr>
+                <w:sz w:val="16"/>
+              </w:rPr>
+              <w:t>–</w:t>
+            </w:r>
+          </w:p>
+        </w:tc>
+        <w:tc>
+          <w:tcPr>
+            <w:tcW w:type="dxa" w:w="4252"/>
+            <w:tcBorders>
+              <w:top w:val="single" w:sz="4" w:space="0" w:color="D8CCB6"/>
+              <w:left w:val="single" w:sz="4" w:space="0" w:color="D8CCB6"/>
+              <w:bottom w:val="single" w:sz="4" w:space="0" w:color="D8CCB6"/>
+              <w:right w:val="single" w:sz="4" w:space="0" w:color="D8CCB6"/>
+            </w:tcBorders>
+          </w:tcPr>
+          <w:p>
+            <w:pPr>
+              <w:pStyle w:val="DDTabellentext"/>
+            </w:pPr>
+            <w:r>
+              <w:rPr>
+                <w:sz w:val="16"/>
+              </w:rPr>
+              <w:t>DD_A6-Unplugged_Rollenkarten-Debatte.pdf</w:t>
+            </w:r>
+          </w:p>
+        </w:tc>
+      </w:tr>
+      <w:tr>
+        <w:tc>
+          <w:tcPr>
+            <w:tcW w:type="dxa" w:w="4535"/>
+            <w:tcBorders>
+              <w:top w:val="single" w:sz="4" w:space="0" w:color="D8CCB6"/>
+              <w:left w:val="single" w:sz="4" w:space="0" w:color="D8CCB6"/>
+              <w:bottom w:val="single" w:sz="4" w:space="0" w:color="D8CCB6"/>
+              <w:right w:val="single" w:sz="4" w:space="0" w:color="D8CCB6"/>
+            </w:tcBorders>
+          </w:tcPr>
+          <w:p>
+            <w:pPr>
+              <w:pStyle w:val="DDTabellentext"/>
+            </w:pPr>
+            <w:r>
+              <w:rPr>
+                <w:sz w:val="16"/>
+              </w:rPr>
+              <w:t>Lehrerhinweise Akte 6</w:t>
+            </w:r>
+          </w:p>
+        </w:tc>
+        <w:tc>
+          <w:tcPr>
+            <w:tcW w:type="dxa" w:w="1474"/>
+            <w:tcBorders>
+              <w:top w:val="single" w:sz="4" w:space="0" w:color="D8CCB6"/>
+              <w:left w:val="single" w:sz="4" w:space="0" w:color="D8CCB6"/>
+              <w:bottom w:val="single" w:sz="4" w:space="0" w:color="D8CCB6"/>
+              <w:right w:val="single" w:sz="4" w:space="0" w:color="D8CCB6"/>
+            </w:tcBorders>
+          </w:tcPr>
+          <w:p>
+            <w:pPr>
+              <w:pStyle w:val="DDTabellentext"/>
+            </w:pPr>
+            <w:r>
+              <w:rPr>
+                <w:sz w:val="16"/>
+              </w:rPr>
+              <w:t>Lehrerhinweise</w:t>
+            </w:r>
+          </w:p>
+        </w:tc>
+        <w:tc>
+          <w:tcPr>
+            <w:tcW w:type="dxa" w:w="907"/>
+            <w:tcBorders>
+              <w:top w:val="single" w:sz="4" w:space="0" w:color="D8CCB6"/>
+              <w:left w:val="single" w:sz="4" w:space="0" w:color="D8CCB6"/>
+              <w:bottom w:val="single" w:sz="4" w:space="0" w:color="D8CCB6"/>
+              <w:right w:val="single" w:sz="4" w:space="0" w:color="D8CCB6"/>
+            </w:tcBorders>
+          </w:tcPr>
+          <w:p>
+            <w:pPr>
+              <w:pStyle w:val="DDTabellentext"/>
+            </w:pPr>
+            <w:r>
+              <w:rPr>
+                <w:sz w:val="16"/>
+              </w:rPr>
+              <w:t>beide</w:t>
+            </w:r>
+          </w:p>
+        </w:tc>
+        <w:tc>
+          <w:tcPr>
+            <w:tcW w:type="dxa" w:w="1361"/>
+            <w:tcBorders>
+              <w:top w:val="single" w:sz="4" w:space="0" w:color="D8CCB6"/>
+              <w:left w:val="single" w:sz="4" w:space="0" w:color="D8CCB6"/>
+              <w:bottom w:val="single" w:sz="4" w:space="0" w:color="D8CCB6"/>
+              <w:right w:val="single" w:sz="4" w:space="0" w:color="D8CCB6"/>
+            </w:tcBorders>
+          </w:tcPr>
+          <w:p>
+            <w:pPr>
+              <w:pStyle w:val="DDTabellentext"/>
+            </w:pPr>
+            <w:r>
+              <w:rPr>
+                <w:sz w:val="16"/>
+              </w:rPr>
+              <w:t>–</w:t>
+            </w:r>
+          </w:p>
+        </w:tc>
+        <w:tc>
+          <w:tcPr>
+            <w:tcW w:type="dxa" w:w="2041"/>
+            <w:tcBorders>
+              <w:top w:val="single" w:sz="4" w:space="0" w:color="D8CCB6"/>
+              <w:left w:val="single" w:sz="4" w:space="0" w:color="D8CCB6"/>
+              <w:bottom w:val="single" w:sz="4" w:space="0" w:color="D8CCB6"/>
+              <w:right w:val="single" w:sz="4" w:space="0" w:color="D8CCB6"/>
+            </w:tcBorders>
+          </w:tcPr>
+          <w:p>
+            <w:pPr>
+              <w:pStyle w:val="DDTabellentext"/>
+            </w:pPr>
+            <w:r>
+              <w:rPr>
+                <w:sz w:val="16"/>
+              </w:rPr>
+              <w:t>ja</w:t>
+            </w:r>
+          </w:p>
+        </w:tc>
+        <w:tc>
+          <w:tcPr>
+            <w:tcW w:type="dxa" w:w="4252"/>
+            <w:tcBorders>
+              <w:top w:val="single" w:sz="4" w:space="0" w:color="D8CCB6"/>
+              <w:left w:val="single" w:sz="4" w:space="0" w:color="D8CCB6"/>
+              <w:bottom w:val="single" w:sz="4" w:space="0" w:color="D8CCB6"/>
+              <w:right w:val="single" w:sz="4" w:space="0" w:color="D8CCB6"/>
+            </w:tcBorders>
+          </w:tcPr>
+          <w:p>
+            <w:pPr>
+              <w:pStyle w:val="DDTabellentext"/>
+            </w:pPr>
+            <w:r>
+              <w:rPr>
+                <w:sz w:val="16"/>
+              </w:rPr>
+              <w:t>DD_A6-Lehrerhinweise.pdf</w:t>
+            </w:r>
+          </w:p>
+        </w:tc>
+      </w:tr>
+      <w:tr>
+        <w:tc>
+          <w:tcPr>
+            <w:tcW w:type="dxa" w:w="4535"/>
+            <w:tcBorders>
+              <w:top w:val="single" w:sz="4" w:space="0" w:color="D8CCB6"/>
+              <w:left w:val="single" w:sz="4" w:space="0" w:color="D8CCB6"/>
+              <w:bottom w:val="single" w:sz="4" w:space="0" w:color="D8CCB6"/>
+              <w:right w:val="single" w:sz="4" w:space="0" w:color="D8CCB6"/>
+            </w:tcBorders>
+          </w:tcPr>
+          <w:p>
+            <w:pPr>
+              <w:pStyle w:val="DDTabellentext"/>
+            </w:pPr>
+            <w:r>
+              <w:rPr>
+                <w:sz w:val="16"/>
+              </w:rPr>
+              <w:t>Warm-up-Karten Akte 6</w:t>
+            </w:r>
+          </w:p>
+        </w:tc>
+        <w:tc>
+          <w:tcPr>
+            <w:tcW w:type="dxa" w:w="1474"/>
+            <w:tcBorders>
+              <w:top w:val="single" w:sz="4" w:space="0" w:color="D8CCB6"/>
+              <w:left w:val="single" w:sz="4" w:space="0" w:color="D8CCB6"/>
+              <w:bottom w:val="single" w:sz="4" w:space="0" w:color="D8CCB6"/>
+              <w:right w:val="single" w:sz="4" w:space="0" w:color="D8CCB6"/>
+            </w:tcBorders>
+          </w:tcPr>
+          <w:p>
+            <w:pPr>
+              <w:pStyle w:val="DDTabellentext"/>
+            </w:pPr>
+            <w:r>
+              <w:rPr>
+                <w:sz w:val="16"/>
+              </w:rPr>
+              <w:t>Warm-up</w:t>
+            </w:r>
+          </w:p>
+        </w:tc>
+        <w:tc>
+          <w:tcPr>
+            <w:tcW w:type="dxa" w:w="907"/>
+            <w:tcBorders>
+              <w:top w:val="single" w:sz="4" w:space="0" w:color="D8CCB6"/>
+              <w:left w:val="single" w:sz="4" w:space="0" w:color="D8CCB6"/>
+              <w:bottom w:val="single" w:sz="4" w:space="0" w:color="D8CCB6"/>
+              <w:right w:val="single" w:sz="4" w:space="0" w:color="D8CCB6"/>
+            </w:tcBorders>
+          </w:tcPr>
+          <w:p>
+            <w:pPr>
+              <w:pStyle w:val="DDTabellentext"/>
+            </w:pPr>
+            <w:r>
+              <w:rPr>
+                <w:sz w:val="16"/>
+              </w:rPr>
+              <w:t>beide</w:t>
+            </w:r>
+          </w:p>
+        </w:tc>
+        <w:tc>
+          <w:tcPr>
+            <w:tcW w:type="dxa" w:w="1361"/>
+            <w:tcBorders>
+              <w:top w:val="single" w:sz="4" w:space="0" w:color="D8CCB6"/>
+              <w:left w:val="single" w:sz="4" w:space="0" w:color="D8CCB6"/>
+              <w:bottom w:val="single" w:sz="4" w:space="0" w:color="D8CCB6"/>
+              <w:right w:val="single" w:sz="4" w:space="0" w:color="D8CCB6"/>
+            </w:tcBorders>
+          </w:tcPr>
+          <w:p>
+            <w:pPr>
+              <w:pStyle w:val="DDTabellentext"/>
+            </w:pPr>
+            <w:r>
+              <w:rPr>
+                <w:sz w:val="16"/>
+              </w:rPr>
+              <w:t>ohne Lösungen</w:t>
+            </w:r>
+          </w:p>
+        </w:tc>
+        <w:tc>
+          <w:tcPr>
+            <w:tcW w:type="dxa" w:w="2041"/>
+            <w:tcBorders>
+              <w:top w:val="single" w:sz="4" w:space="0" w:color="D8CCB6"/>
+              <w:left w:val="single" w:sz="4" w:space="0" w:color="D8CCB6"/>
+              <w:bottom w:val="single" w:sz="4" w:space="0" w:color="D8CCB6"/>
+              <w:right w:val="single" w:sz="4" w:space="0" w:color="D8CCB6"/>
+            </w:tcBorders>
+          </w:tcPr>
+          <w:p>
+            <w:pPr>
+              <w:pStyle w:val="DDTabellentext"/>
+            </w:pPr>
+            <w:r>
+              <w:rPr>
+                <w:sz w:val="16"/>
+              </w:rPr>
+              <w:t>mit Lösungen</w:t>
+            </w:r>
+          </w:p>
+        </w:tc>
+        <w:tc>
+          <w:tcPr>
+            <w:tcW w:type="dxa" w:w="4252"/>
+            <w:tcBorders>
+              <w:top w:val="single" w:sz="4" w:space="0" w:color="D8CCB6"/>
+              <w:left w:val="single" w:sz="4" w:space="0" w:color="D8CCB6"/>
+              <w:bottom w:val="single" w:sz="4" w:space="0" w:color="D8CCB6"/>
+              <w:right w:val="single" w:sz="4" w:space="0" w:color="D8CCB6"/>
+            </w:tcBorders>
+          </w:tcPr>
+          <w:p>
+            <w:pPr>
+              <w:pStyle w:val="DDTabellentext"/>
+            </w:pPr>
+            <w:r>
+              <w:rPr>
+                <w:sz w:val="16"/>
+              </w:rPr>
+              <w:t>DD_A6-Warm-up-Karten.pdf</w:t>
+            </w:r>
+          </w:p>
+        </w:tc>
+      </w:tr>
+    </w:tbl>
     <w:p>
       <w:pPr>
-        <w:tabs>
-          <w:tab w:pos="312" w:val="left"/>
-        </w:tabs>
-        <w:spacing w:after="40"/>
-        <w:ind w:left="312" w:hanging="255"/>
+        <w:spacing w:after="0" w:line="80" w:lineRule="exact"/>
       </w:pPr>
-      <w:r>
-        <w:rPr>
-          <w:color w:val="B3261E"/>
-        </w:rPr>
-        <w:t>▸</w:t>
-        <w:tab/>
-      </w:r>
-      <w:r>
-        <w:rPr>
-          <w:i/>
-        </w:rPr>
-        <w:t>geplant (noch nicht eingetragen):</w:t>
-      </w:r>
-      <w:r>
-        <w:t xml:space="preserve"> AB 6.1 Das Phantom (mit Lösung) · Präsentation Datenspuren · Lehrerhinweise Akte 6 · Warm-up-Karten A6</w:t>
-      </w:r>
-    </w:p>
-    <w:p>
-      <w:pPr>
-        <w:tabs>
-          <w:tab w:pos="312" w:val="left"/>
-        </w:tabs>
-        <w:spacing w:after="40"/>
-        <w:ind w:left="312" w:hanging="255"/>
-      </w:pPr>
-      <w:r>
-        <w:rPr>
-          <w:color w:val="B3261E"/>
-        </w:rPr>
-        <w:t>▸</w:t>
-        <w:tab/>
-      </w:r>
-      <w:r>
-        <w:rPr>
-          <w:i/>
-        </w:rPr>
-        <w:t>geplant (noch nicht eingetragen):</w:t>
-      </w:r>
-      <w:r>
-        <w:t xml:space="preserve"> Unplugged: „Steh auf, wenn …“, Rollenkarten-Debatte „Durfte die Detektei das?“</w:t>
-      </w:r>
     </w:p>
     <w:p>
       <w:pPr>
@@ -25125,30 +27376,1528 @@
         <w:t>Akte 7 · Die Ermittlerprüfung</w:t>
       </w:r>
     </w:p>
+    <w:tbl>
+      <w:tblPr>
+        <w:tblStyle w:val="Datentabelle"/>
+        <w:jc w:val="left"/>
+        <w:tblLayout w:type="fixed"/>
+        <w:tblLook w:firstColumn="1" w:firstRow="1" w:lastColumn="0" w:lastRow="0" w:noHBand="0" w:noVBand="1" w:val="04A0"/>
+        <w:tblW w:w="14571" w:type="dxa"/>
+      </w:tblPr>
+      <w:tblGrid>
+        <w:gridCol w:w="4536"/>
+        <w:gridCol w:w="1474"/>
+        <w:gridCol w:w="907"/>
+        <w:gridCol w:w="1360"/>
+        <w:gridCol w:w="2041"/>
+        <w:gridCol w:w="4252"/>
+      </w:tblGrid>
+      <w:tr>
+        <w:trPr>
+          <w:tblHeader/>
+        </w:trPr>
+        <w:tc>
+          <w:tcPr>
+            <w:tcW w:type="dxa" w:w="4535"/>
+            <w:shd w:val="clear" w:color="auto" w:fill="EBE2D2"/>
+            <w:tcBorders>
+              <w:top w:val="single" w:sz="4" w:space="0" w:color="D8CCB6"/>
+              <w:left w:val="single" w:sz="4" w:space="0" w:color="D8CCB6"/>
+              <w:bottom w:val="single" w:sz="4" w:space="0" w:color="D8CCB6"/>
+              <w:right w:val="single" w:sz="4" w:space="0" w:color="D8CCB6"/>
+            </w:tcBorders>
+          </w:tcPr>
+          <w:p>
+            <w:pPr>
+              <w:pStyle w:val="DDTabellentext"/>
+            </w:pPr>
+            <w:r>
+              <w:rPr>
+                <w:rFonts w:ascii="IBM Plex Mono" w:hAnsi="IBM Plex Mono" w:eastAsia="IBM Plex Mono" w:cs="IBM Plex Mono"/>
+                <w:b/>
+                <w:color w:val="1C2B3A"/>
+                <w:sz w:val="15"/>
+              </w:rPr>
+              <w:t>Material</w:t>
+            </w:r>
+          </w:p>
+        </w:tc>
+        <w:tc>
+          <w:tcPr>
+            <w:tcW w:type="dxa" w:w="1474"/>
+            <w:shd w:val="clear" w:color="auto" w:fill="EBE2D2"/>
+            <w:tcBorders>
+              <w:top w:val="single" w:sz="4" w:space="0" w:color="D8CCB6"/>
+              <w:left w:val="single" w:sz="4" w:space="0" w:color="D8CCB6"/>
+              <w:bottom w:val="single" w:sz="4" w:space="0" w:color="D8CCB6"/>
+              <w:right w:val="single" w:sz="4" w:space="0" w:color="D8CCB6"/>
+            </w:tcBorders>
+          </w:tcPr>
+          <w:p>
+            <w:pPr>
+              <w:pStyle w:val="DDTabellentext"/>
+            </w:pPr>
+            <w:r>
+              <w:rPr>
+                <w:rFonts w:ascii="IBM Plex Mono" w:hAnsi="IBM Plex Mono" w:eastAsia="IBM Plex Mono" w:cs="IBM Plex Mono"/>
+                <w:b/>
+                <w:color w:val="1C2B3A"/>
+                <w:sz w:val="15"/>
+              </w:rPr>
+              <w:t>Art</w:t>
+            </w:r>
+          </w:p>
+        </w:tc>
+        <w:tc>
+          <w:tcPr>
+            <w:tcW w:type="dxa" w:w="907"/>
+            <w:shd w:val="clear" w:color="auto" w:fill="EBE2D2"/>
+            <w:tcBorders>
+              <w:top w:val="single" w:sz="4" w:space="0" w:color="D8CCB6"/>
+              <w:left w:val="single" w:sz="4" w:space="0" w:color="D8CCB6"/>
+              <w:bottom w:val="single" w:sz="4" w:space="0" w:color="D8CCB6"/>
+              <w:right w:val="single" w:sz="4" w:space="0" w:color="D8CCB6"/>
+            </w:tcBorders>
+          </w:tcPr>
+          <w:p>
+            <w:pPr>
+              <w:pStyle w:val="DDTabellentext"/>
+            </w:pPr>
+            <w:r>
+              <w:rPr>
+                <w:rFonts w:ascii="IBM Plex Mono" w:hAnsi="IBM Plex Mono" w:eastAsia="IBM Plex Mono" w:cs="IBM Plex Mono"/>
+                <w:b/>
+                <w:color w:val="1C2B3A"/>
+                <w:sz w:val="15"/>
+              </w:rPr>
+              <w:t>Niveau</w:t>
+            </w:r>
+          </w:p>
+        </w:tc>
+        <w:tc>
+          <w:tcPr>
+            <w:tcW w:type="dxa" w:w="1361"/>
+            <w:shd w:val="clear" w:color="auto" w:fill="EBE2D2"/>
+            <w:tcBorders>
+              <w:top w:val="single" w:sz="4" w:space="0" w:color="D8CCB6"/>
+              <w:left w:val="single" w:sz="4" w:space="0" w:color="D8CCB6"/>
+              <w:bottom w:val="single" w:sz="4" w:space="0" w:color="D8CCB6"/>
+              <w:right w:val="single" w:sz="4" w:space="0" w:color="D8CCB6"/>
+            </w:tcBorders>
+          </w:tcPr>
+          <w:p>
+            <w:pPr>
+              <w:pStyle w:val="DDTabellentext"/>
+            </w:pPr>
+            <w:r>
+              <w:rPr>
+                <w:rFonts w:ascii="IBM Plex Mono" w:hAnsi="IBM Plex Mono" w:eastAsia="IBM Plex Mono" w:cs="IBM Plex Mono"/>
+                <w:b/>
+                <w:color w:val="1C2B3A"/>
+                <w:sz w:val="15"/>
+              </w:rPr>
+              <w:t>Schüler-PDF</w:t>
+            </w:r>
+          </w:p>
+        </w:tc>
+        <w:tc>
+          <w:tcPr>
+            <w:tcW w:type="dxa" w:w="2041"/>
+            <w:shd w:val="clear" w:color="auto" w:fill="EBE2D2"/>
+            <w:tcBorders>
+              <w:top w:val="single" w:sz="4" w:space="0" w:color="D8CCB6"/>
+              <w:left w:val="single" w:sz="4" w:space="0" w:color="D8CCB6"/>
+              <w:bottom w:val="single" w:sz="4" w:space="0" w:color="D8CCB6"/>
+              <w:right w:val="single" w:sz="4" w:space="0" w:color="D8CCB6"/>
+            </w:tcBorders>
+          </w:tcPr>
+          <w:p>
+            <w:pPr>
+              <w:pStyle w:val="DDTabellentext"/>
+            </w:pPr>
+            <w:r>
+              <w:rPr>
+                <w:rFonts w:ascii="IBM Plex Mono" w:hAnsi="IBM Plex Mono" w:eastAsia="IBM Plex Mono" w:cs="IBM Plex Mono"/>
+                <w:b/>
+                <w:color w:val="1C2B3A"/>
+                <w:sz w:val="15"/>
+              </w:rPr>
+              <w:t>Lehrkraft-PDF</w:t>
+            </w:r>
+          </w:p>
+        </w:tc>
+        <w:tc>
+          <w:tcPr>
+            <w:tcW w:type="dxa" w:w="4252"/>
+            <w:shd w:val="clear" w:color="auto" w:fill="EBE2D2"/>
+            <w:tcBorders>
+              <w:top w:val="single" w:sz="4" w:space="0" w:color="D8CCB6"/>
+              <w:left w:val="single" w:sz="4" w:space="0" w:color="D8CCB6"/>
+              <w:bottom w:val="single" w:sz="4" w:space="0" w:color="D8CCB6"/>
+              <w:right w:val="single" w:sz="4" w:space="0" w:color="D8CCB6"/>
+            </w:tcBorders>
+          </w:tcPr>
+          <w:p>
+            <w:pPr>
+              <w:pStyle w:val="DDTabellentext"/>
+            </w:pPr>
+            <w:r>
+              <w:rPr>
+                <w:rFonts w:ascii="IBM Plex Mono" w:hAnsi="IBM Plex Mono" w:eastAsia="IBM Plex Mono" w:cs="IBM Plex Mono"/>
+                <w:b/>
+                <w:color w:val="1C2B3A"/>
+                <w:sz w:val="15"/>
+              </w:rPr>
+              <w:t>Dateiname (PDF)</w:t>
+            </w:r>
+          </w:p>
+        </w:tc>
+      </w:tr>
+      <w:tr>
+        <w:tc>
+          <w:tcPr>
+            <w:tcW w:type="dxa" w:w="4535"/>
+            <w:tcBorders>
+              <w:top w:val="single" w:sz="4" w:space="0" w:color="D8CCB6"/>
+              <w:left w:val="single" w:sz="4" w:space="0" w:color="D8CCB6"/>
+              <w:bottom w:val="single" w:sz="4" w:space="0" w:color="D8CCB6"/>
+              <w:right w:val="single" w:sz="4" w:space="0" w:color="D8CCB6"/>
+            </w:tcBorders>
+          </w:tcPr>
+          <w:p>
+            <w:pPr>
+              <w:pStyle w:val="DDTabellentext"/>
+            </w:pPr>
+            <w:r>
+              <w:rPr>
+                <w:sz w:val="16"/>
+              </w:rPr>
+              <w:t>Generalprobe Datenbanken (eA)</w:t>
+            </w:r>
+          </w:p>
+        </w:tc>
+        <w:tc>
+          <w:tcPr>
+            <w:tcW w:type="dxa" w:w="1474"/>
+            <w:tcBorders>
+              <w:top w:val="single" w:sz="4" w:space="0" w:color="D8CCB6"/>
+              <w:left w:val="single" w:sz="4" w:space="0" w:color="D8CCB6"/>
+              <w:bottom w:val="single" w:sz="4" w:space="0" w:color="D8CCB6"/>
+              <w:right w:val="single" w:sz="4" w:space="0" w:color="D8CCB6"/>
+            </w:tcBorders>
+          </w:tcPr>
+          <w:p>
+            <w:pPr>
+              <w:pStyle w:val="DDTabellentext"/>
+            </w:pPr>
+            <w:r>
+              <w:rPr>
+                <w:sz w:val="16"/>
+              </w:rPr>
+              <w:t>Generalprobe</w:t>
+            </w:r>
+          </w:p>
+        </w:tc>
+        <w:tc>
+          <w:tcPr>
+            <w:tcW w:type="dxa" w:w="907"/>
+            <w:tcBorders>
+              <w:top w:val="single" w:sz="4" w:space="0" w:color="D8CCB6"/>
+              <w:left w:val="single" w:sz="4" w:space="0" w:color="D8CCB6"/>
+              <w:bottom w:val="single" w:sz="4" w:space="0" w:color="D8CCB6"/>
+              <w:right w:val="single" w:sz="4" w:space="0" w:color="D8CCB6"/>
+            </w:tcBorders>
+          </w:tcPr>
+          <w:p>
+            <w:pPr>
+              <w:pStyle w:val="DDTabellentext"/>
+            </w:pPr>
+            <w:r>
+              <w:rPr>
+                <w:sz w:val="16"/>
+              </w:rPr>
+              <w:t>eA</w:t>
+            </w:r>
+          </w:p>
+        </w:tc>
+        <w:tc>
+          <w:tcPr>
+            <w:tcW w:type="dxa" w:w="1361"/>
+            <w:tcBorders>
+              <w:top w:val="single" w:sz="4" w:space="0" w:color="D8CCB6"/>
+              <w:left w:val="single" w:sz="4" w:space="0" w:color="D8CCB6"/>
+              <w:bottom w:val="single" w:sz="4" w:space="0" w:color="D8CCB6"/>
+              <w:right w:val="single" w:sz="4" w:space="0" w:color="D8CCB6"/>
+            </w:tcBorders>
+          </w:tcPr>
+          <w:p>
+            <w:pPr>
+              <w:pStyle w:val="DDTabellentext"/>
+            </w:pPr>
+            <w:r>
+              <w:rPr>
+                <w:sz w:val="16"/>
+              </w:rPr>
+              <w:t>–</w:t>
+            </w:r>
+          </w:p>
+        </w:tc>
+        <w:tc>
+          <w:tcPr>
+            <w:tcW w:type="dxa" w:w="2041"/>
+            <w:tcBorders>
+              <w:top w:val="single" w:sz="4" w:space="0" w:color="D8CCB6"/>
+              <w:left w:val="single" w:sz="4" w:space="0" w:color="D8CCB6"/>
+              <w:bottom w:val="single" w:sz="4" w:space="0" w:color="D8CCB6"/>
+              <w:right w:val="single" w:sz="4" w:space="0" w:color="D8CCB6"/>
+            </w:tcBorders>
+          </w:tcPr>
+          <w:p>
+            <w:pPr>
+              <w:pStyle w:val="DDTabellentext"/>
+            </w:pPr>
+            <w:r>
+              <w:rPr>
+                <w:sz w:val="16"/>
+              </w:rPr>
+              <w:t>ja + Erwartungshorizont</w:t>
+            </w:r>
+          </w:p>
+        </w:tc>
+        <w:tc>
+          <w:tcPr>
+            <w:tcW w:type="dxa" w:w="4252"/>
+            <w:tcBorders>
+              <w:top w:val="single" w:sz="4" w:space="0" w:color="D8CCB6"/>
+              <w:left w:val="single" w:sz="4" w:space="0" w:color="D8CCB6"/>
+              <w:bottom w:val="single" w:sz="4" w:space="0" w:color="D8CCB6"/>
+              <w:right w:val="single" w:sz="4" w:space="0" w:color="D8CCB6"/>
+            </w:tcBorders>
+          </w:tcPr>
+          <w:p>
+            <w:pPr>
+              <w:pStyle w:val="DDTabellentext"/>
+            </w:pPr>
+            <w:r>
+              <w:rPr>
+                <w:sz w:val="16"/>
+              </w:rPr>
+              <w:t>DD_A7-Generalprobe_eA.pdf</w:t>
+            </w:r>
+          </w:p>
+        </w:tc>
+      </w:tr>
+      <w:tr>
+        <w:tc>
+          <w:tcPr>
+            <w:tcW w:type="dxa" w:w="4535"/>
+            <w:tcBorders>
+              <w:top w:val="single" w:sz="4" w:space="0" w:color="D8CCB6"/>
+              <w:left w:val="single" w:sz="4" w:space="0" w:color="D8CCB6"/>
+              <w:bottom w:val="single" w:sz="4" w:space="0" w:color="D8CCB6"/>
+              <w:right w:val="single" w:sz="4" w:space="0" w:color="D8CCB6"/>
+            </w:tcBorders>
+          </w:tcPr>
+          <w:p>
+            <w:pPr>
+              <w:pStyle w:val="DDTabellentext"/>
+            </w:pPr>
+            <w:r>
+              <w:rPr>
+                <w:sz w:val="16"/>
+              </w:rPr>
+              <w:t>Generalprobe Datenbanken (gA)</w:t>
+            </w:r>
+          </w:p>
+        </w:tc>
+        <w:tc>
+          <w:tcPr>
+            <w:tcW w:type="dxa" w:w="1474"/>
+            <w:tcBorders>
+              <w:top w:val="single" w:sz="4" w:space="0" w:color="D8CCB6"/>
+              <w:left w:val="single" w:sz="4" w:space="0" w:color="D8CCB6"/>
+              <w:bottom w:val="single" w:sz="4" w:space="0" w:color="D8CCB6"/>
+              <w:right w:val="single" w:sz="4" w:space="0" w:color="D8CCB6"/>
+            </w:tcBorders>
+          </w:tcPr>
+          <w:p>
+            <w:pPr>
+              <w:pStyle w:val="DDTabellentext"/>
+            </w:pPr>
+            <w:r>
+              <w:rPr>
+                <w:sz w:val="16"/>
+              </w:rPr>
+              <w:t>Generalprobe</w:t>
+            </w:r>
+          </w:p>
+        </w:tc>
+        <w:tc>
+          <w:tcPr>
+            <w:tcW w:type="dxa" w:w="907"/>
+            <w:tcBorders>
+              <w:top w:val="single" w:sz="4" w:space="0" w:color="D8CCB6"/>
+              <w:left w:val="single" w:sz="4" w:space="0" w:color="D8CCB6"/>
+              <w:bottom w:val="single" w:sz="4" w:space="0" w:color="D8CCB6"/>
+              <w:right w:val="single" w:sz="4" w:space="0" w:color="D8CCB6"/>
+            </w:tcBorders>
+          </w:tcPr>
+          <w:p>
+            <w:pPr>
+              <w:pStyle w:val="DDTabellentext"/>
+            </w:pPr>
+            <w:r>
+              <w:rPr>
+                <w:sz w:val="16"/>
+              </w:rPr>
+              <w:t>gA</w:t>
+            </w:r>
+          </w:p>
+        </w:tc>
+        <w:tc>
+          <w:tcPr>
+            <w:tcW w:type="dxa" w:w="1361"/>
+            <w:tcBorders>
+              <w:top w:val="single" w:sz="4" w:space="0" w:color="D8CCB6"/>
+              <w:left w:val="single" w:sz="4" w:space="0" w:color="D8CCB6"/>
+              <w:bottom w:val="single" w:sz="4" w:space="0" w:color="D8CCB6"/>
+              <w:right w:val="single" w:sz="4" w:space="0" w:color="D8CCB6"/>
+            </w:tcBorders>
+          </w:tcPr>
+          <w:p>
+            <w:pPr>
+              <w:pStyle w:val="DDTabellentext"/>
+            </w:pPr>
+            <w:r>
+              <w:rPr>
+                <w:sz w:val="16"/>
+              </w:rPr>
+              <w:t>–</w:t>
+            </w:r>
+          </w:p>
+        </w:tc>
+        <w:tc>
+          <w:tcPr>
+            <w:tcW w:type="dxa" w:w="2041"/>
+            <w:tcBorders>
+              <w:top w:val="single" w:sz="4" w:space="0" w:color="D8CCB6"/>
+              <w:left w:val="single" w:sz="4" w:space="0" w:color="D8CCB6"/>
+              <w:bottom w:val="single" w:sz="4" w:space="0" w:color="D8CCB6"/>
+              <w:right w:val="single" w:sz="4" w:space="0" w:color="D8CCB6"/>
+            </w:tcBorders>
+          </w:tcPr>
+          <w:p>
+            <w:pPr>
+              <w:pStyle w:val="DDTabellentext"/>
+            </w:pPr>
+            <w:r>
+              <w:rPr>
+                <w:sz w:val="16"/>
+              </w:rPr>
+              <w:t>ja + Erwartungshorizont</w:t>
+            </w:r>
+          </w:p>
+        </w:tc>
+        <w:tc>
+          <w:tcPr>
+            <w:tcW w:type="dxa" w:w="4252"/>
+            <w:tcBorders>
+              <w:top w:val="single" w:sz="4" w:space="0" w:color="D8CCB6"/>
+              <w:left w:val="single" w:sz="4" w:space="0" w:color="D8CCB6"/>
+              <w:bottom w:val="single" w:sz="4" w:space="0" w:color="D8CCB6"/>
+              <w:right w:val="single" w:sz="4" w:space="0" w:color="D8CCB6"/>
+            </w:tcBorders>
+          </w:tcPr>
+          <w:p>
+            <w:pPr>
+              <w:pStyle w:val="DDTabellentext"/>
+            </w:pPr>
+            <w:r>
+              <w:rPr>
+                <w:sz w:val="16"/>
+              </w:rPr>
+              <w:t>DD_A7-Generalprobe_gA.pdf</w:t>
+            </w:r>
+          </w:p>
+        </w:tc>
+      </w:tr>
+      <w:tr>
+        <w:tc>
+          <w:tcPr>
+            <w:tcW w:type="dxa" w:w="4535"/>
+            <w:tcBorders>
+              <w:top w:val="single" w:sz="4" w:space="0" w:color="D8CCB6"/>
+              <w:left w:val="single" w:sz="4" w:space="0" w:color="D8CCB6"/>
+              <w:bottom w:val="single" w:sz="4" w:space="0" w:color="D8CCB6"/>
+              <w:right w:val="single" w:sz="4" w:space="0" w:color="D8CCB6"/>
+            </w:tcBorders>
+          </w:tcPr>
+          <w:p>
+            <w:pPr>
+              <w:pStyle w:val="DDTabellentext"/>
+            </w:pPr>
+            <w:r>
+              <w:rPr>
+                <w:sz w:val="16"/>
+              </w:rPr>
+              <w:t>Kopiervorlage: Fallen-Checkliste P1–P10</w:t>
+            </w:r>
+          </w:p>
+        </w:tc>
+        <w:tc>
+          <w:tcPr>
+            <w:tcW w:type="dxa" w:w="1474"/>
+            <w:tcBorders>
+              <w:top w:val="single" w:sz="4" w:space="0" w:color="D8CCB6"/>
+              <w:left w:val="single" w:sz="4" w:space="0" w:color="D8CCB6"/>
+              <w:bottom w:val="single" w:sz="4" w:space="0" w:color="D8CCB6"/>
+              <w:right w:val="single" w:sz="4" w:space="0" w:color="D8CCB6"/>
+            </w:tcBorders>
+          </w:tcPr>
+          <w:p>
+            <w:pPr>
+              <w:pStyle w:val="DDTabellentext"/>
+            </w:pPr>
+            <w:r>
+              <w:rPr>
+                <w:sz w:val="16"/>
+              </w:rPr>
+              <w:t>Unplugged</w:t>
+            </w:r>
+          </w:p>
+        </w:tc>
+        <w:tc>
+          <w:tcPr>
+            <w:tcW w:type="dxa" w:w="907"/>
+            <w:tcBorders>
+              <w:top w:val="single" w:sz="4" w:space="0" w:color="D8CCB6"/>
+              <w:left w:val="single" w:sz="4" w:space="0" w:color="D8CCB6"/>
+              <w:bottom w:val="single" w:sz="4" w:space="0" w:color="D8CCB6"/>
+              <w:right w:val="single" w:sz="4" w:space="0" w:color="D8CCB6"/>
+            </w:tcBorders>
+          </w:tcPr>
+          <w:p>
+            <w:pPr>
+              <w:pStyle w:val="DDTabellentext"/>
+            </w:pPr>
+            <w:r>
+              <w:rPr>
+                <w:sz w:val="16"/>
+              </w:rPr>
+              <w:t>beide</w:t>
+            </w:r>
+          </w:p>
+        </w:tc>
+        <w:tc>
+          <w:tcPr>
+            <w:tcW w:type="dxa" w:w="1361"/>
+            <w:tcBorders>
+              <w:top w:val="single" w:sz="4" w:space="0" w:color="D8CCB6"/>
+              <w:left w:val="single" w:sz="4" w:space="0" w:color="D8CCB6"/>
+              <w:bottom w:val="single" w:sz="4" w:space="0" w:color="D8CCB6"/>
+              <w:right w:val="single" w:sz="4" w:space="0" w:color="D8CCB6"/>
+            </w:tcBorders>
+          </w:tcPr>
+          <w:p>
+            <w:pPr>
+              <w:pStyle w:val="DDTabellentext"/>
+            </w:pPr>
+            <w:r>
+              <w:rPr>
+                <w:sz w:val="16"/>
+              </w:rPr>
+              <w:t>ja</w:t>
+            </w:r>
+          </w:p>
+        </w:tc>
+        <w:tc>
+          <w:tcPr>
+            <w:tcW w:type="dxa" w:w="2041"/>
+            <w:tcBorders>
+              <w:top w:val="single" w:sz="4" w:space="0" w:color="D8CCB6"/>
+              <w:left w:val="single" w:sz="4" w:space="0" w:color="D8CCB6"/>
+              <w:bottom w:val="single" w:sz="4" w:space="0" w:color="D8CCB6"/>
+              <w:right w:val="single" w:sz="4" w:space="0" w:color="D8CCB6"/>
+            </w:tcBorders>
+          </w:tcPr>
+          <w:p>
+            <w:pPr>
+              <w:pStyle w:val="DDTabellentext"/>
+            </w:pPr>
+            <w:r>
+              <w:rPr>
+                <w:sz w:val="16"/>
+              </w:rPr>
+              <w:t>–</w:t>
+            </w:r>
+          </w:p>
+        </w:tc>
+        <w:tc>
+          <w:tcPr>
+            <w:tcW w:type="dxa" w:w="4252"/>
+            <w:tcBorders>
+              <w:top w:val="single" w:sz="4" w:space="0" w:color="D8CCB6"/>
+              <w:left w:val="single" w:sz="4" w:space="0" w:color="D8CCB6"/>
+              <w:bottom w:val="single" w:sz="4" w:space="0" w:color="D8CCB6"/>
+              <w:right w:val="single" w:sz="4" w:space="0" w:color="D8CCB6"/>
+            </w:tcBorders>
+          </w:tcPr>
+          <w:p>
+            <w:pPr>
+              <w:pStyle w:val="DDTabellentext"/>
+            </w:pPr>
+            <w:r>
+              <w:rPr>
+                <w:sz w:val="16"/>
+              </w:rPr>
+              <w:t>DD_A7-Fallen-Checkliste.pdf</w:t>
+            </w:r>
+          </w:p>
+        </w:tc>
+      </w:tr>
+      <w:tr>
+        <w:tc>
+          <w:tcPr>
+            <w:tcW w:type="dxa" w:w="4535"/>
+            <w:tcBorders>
+              <w:top w:val="single" w:sz="4" w:space="0" w:color="D8CCB6"/>
+              <w:left w:val="single" w:sz="4" w:space="0" w:color="D8CCB6"/>
+              <w:bottom w:val="single" w:sz="4" w:space="0" w:color="D8CCB6"/>
+              <w:right w:val="single" w:sz="4" w:space="0" w:color="D8CCB6"/>
+            </w:tcBorders>
+          </w:tcPr>
+          <w:p>
+            <w:pPr>
+              <w:pStyle w:val="DDTabellentext"/>
+            </w:pPr>
+            <w:r>
+              <w:rPr>
+                <w:sz w:val="16"/>
+              </w:rPr>
+              <w:t>Präsentation Die Ermittlerprüfung</w:t>
+            </w:r>
+          </w:p>
+        </w:tc>
+        <w:tc>
+          <w:tcPr>
+            <w:tcW w:type="dxa" w:w="1474"/>
+            <w:tcBorders>
+              <w:top w:val="single" w:sz="4" w:space="0" w:color="D8CCB6"/>
+              <w:left w:val="single" w:sz="4" w:space="0" w:color="D8CCB6"/>
+              <w:bottom w:val="single" w:sz="4" w:space="0" w:color="D8CCB6"/>
+              <w:right w:val="single" w:sz="4" w:space="0" w:color="D8CCB6"/>
+            </w:tcBorders>
+          </w:tcPr>
+          <w:p>
+            <w:pPr>
+              <w:pStyle w:val="DDTabellentext"/>
+            </w:pPr>
+            <w:r>
+              <w:rPr>
+                <w:sz w:val="16"/>
+              </w:rPr>
+              <w:t>Präsentation</w:t>
+            </w:r>
+          </w:p>
+        </w:tc>
+        <w:tc>
+          <w:tcPr>
+            <w:tcW w:type="dxa" w:w="907"/>
+            <w:tcBorders>
+              <w:top w:val="single" w:sz="4" w:space="0" w:color="D8CCB6"/>
+              <w:left w:val="single" w:sz="4" w:space="0" w:color="D8CCB6"/>
+              <w:bottom w:val="single" w:sz="4" w:space="0" w:color="D8CCB6"/>
+              <w:right w:val="single" w:sz="4" w:space="0" w:color="D8CCB6"/>
+            </w:tcBorders>
+          </w:tcPr>
+          <w:p>
+            <w:pPr>
+              <w:pStyle w:val="DDTabellentext"/>
+            </w:pPr>
+            <w:r>
+              <w:rPr>
+                <w:sz w:val="16"/>
+              </w:rPr>
+              <w:t>beide</w:t>
+            </w:r>
+          </w:p>
+        </w:tc>
+        <w:tc>
+          <w:tcPr>
+            <w:tcW w:type="dxa" w:w="1361"/>
+            <w:tcBorders>
+              <w:top w:val="single" w:sz="4" w:space="0" w:color="D8CCB6"/>
+              <w:left w:val="single" w:sz="4" w:space="0" w:color="D8CCB6"/>
+              <w:bottom w:val="single" w:sz="4" w:space="0" w:color="D8CCB6"/>
+              <w:right w:val="single" w:sz="4" w:space="0" w:color="D8CCB6"/>
+            </w:tcBorders>
+          </w:tcPr>
+          <w:p>
+            <w:pPr>
+              <w:pStyle w:val="DDTabellentext"/>
+            </w:pPr>
+            <w:r>
+              <w:rPr>
+                <w:sz w:val="16"/>
+              </w:rPr>
+              <w:t>Handout</w:t>
+            </w:r>
+          </w:p>
+        </w:tc>
+        <w:tc>
+          <w:tcPr>
+            <w:tcW w:type="dxa" w:w="2041"/>
+            <w:tcBorders>
+              <w:top w:val="single" w:sz="4" w:space="0" w:color="D8CCB6"/>
+              <w:left w:val="single" w:sz="4" w:space="0" w:color="D8CCB6"/>
+              <w:bottom w:val="single" w:sz="4" w:space="0" w:color="D8CCB6"/>
+              <w:right w:val="single" w:sz="4" w:space="0" w:color="D8CCB6"/>
+            </w:tcBorders>
+          </w:tcPr>
+          <w:p>
+            <w:pPr>
+              <w:pStyle w:val="DDTabellentext"/>
+            </w:pPr>
+            <w:r>
+              <w:rPr>
+                <w:sz w:val="16"/>
+              </w:rPr>
+              <w:t>mit Notizen</w:t>
+            </w:r>
+          </w:p>
+        </w:tc>
+        <w:tc>
+          <w:tcPr>
+            <w:tcW w:type="dxa" w:w="4252"/>
+            <w:tcBorders>
+              <w:top w:val="single" w:sz="4" w:space="0" w:color="D8CCB6"/>
+              <w:left w:val="single" w:sz="4" w:space="0" w:color="D8CCB6"/>
+              <w:bottom w:val="single" w:sz="4" w:space="0" w:color="D8CCB6"/>
+              <w:right w:val="single" w:sz="4" w:space="0" w:color="D8CCB6"/>
+            </w:tcBorders>
+          </w:tcPr>
+          <w:p>
+            <w:pPr>
+              <w:pStyle w:val="DDTabellentext"/>
+            </w:pPr>
+            <w:r>
+              <w:rPr>
+                <w:sz w:val="16"/>
+              </w:rPr>
+              <w:t>DD_A7-Praesentation_Generalprobe.pdf</w:t>
+            </w:r>
+          </w:p>
+        </w:tc>
+      </w:tr>
+      <w:tr>
+        <w:tc>
+          <w:tcPr>
+            <w:tcW w:type="dxa" w:w="4535"/>
+            <w:tcBorders>
+              <w:top w:val="single" w:sz="4" w:space="0" w:color="D8CCB6"/>
+              <w:left w:val="single" w:sz="4" w:space="0" w:color="D8CCB6"/>
+              <w:bottom w:val="single" w:sz="4" w:space="0" w:color="D8CCB6"/>
+              <w:right w:val="single" w:sz="4" w:space="0" w:color="D8CCB6"/>
+            </w:tcBorders>
+          </w:tcPr>
+          <w:p>
+            <w:pPr>
+              <w:pStyle w:val="DDTabellentext"/>
+            </w:pPr>
+            <w:r>
+              <w:rPr>
+                <w:sz w:val="16"/>
+              </w:rPr>
+              <w:t>Klausur Datenbanken (eA)</w:t>
+            </w:r>
+          </w:p>
+        </w:tc>
+        <w:tc>
+          <w:tcPr>
+            <w:tcW w:type="dxa" w:w="1474"/>
+            <w:tcBorders>
+              <w:top w:val="single" w:sz="4" w:space="0" w:color="D8CCB6"/>
+              <w:left w:val="single" w:sz="4" w:space="0" w:color="D8CCB6"/>
+              <w:bottom w:val="single" w:sz="4" w:space="0" w:color="D8CCB6"/>
+              <w:right w:val="single" w:sz="4" w:space="0" w:color="D8CCB6"/>
+            </w:tcBorders>
+          </w:tcPr>
+          <w:p>
+            <w:pPr>
+              <w:pStyle w:val="DDTabellentext"/>
+            </w:pPr>
+            <w:r>
+              <w:rPr>
+                <w:sz w:val="16"/>
+              </w:rPr>
+              <w:t>Klausur</w:t>
+            </w:r>
+          </w:p>
+        </w:tc>
+        <w:tc>
+          <w:tcPr>
+            <w:tcW w:type="dxa" w:w="907"/>
+            <w:tcBorders>
+              <w:top w:val="single" w:sz="4" w:space="0" w:color="D8CCB6"/>
+              <w:left w:val="single" w:sz="4" w:space="0" w:color="D8CCB6"/>
+              <w:bottom w:val="single" w:sz="4" w:space="0" w:color="D8CCB6"/>
+              <w:right w:val="single" w:sz="4" w:space="0" w:color="D8CCB6"/>
+            </w:tcBorders>
+          </w:tcPr>
+          <w:p>
+            <w:pPr>
+              <w:pStyle w:val="DDTabellentext"/>
+            </w:pPr>
+            <w:r>
+              <w:rPr>
+                <w:sz w:val="16"/>
+              </w:rPr>
+              <w:t>eA</w:t>
+            </w:r>
+          </w:p>
+        </w:tc>
+        <w:tc>
+          <w:tcPr>
+            <w:tcW w:type="dxa" w:w="1361"/>
+            <w:tcBorders>
+              <w:top w:val="single" w:sz="4" w:space="0" w:color="D8CCB6"/>
+              <w:left w:val="single" w:sz="4" w:space="0" w:color="D8CCB6"/>
+              <w:bottom w:val="single" w:sz="4" w:space="0" w:color="D8CCB6"/>
+              <w:right w:val="single" w:sz="4" w:space="0" w:color="D8CCB6"/>
+            </w:tcBorders>
+          </w:tcPr>
+          <w:p>
+            <w:pPr>
+              <w:pStyle w:val="DDTabellentext"/>
+            </w:pPr>
+            <w:r>
+              <w:rPr>
+                <w:sz w:val="16"/>
+              </w:rPr>
+              <w:t>–</w:t>
+            </w:r>
+          </w:p>
+        </w:tc>
+        <w:tc>
+          <w:tcPr>
+            <w:tcW w:type="dxa" w:w="2041"/>
+            <w:tcBorders>
+              <w:top w:val="single" w:sz="4" w:space="0" w:color="D8CCB6"/>
+              <w:left w:val="single" w:sz="4" w:space="0" w:color="D8CCB6"/>
+              <w:bottom w:val="single" w:sz="4" w:space="0" w:color="D8CCB6"/>
+              <w:right w:val="single" w:sz="4" w:space="0" w:color="D8CCB6"/>
+            </w:tcBorders>
+          </w:tcPr>
+          <w:p>
+            <w:pPr>
+              <w:pStyle w:val="DDTabellentext"/>
+            </w:pPr>
+            <w:r>
+              <w:rPr>
+                <w:sz w:val="16"/>
+              </w:rPr>
+              <w:t>ja + Erwartungshorizont</w:t>
+            </w:r>
+          </w:p>
+        </w:tc>
+        <w:tc>
+          <w:tcPr>
+            <w:tcW w:type="dxa" w:w="4252"/>
+            <w:tcBorders>
+              <w:top w:val="single" w:sz="4" w:space="0" w:color="D8CCB6"/>
+              <w:left w:val="single" w:sz="4" w:space="0" w:color="D8CCB6"/>
+              <w:bottom w:val="single" w:sz="4" w:space="0" w:color="D8CCB6"/>
+              <w:right w:val="single" w:sz="4" w:space="0" w:color="D8CCB6"/>
+            </w:tcBorders>
+          </w:tcPr>
+          <w:p>
+            <w:pPr>
+              <w:pStyle w:val="DDTabellentext"/>
+            </w:pPr>
+            <w:r>
+              <w:rPr>
+                <w:sz w:val="16"/>
+              </w:rPr>
+              <w:t>DD_A7-Klausur_eA.pdf</w:t>
+            </w:r>
+          </w:p>
+        </w:tc>
+      </w:tr>
+      <w:tr>
+        <w:tc>
+          <w:tcPr>
+            <w:tcW w:type="dxa" w:w="4535"/>
+            <w:tcBorders>
+              <w:top w:val="single" w:sz="4" w:space="0" w:color="D8CCB6"/>
+              <w:left w:val="single" w:sz="4" w:space="0" w:color="D8CCB6"/>
+              <w:bottom w:val="single" w:sz="4" w:space="0" w:color="D8CCB6"/>
+              <w:right w:val="single" w:sz="4" w:space="0" w:color="D8CCB6"/>
+            </w:tcBorders>
+          </w:tcPr>
+          <w:p>
+            <w:pPr>
+              <w:pStyle w:val="DDTabellentext"/>
+            </w:pPr>
+            <w:r>
+              <w:rPr>
+                <w:sz w:val="16"/>
+              </w:rPr>
+              <w:t>Klausur Datenbanken (gA)</w:t>
+            </w:r>
+          </w:p>
+        </w:tc>
+        <w:tc>
+          <w:tcPr>
+            <w:tcW w:type="dxa" w:w="1474"/>
+            <w:tcBorders>
+              <w:top w:val="single" w:sz="4" w:space="0" w:color="D8CCB6"/>
+              <w:left w:val="single" w:sz="4" w:space="0" w:color="D8CCB6"/>
+              <w:bottom w:val="single" w:sz="4" w:space="0" w:color="D8CCB6"/>
+              <w:right w:val="single" w:sz="4" w:space="0" w:color="D8CCB6"/>
+            </w:tcBorders>
+          </w:tcPr>
+          <w:p>
+            <w:pPr>
+              <w:pStyle w:val="DDTabellentext"/>
+            </w:pPr>
+            <w:r>
+              <w:rPr>
+                <w:sz w:val="16"/>
+              </w:rPr>
+              <w:t>Klausur</w:t>
+            </w:r>
+          </w:p>
+        </w:tc>
+        <w:tc>
+          <w:tcPr>
+            <w:tcW w:type="dxa" w:w="907"/>
+            <w:tcBorders>
+              <w:top w:val="single" w:sz="4" w:space="0" w:color="D8CCB6"/>
+              <w:left w:val="single" w:sz="4" w:space="0" w:color="D8CCB6"/>
+              <w:bottom w:val="single" w:sz="4" w:space="0" w:color="D8CCB6"/>
+              <w:right w:val="single" w:sz="4" w:space="0" w:color="D8CCB6"/>
+            </w:tcBorders>
+          </w:tcPr>
+          <w:p>
+            <w:pPr>
+              <w:pStyle w:val="DDTabellentext"/>
+            </w:pPr>
+            <w:r>
+              <w:rPr>
+                <w:sz w:val="16"/>
+              </w:rPr>
+              <w:t>gA</w:t>
+            </w:r>
+          </w:p>
+        </w:tc>
+        <w:tc>
+          <w:tcPr>
+            <w:tcW w:type="dxa" w:w="1361"/>
+            <w:tcBorders>
+              <w:top w:val="single" w:sz="4" w:space="0" w:color="D8CCB6"/>
+              <w:left w:val="single" w:sz="4" w:space="0" w:color="D8CCB6"/>
+              <w:bottom w:val="single" w:sz="4" w:space="0" w:color="D8CCB6"/>
+              <w:right w:val="single" w:sz="4" w:space="0" w:color="D8CCB6"/>
+            </w:tcBorders>
+          </w:tcPr>
+          <w:p>
+            <w:pPr>
+              <w:pStyle w:val="DDTabellentext"/>
+            </w:pPr>
+            <w:r>
+              <w:rPr>
+                <w:sz w:val="16"/>
+              </w:rPr>
+              <w:t>–</w:t>
+            </w:r>
+          </w:p>
+        </w:tc>
+        <w:tc>
+          <w:tcPr>
+            <w:tcW w:type="dxa" w:w="2041"/>
+            <w:tcBorders>
+              <w:top w:val="single" w:sz="4" w:space="0" w:color="D8CCB6"/>
+              <w:left w:val="single" w:sz="4" w:space="0" w:color="D8CCB6"/>
+              <w:bottom w:val="single" w:sz="4" w:space="0" w:color="D8CCB6"/>
+              <w:right w:val="single" w:sz="4" w:space="0" w:color="D8CCB6"/>
+            </w:tcBorders>
+          </w:tcPr>
+          <w:p>
+            <w:pPr>
+              <w:pStyle w:val="DDTabellentext"/>
+            </w:pPr>
+            <w:r>
+              <w:rPr>
+                <w:sz w:val="16"/>
+              </w:rPr>
+              <w:t>ja + Erwartungshorizont</w:t>
+            </w:r>
+          </w:p>
+        </w:tc>
+        <w:tc>
+          <w:tcPr>
+            <w:tcW w:type="dxa" w:w="4252"/>
+            <w:tcBorders>
+              <w:top w:val="single" w:sz="4" w:space="0" w:color="D8CCB6"/>
+              <w:left w:val="single" w:sz="4" w:space="0" w:color="D8CCB6"/>
+              <w:bottom w:val="single" w:sz="4" w:space="0" w:color="D8CCB6"/>
+              <w:right w:val="single" w:sz="4" w:space="0" w:color="D8CCB6"/>
+            </w:tcBorders>
+          </w:tcPr>
+          <w:p>
+            <w:pPr>
+              <w:pStyle w:val="DDTabellentext"/>
+            </w:pPr>
+            <w:r>
+              <w:rPr>
+                <w:sz w:val="16"/>
+              </w:rPr>
+              <w:t>DD_A7-Klausur_gA.pdf</w:t>
+            </w:r>
+          </w:p>
+        </w:tc>
+      </w:tr>
+      <w:tr>
+        <w:tc>
+          <w:tcPr>
+            <w:tcW w:type="dxa" w:w="4535"/>
+            <w:tcBorders>
+              <w:top w:val="single" w:sz="4" w:space="0" w:color="D8CCB6"/>
+              <w:left w:val="single" w:sz="4" w:space="0" w:color="D8CCB6"/>
+              <w:bottom w:val="single" w:sz="4" w:space="0" w:color="D8CCB6"/>
+              <w:right w:val="single" w:sz="4" w:space="0" w:color="D8CCB6"/>
+            </w:tcBorders>
+          </w:tcPr>
+          <w:p>
+            <w:pPr>
+              <w:pStyle w:val="DDTabellentext"/>
+            </w:pPr>
+            <w:r>
+              <w:rPr>
+                <w:sz w:val="16"/>
+              </w:rPr>
+              <w:t>Nachschreibklausur Datenbanken (eA)</w:t>
+            </w:r>
+          </w:p>
+        </w:tc>
+        <w:tc>
+          <w:tcPr>
+            <w:tcW w:type="dxa" w:w="1474"/>
+            <w:tcBorders>
+              <w:top w:val="single" w:sz="4" w:space="0" w:color="D8CCB6"/>
+              <w:left w:val="single" w:sz="4" w:space="0" w:color="D8CCB6"/>
+              <w:bottom w:val="single" w:sz="4" w:space="0" w:color="D8CCB6"/>
+              <w:right w:val="single" w:sz="4" w:space="0" w:color="D8CCB6"/>
+            </w:tcBorders>
+          </w:tcPr>
+          <w:p>
+            <w:pPr>
+              <w:pStyle w:val="DDTabellentext"/>
+            </w:pPr>
+            <w:r>
+              <w:rPr>
+                <w:sz w:val="16"/>
+              </w:rPr>
+              <w:t>Klausur</w:t>
+            </w:r>
+          </w:p>
+        </w:tc>
+        <w:tc>
+          <w:tcPr>
+            <w:tcW w:type="dxa" w:w="907"/>
+            <w:tcBorders>
+              <w:top w:val="single" w:sz="4" w:space="0" w:color="D8CCB6"/>
+              <w:left w:val="single" w:sz="4" w:space="0" w:color="D8CCB6"/>
+              <w:bottom w:val="single" w:sz="4" w:space="0" w:color="D8CCB6"/>
+              <w:right w:val="single" w:sz="4" w:space="0" w:color="D8CCB6"/>
+            </w:tcBorders>
+          </w:tcPr>
+          <w:p>
+            <w:pPr>
+              <w:pStyle w:val="DDTabellentext"/>
+            </w:pPr>
+            <w:r>
+              <w:rPr>
+                <w:sz w:val="16"/>
+              </w:rPr>
+              <w:t>eA</w:t>
+            </w:r>
+          </w:p>
+        </w:tc>
+        <w:tc>
+          <w:tcPr>
+            <w:tcW w:type="dxa" w:w="1361"/>
+            <w:tcBorders>
+              <w:top w:val="single" w:sz="4" w:space="0" w:color="D8CCB6"/>
+              <w:left w:val="single" w:sz="4" w:space="0" w:color="D8CCB6"/>
+              <w:bottom w:val="single" w:sz="4" w:space="0" w:color="D8CCB6"/>
+              <w:right w:val="single" w:sz="4" w:space="0" w:color="D8CCB6"/>
+            </w:tcBorders>
+          </w:tcPr>
+          <w:p>
+            <w:pPr>
+              <w:pStyle w:val="DDTabellentext"/>
+            </w:pPr>
+            <w:r>
+              <w:rPr>
+                <w:sz w:val="16"/>
+              </w:rPr>
+              <w:t>–</w:t>
+            </w:r>
+          </w:p>
+        </w:tc>
+        <w:tc>
+          <w:tcPr>
+            <w:tcW w:type="dxa" w:w="2041"/>
+            <w:tcBorders>
+              <w:top w:val="single" w:sz="4" w:space="0" w:color="D8CCB6"/>
+              <w:left w:val="single" w:sz="4" w:space="0" w:color="D8CCB6"/>
+              <w:bottom w:val="single" w:sz="4" w:space="0" w:color="D8CCB6"/>
+              <w:right w:val="single" w:sz="4" w:space="0" w:color="D8CCB6"/>
+            </w:tcBorders>
+          </w:tcPr>
+          <w:p>
+            <w:pPr>
+              <w:pStyle w:val="DDTabellentext"/>
+            </w:pPr>
+            <w:r>
+              <w:rPr>
+                <w:sz w:val="16"/>
+              </w:rPr>
+              <w:t>ja + Erwartungshorizont</w:t>
+            </w:r>
+          </w:p>
+        </w:tc>
+        <w:tc>
+          <w:tcPr>
+            <w:tcW w:type="dxa" w:w="4252"/>
+            <w:tcBorders>
+              <w:top w:val="single" w:sz="4" w:space="0" w:color="D8CCB6"/>
+              <w:left w:val="single" w:sz="4" w:space="0" w:color="D8CCB6"/>
+              <w:bottom w:val="single" w:sz="4" w:space="0" w:color="D8CCB6"/>
+              <w:right w:val="single" w:sz="4" w:space="0" w:color="D8CCB6"/>
+            </w:tcBorders>
+          </w:tcPr>
+          <w:p>
+            <w:pPr>
+              <w:pStyle w:val="DDTabellentext"/>
+            </w:pPr>
+            <w:r>
+              <w:rPr>
+                <w:sz w:val="16"/>
+              </w:rPr>
+              <w:t>DD_A7-Nachschreibklausur_eA.pdf</w:t>
+            </w:r>
+          </w:p>
+        </w:tc>
+      </w:tr>
+      <w:tr>
+        <w:tc>
+          <w:tcPr>
+            <w:tcW w:type="dxa" w:w="4535"/>
+            <w:tcBorders>
+              <w:top w:val="single" w:sz="4" w:space="0" w:color="D8CCB6"/>
+              <w:left w:val="single" w:sz="4" w:space="0" w:color="D8CCB6"/>
+              <w:bottom w:val="single" w:sz="4" w:space="0" w:color="D8CCB6"/>
+              <w:right w:val="single" w:sz="4" w:space="0" w:color="D8CCB6"/>
+            </w:tcBorders>
+          </w:tcPr>
+          <w:p>
+            <w:pPr>
+              <w:pStyle w:val="DDTabellentext"/>
+            </w:pPr>
+            <w:r>
+              <w:rPr>
+                <w:sz w:val="16"/>
+              </w:rPr>
+              <w:t>Nachschreibklausur Datenbanken (gA)</w:t>
+            </w:r>
+          </w:p>
+        </w:tc>
+        <w:tc>
+          <w:tcPr>
+            <w:tcW w:type="dxa" w:w="1474"/>
+            <w:tcBorders>
+              <w:top w:val="single" w:sz="4" w:space="0" w:color="D8CCB6"/>
+              <w:left w:val="single" w:sz="4" w:space="0" w:color="D8CCB6"/>
+              <w:bottom w:val="single" w:sz="4" w:space="0" w:color="D8CCB6"/>
+              <w:right w:val="single" w:sz="4" w:space="0" w:color="D8CCB6"/>
+            </w:tcBorders>
+          </w:tcPr>
+          <w:p>
+            <w:pPr>
+              <w:pStyle w:val="DDTabellentext"/>
+            </w:pPr>
+            <w:r>
+              <w:rPr>
+                <w:sz w:val="16"/>
+              </w:rPr>
+              <w:t>Klausur</w:t>
+            </w:r>
+          </w:p>
+        </w:tc>
+        <w:tc>
+          <w:tcPr>
+            <w:tcW w:type="dxa" w:w="907"/>
+            <w:tcBorders>
+              <w:top w:val="single" w:sz="4" w:space="0" w:color="D8CCB6"/>
+              <w:left w:val="single" w:sz="4" w:space="0" w:color="D8CCB6"/>
+              <w:bottom w:val="single" w:sz="4" w:space="0" w:color="D8CCB6"/>
+              <w:right w:val="single" w:sz="4" w:space="0" w:color="D8CCB6"/>
+            </w:tcBorders>
+          </w:tcPr>
+          <w:p>
+            <w:pPr>
+              <w:pStyle w:val="DDTabellentext"/>
+            </w:pPr>
+            <w:r>
+              <w:rPr>
+                <w:sz w:val="16"/>
+              </w:rPr>
+              <w:t>gA</w:t>
+            </w:r>
+          </w:p>
+        </w:tc>
+        <w:tc>
+          <w:tcPr>
+            <w:tcW w:type="dxa" w:w="1361"/>
+            <w:tcBorders>
+              <w:top w:val="single" w:sz="4" w:space="0" w:color="D8CCB6"/>
+              <w:left w:val="single" w:sz="4" w:space="0" w:color="D8CCB6"/>
+              <w:bottom w:val="single" w:sz="4" w:space="0" w:color="D8CCB6"/>
+              <w:right w:val="single" w:sz="4" w:space="0" w:color="D8CCB6"/>
+            </w:tcBorders>
+          </w:tcPr>
+          <w:p>
+            <w:pPr>
+              <w:pStyle w:val="DDTabellentext"/>
+            </w:pPr>
+            <w:r>
+              <w:rPr>
+                <w:sz w:val="16"/>
+              </w:rPr>
+              <w:t>–</w:t>
+            </w:r>
+          </w:p>
+        </w:tc>
+        <w:tc>
+          <w:tcPr>
+            <w:tcW w:type="dxa" w:w="2041"/>
+            <w:tcBorders>
+              <w:top w:val="single" w:sz="4" w:space="0" w:color="D8CCB6"/>
+              <w:left w:val="single" w:sz="4" w:space="0" w:color="D8CCB6"/>
+              <w:bottom w:val="single" w:sz="4" w:space="0" w:color="D8CCB6"/>
+              <w:right w:val="single" w:sz="4" w:space="0" w:color="D8CCB6"/>
+            </w:tcBorders>
+          </w:tcPr>
+          <w:p>
+            <w:pPr>
+              <w:pStyle w:val="DDTabellentext"/>
+            </w:pPr>
+            <w:r>
+              <w:rPr>
+                <w:sz w:val="16"/>
+              </w:rPr>
+              <w:t>ja + Erwartungshorizont</w:t>
+            </w:r>
+          </w:p>
+        </w:tc>
+        <w:tc>
+          <w:tcPr>
+            <w:tcW w:type="dxa" w:w="4252"/>
+            <w:tcBorders>
+              <w:top w:val="single" w:sz="4" w:space="0" w:color="D8CCB6"/>
+              <w:left w:val="single" w:sz="4" w:space="0" w:color="D8CCB6"/>
+              <w:bottom w:val="single" w:sz="4" w:space="0" w:color="D8CCB6"/>
+              <w:right w:val="single" w:sz="4" w:space="0" w:color="D8CCB6"/>
+            </w:tcBorders>
+          </w:tcPr>
+          <w:p>
+            <w:pPr>
+              <w:pStyle w:val="DDTabellentext"/>
+            </w:pPr>
+            <w:r>
+              <w:rPr>
+                <w:sz w:val="16"/>
+              </w:rPr>
+              <w:t>DD_A7-Nachschreibklausur_gA.pdf</w:t>
+            </w:r>
+          </w:p>
+        </w:tc>
+      </w:tr>
+      <w:tr>
+        <w:tc>
+          <w:tcPr>
+            <w:tcW w:type="dxa" w:w="4535"/>
+            <w:tcBorders>
+              <w:top w:val="single" w:sz="4" w:space="0" w:color="D8CCB6"/>
+              <w:left w:val="single" w:sz="4" w:space="0" w:color="D8CCB6"/>
+              <w:bottom w:val="single" w:sz="4" w:space="0" w:color="D8CCB6"/>
+              <w:right w:val="single" w:sz="4" w:space="0" w:color="D8CCB6"/>
+            </w:tcBorders>
+          </w:tcPr>
+          <w:p>
+            <w:pPr>
+              <w:pStyle w:val="DDTabellentext"/>
+            </w:pPr>
+            <w:r>
+              <w:rPr>
+                <w:sz w:val="16"/>
+              </w:rPr>
+              <w:t>Lehrerhinweise Akte 7</w:t>
+            </w:r>
+          </w:p>
+        </w:tc>
+        <w:tc>
+          <w:tcPr>
+            <w:tcW w:type="dxa" w:w="1474"/>
+            <w:tcBorders>
+              <w:top w:val="single" w:sz="4" w:space="0" w:color="D8CCB6"/>
+              <w:left w:val="single" w:sz="4" w:space="0" w:color="D8CCB6"/>
+              <w:bottom w:val="single" w:sz="4" w:space="0" w:color="D8CCB6"/>
+              <w:right w:val="single" w:sz="4" w:space="0" w:color="D8CCB6"/>
+            </w:tcBorders>
+          </w:tcPr>
+          <w:p>
+            <w:pPr>
+              <w:pStyle w:val="DDTabellentext"/>
+            </w:pPr>
+            <w:r>
+              <w:rPr>
+                <w:sz w:val="16"/>
+              </w:rPr>
+              <w:t>Lehrerhinweise</w:t>
+            </w:r>
+          </w:p>
+        </w:tc>
+        <w:tc>
+          <w:tcPr>
+            <w:tcW w:type="dxa" w:w="907"/>
+            <w:tcBorders>
+              <w:top w:val="single" w:sz="4" w:space="0" w:color="D8CCB6"/>
+              <w:left w:val="single" w:sz="4" w:space="0" w:color="D8CCB6"/>
+              <w:bottom w:val="single" w:sz="4" w:space="0" w:color="D8CCB6"/>
+              <w:right w:val="single" w:sz="4" w:space="0" w:color="D8CCB6"/>
+            </w:tcBorders>
+          </w:tcPr>
+          <w:p>
+            <w:pPr>
+              <w:pStyle w:val="DDTabellentext"/>
+            </w:pPr>
+            <w:r>
+              <w:rPr>
+                <w:sz w:val="16"/>
+              </w:rPr>
+              <w:t>beide</w:t>
+            </w:r>
+          </w:p>
+        </w:tc>
+        <w:tc>
+          <w:tcPr>
+            <w:tcW w:type="dxa" w:w="1361"/>
+            <w:tcBorders>
+              <w:top w:val="single" w:sz="4" w:space="0" w:color="D8CCB6"/>
+              <w:left w:val="single" w:sz="4" w:space="0" w:color="D8CCB6"/>
+              <w:bottom w:val="single" w:sz="4" w:space="0" w:color="D8CCB6"/>
+              <w:right w:val="single" w:sz="4" w:space="0" w:color="D8CCB6"/>
+            </w:tcBorders>
+          </w:tcPr>
+          <w:p>
+            <w:pPr>
+              <w:pStyle w:val="DDTabellentext"/>
+            </w:pPr>
+            <w:r>
+              <w:rPr>
+                <w:sz w:val="16"/>
+              </w:rPr>
+              <w:t>–</w:t>
+            </w:r>
+          </w:p>
+        </w:tc>
+        <w:tc>
+          <w:tcPr>
+            <w:tcW w:type="dxa" w:w="2041"/>
+            <w:tcBorders>
+              <w:top w:val="single" w:sz="4" w:space="0" w:color="D8CCB6"/>
+              <w:left w:val="single" w:sz="4" w:space="0" w:color="D8CCB6"/>
+              <w:bottom w:val="single" w:sz="4" w:space="0" w:color="D8CCB6"/>
+              <w:right w:val="single" w:sz="4" w:space="0" w:color="D8CCB6"/>
+            </w:tcBorders>
+          </w:tcPr>
+          <w:p>
+            <w:pPr>
+              <w:pStyle w:val="DDTabellentext"/>
+            </w:pPr>
+            <w:r>
+              <w:rPr>
+                <w:sz w:val="16"/>
+              </w:rPr>
+              <w:t>ja</w:t>
+            </w:r>
+          </w:p>
+        </w:tc>
+        <w:tc>
+          <w:tcPr>
+            <w:tcW w:type="dxa" w:w="4252"/>
+            <w:tcBorders>
+              <w:top w:val="single" w:sz="4" w:space="0" w:color="D8CCB6"/>
+              <w:left w:val="single" w:sz="4" w:space="0" w:color="D8CCB6"/>
+              <w:bottom w:val="single" w:sz="4" w:space="0" w:color="D8CCB6"/>
+              <w:right w:val="single" w:sz="4" w:space="0" w:color="D8CCB6"/>
+            </w:tcBorders>
+          </w:tcPr>
+          <w:p>
+            <w:pPr>
+              <w:pStyle w:val="DDTabellentext"/>
+            </w:pPr>
+            <w:r>
+              <w:rPr>
+                <w:sz w:val="16"/>
+              </w:rPr>
+              <w:t>DD_A7-Lehrerhinweise.pdf</w:t>
+            </w:r>
+          </w:p>
+        </w:tc>
+      </w:tr>
+      <w:tr>
+        <w:tc>
+          <w:tcPr>
+            <w:tcW w:type="dxa" w:w="4535"/>
+            <w:tcBorders>
+              <w:top w:val="single" w:sz="4" w:space="0" w:color="D8CCB6"/>
+              <w:left w:val="single" w:sz="4" w:space="0" w:color="D8CCB6"/>
+              <w:bottom w:val="single" w:sz="4" w:space="0" w:color="D8CCB6"/>
+              <w:right w:val="single" w:sz="4" w:space="0" w:color="D8CCB6"/>
+            </w:tcBorders>
+          </w:tcPr>
+          <w:p>
+            <w:pPr>
+              <w:pStyle w:val="DDTabellentext"/>
+            </w:pPr>
+            <w:r>
+              <w:rPr>
+                <w:sz w:val="16"/>
+              </w:rPr>
+              <w:t>Warm-up-Karten Akte 7</w:t>
+            </w:r>
+          </w:p>
+        </w:tc>
+        <w:tc>
+          <w:tcPr>
+            <w:tcW w:type="dxa" w:w="1474"/>
+            <w:tcBorders>
+              <w:top w:val="single" w:sz="4" w:space="0" w:color="D8CCB6"/>
+              <w:left w:val="single" w:sz="4" w:space="0" w:color="D8CCB6"/>
+              <w:bottom w:val="single" w:sz="4" w:space="0" w:color="D8CCB6"/>
+              <w:right w:val="single" w:sz="4" w:space="0" w:color="D8CCB6"/>
+            </w:tcBorders>
+          </w:tcPr>
+          <w:p>
+            <w:pPr>
+              <w:pStyle w:val="DDTabellentext"/>
+            </w:pPr>
+            <w:r>
+              <w:rPr>
+                <w:sz w:val="16"/>
+              </w:rPr>
+              <w:t>Warm-up</w:t>
+            </w:r>
+          </w:p>
+        </w:tc>
+        <w:tc>
+          <w:tcPr>
+            <w:tcW w:type="dxa" w:w="907"/>
+            <w:tcBorders>
+              <w:top w:val="single" w:sz="4" w:space="0" w:color="D8CCB6"/>
+              <w:left w:val="single" w:sz="4" w:space="0" w:color="D8CCB6"/>
+              <w:bottom w:val="single" w:sz="4" w:space="0" w:color="D8CCB6"/>
+              <w:right w:val="single" w:sz="4" w:space="0" w:color="D8CCB6"/>
+            </w:tcBorders>
+          </w:tcPr>
+          <w:p>
+            <w:pPr>
+              <w:pStyle w:val="DDTabellentext"/>
+            </w:pPr>
+            <w:r>
+              <w:rPr>
+                <w:sz w:val="16"/>
+              </w:rPr>
+              <w:t>beide</w:t>
+            </w:r>
+          </w:p>
+        </w:tc>
+        <w:tc>
+          <w:tcPr>
+            <w:tcW w:type="dxa" w:w="1361"/>
+            <w:tcBorders>
+              <w:top w:val="single" w:sz="4" w:space="0" w:color="D8CCB6"/>
+              <w:left w:val="single" w:sz="4" w:space="0" w:color="D8CCB6"/>
+              <w:bottom w:val="single" w:sz="4" w:space="0" w:color="D8CCB6"/>
+              <w:right w:val="single" w:sz="4" w:space="0" w:color="D8CCB6"/>
+            </w:tcBorders>
+          </w:tcPr>
+          <w:p>
+            <w:pPr>
+              <w:pStyle w:val="DDTabellentext"/>
+            </w:pPr>
+            <w:r>
+              <w:rPr>
+                <w:sz w:val="16"/>
+              </w:rPr>
+              <w:t>ohne Lösungen</w:t>
+            </w:r>
+          </w:p>
+        </w:tc>
+        <w:tc>
+          <w:tcPr>
+            <w:tcW w:type="dxa" w:w="2041"/>
+            <w:tcBorders>
+              <w:top w:val="single" w:sz="4" w:space="0" w:color="D8CCB6"/>
+              <w:left w:val="single" w:sz="4" w:space="0" w:color="D8CCB6"/>
+              <w:bottom w:val="single" w:sz="4" w:space="0" w:color="D8CCB6"/>
+              <w:right w:val="single" w:sz="4" w:space="0" w:color="D8CCB6"/>
+            </w:tcBorders>
+          </w:tcPr>
+          <w:p>
+            <w:pPr>
+              <w:pStyle w:val="DDTabellentext"/>
+            </w:pPr>
+            <w:r>
+              <w:rPr>
+                <w:sz w:val="16"/>
+              </w:rPr>
+              <w:t>mit Lösungen</w:t>
+            </w:r>
+          </w:p>
+        </w:tc>
+        <w:tc>
+          <w:tcPr>
+            <w:tcW w:type="dxa" w:w="4252"/>
+            <w:tcBorders>
+              <w:top w:val="single" w:sz="4" w:space="0" w:color="D8CCB6"/>
+              <w:left w:val="single" w:sz="4" w:space="0" w:color="D8CCB6"/>
+              <w:bottom w:val="single" w:sz="4" w:space="0" w:color="D8CCB6"/>
+              <w:right w:val="single" w:sz="4" w:space="0" w:color="D8CCB6"/>
+            </w:tcBorders>
+          </w:tcPr>
+          <w:p>
+            <w:pPr>
+              <w:pStyle w:val="DDTabellentext"/>
+            </w:pPr>
+            <w:r>
+              <w:rPr>
+                <w:sz w:val="16"/>
+              </w:rPr>
+              <w:t>DD_A7-Warm-up-Karten.pdf</w:t>
+            </w:r>
+          </w:p>
+        </w:tc>
+      </w:tr>
+    </w:tbl>
     <w:p>
       <w:pPr>
-        <w:tabs>
-          <w:tab w:pos="312" w:val="left"/>
-        </w:tabs>
-        <w:spacing w:after="40"/>
-        <w:ind w:left="312" w:hanging="255"/>
+        <w:spacing w:after="0" w:line="80" w:lineRule="exact"/>
       </w:pPr>
-      <w:r>
-        <w:rPr>
-          <w:color w:val="B3261E"/>
-        </w:rPr>
-        <w:t>▸</w:t>
-        <w:tab/>
-      </w:r>
-      <w:r>
-        <w:rPr>
-          <w:i/>
-        </w:rPr>
-        <w:t>geplant (noch nicht eingetragen):</w:t>
-      </w:r>
-      <w:r>
-        <w:t xml:space="preserve"> Generalprobe eA und gA mit Erwartungshorizont · Klausur eA (A + B) und gA (A + B-gA) mit Erwartungshorizont · Nachschreibklausur · Warm-up-Karten A7</w:t>
-      </w:r>
     </w:p>
     <w:p>
       <w:pPr>
@@ -25617,29 +29366,1274 @@
         <w:t>Erklärvideos (Folien)</w:t>
       </w:r>
     </w:p>
+    <w:tbl>
+      <w:tblPr>
+        <w:tblStyle w:val="Datentabelle"/>
+        <w:jc w:val="left"/>
+        <w:tblLayout w:type="fixed"/>
+        <w:tblLook w:firstColumn="1" w:firstRow="1" w:lastColumn="0" w:lastRow="0" w:noHBand="0" w:noVBand="1" w:val="04A0"/>
+        <w:tblW w:w="14571" w:type="dxa"/>
+      </w:tblPr>
+      <w:tblGrid>
+        <w:gridCol w:w="4536"/>
+        <w:gridCol w:w="1474"/>
+        <w:gridCol w:w="907"/>
+        <w:gridCol w:w="1360"/>
+        <w:gridCol w:w="2041"/>
+        <w:gridCol w:w="4252"/>
+      </w:tblGrid>
+      <w:tr>
+        <w:trPr>
+          <w:tblHeader/>
+        </w:trPr>
+        <w:tc>
+          <w:tcPr>
+            <w:tcW w:type="dxa" w:w="4535"/>
+            <w:shd w:val="clear" w:color="auto" w:fill="EBE2D2"/>
+            <w:tcBorders>
+              <w:top w:val="single" w:sz="4" w:space="0" w:color="D8CCB6"/>
+              <w:left w:val="single" w:sz="4" w:space="0" w:color="D8CCB6"/>
+              <w:bottom w:val="single" w:sz="4" w:space="0" w:color="D8CCB6"/>
+              <w:right w:val="single" w:sz="4" w:space="0" w:color="D8CCB6"/>
+            </w:tcBorders>
+          </w:tcPr>
+          <w:p>
+            <w:pPr>
+              <w:pStyle w:val="DDTabellentext"/>
+            </w:pPr>
+            <w:r>
+              <w:rPr>
+                <w:rFonts w:ascii="IBM Plex Mono" w:hAnsi="IBM Plex Mono" w:eastAsia="IBM Plex Mono" w:cs="IBM Plex Mono"/>
+                <w:b/>
+                <w:color w:val="1C2B3A"/>
+                <w:sz w:val="15"/>
+              </w:rPr>
+              <w:t>Material</w:t>
+            </w:r>
+          </w:p>
+        </w:tc>
+        <w:tc>
+          <w:tcPr>
+            <w:tcW w:type="dxa" w:w="1474"/>
+            <w:shd w:val="clear" w:color="auto" w:fill="EBE2D2"/>
+            <w:tcBorders>
+              <w:top w:val="single" w:sz="4" w:space="0" w:color="D8CCB6"/>
+              <w:left w:val="single" w:sz="4" w:space="0" w:color="D8CCB6"/>
+              <w:bottom w:val="single" w:sz="4" w:space="0" w:color="D8CCB6"/>
+              <w:right w:val="single" w:sz="4" w:space="0" w:color="D8CCB6"/>
+            </w:tcBorders>
+          </w:tcPr>
+          <w:p>
+            <w:pPr>
+              <w:pStyle w:val="DDTabellentext"/>
+            </w:pPr>
+            <w:r>
+              <w:rPr>
+                <w:rFonts w:ascii="IBM Plex Mono" w:hAnsi="IBM Plex Mono" w:eastAsia="IBM Plex Mono" w:cs="IBM Plex Mono"/>
+                <w:b/>
+                <w:color w:val="1C2B3A"/>
+                <w:sz w:val="15"/>
+              </w:rPr>
+              <w:t>Art</w:t>
+            </w:r>
+          </w:p>
+        </w:tc>
+        <w:tc>
+          <w:tcPr>
+            <w:tcW w:type="dxa" w:w="907"/>
+            <w:shd w:val="clear" w:color="auto" w:fill="EBE2D2"/>
+            <w:tcBorders>
+              <w:top w:val="single" w:sz="4" w:space="0" w:color="D8CCB6"/>
+              <w:left w:val="single" w:sz="4" w:space="0" w:color="D8CCB6"/>
+              <w:bottom w:val="single" w:sz="4" w:space="0" w:color="D8CCB6"/>
+              <w:right w:val="single" w:sz="4" w:space="0" w:color="D8CCB6"/>
+            </w:tcBorders>
+          </w:tcPr>
+          <w:p>
+            <w:pPr>
+              <w:pStyle w:val="DDTabellentext"/>
+            </w:pPr>
+            <w:r>
+              <w:rPr>
+                <w:rFonts w:ascii="IBM Plex Mono" w:hAnsi="IBM Plex Mono" w:eastAsia="IBM Plex Mono" w:cs="IBM Plex Mono"/>
+                <w:b/>
+                <w:color w:val="1C2B3A"/>
+                <w:sz w:val="15"/>
+              </w:rPr>
+              <w:t>Niveau</w:t>
+            </w:r>
+          </w:p>
+        </w:tc>
+        <w:tc>
+          <w:tcPr>
+            <w:tcW w:type="dxa" w:w="1361"/>
+            <w:shd w:val="clear" w:color="auto" w:fill="EBE2D2"/>
+            <w:tcBorders>
+              <w:top w:val="single" w:sz="4" w:space="0" w:color="D8CCB6"/>
+              <w:left w:val="single" w:sz="4" w:space="0" w:color="D8CCB6"/>
+              <w:bottom w:val="single" w:sz="4" w:space="0" w:color="D8CCB6"/>
+              <w:right w:val="single" w:sz="4" w:space="0" w:color="D8CCB6"/>
+            </w:tcBorders>
+          </w:tcPr>
+          <w:p>
+            <w:pPr>
+              <w:pStyle w:val="DDTabellentext"/>
+            </w:pPr>
+            <w:r>
+              <w:rPr>
+                <w:rFonts w:ascii="IBM Plex Mono" w:hAnsi="IBM Plex Mono" w:eastAsia="IBM Plex Mono" w:cs="IBM Plex Mono"/>
+                <w:b/>
+                <w:color w:val="1C2B3A"/>
+                <w:sz w:val="15"/>
+              </w:rPr>
+              <w:t>Schüler-PDF</w:t>
+            </w:r>
+          </w:p>
+        </w:tc>
+        <w:tc>
+          <w:tcPr>
+            <w:tcW w:type="dxa" w:w="2041"/>
+            <w:shd w:val="clear" w:color="auto" w:fill="EBE2D2"/>
+            <w:tcBorders>
+              <w:top w:val="single" w:sz="4" w:space="0" w:color="D8CCB6"/>
+              <w:left w:val="single" w:sz="4" w:space="0" w:color="D8CCB6"/>
+              <w:bottom w:val="single" w:sz="4" w:space="0" w:color="D8CCB6"/>
+              <w:right w:val="single" w:sz="4" w:space="0" w:color="D8CCB6"/>
+            </w:tcBorders>
+          </w:tcPr>
+          <w:p>
+            <w:pPr>
+              <w:pStyle w:val="DDTabellentext"/>
+            </w:pPr>
+            <w:r>
+              <w:rPr>
+                <w:rFonts w:ascii="IBM Plex Mono" w:hAnsi="IBM Plex Mono" w:eastAsia="IBM Plex Mono" w:cs="IBM Plex Mono"/>
+                <w:b/>
+                <w:color w:val="1C2B3A"/>
+                <w:sz w:val="15"/>
+              </w:rPr>
+              <w:t>Lehrkraft-PDF</w:t>
+            </w:r>
+          </w:p>
+        </w:tc>
+        <w:tc>
+          <w:tcPr>
+            <w:tcW w:type="dxa" w:w="4252"/>
+            <w:shd w:val="clear" w:color="auto" w:fill="EBE2D2"/>
+            <w:tcBorders>
+              <w:top w:val="single" w:sz="4" w:space="0" w:color="D8CCB6"/>
+              <w:left w:val="single" w:sz="4" w:space="0" w:color="D8CCB6"/>
+              <w:bottom w:val="single" w:sz="4" w:space="0" w:color="D8CCB6"/>
+              <w:right w:val="single" w:sz="4" w:space="0" w:color="D8CCB6"/>
+            </w:tcBorders>
+          </w:tcPr>
+          <w:p>
+            <w:pPr>
+              <w:pStyle w:val="DDTabellentext"/>
+            </w:pPr>
+            <w:r>
+              <w:rPr>
+                <w:rFonts w:ascii="IBM Plex Mono" w:hAnsi="IBM Plex Mono" w:eastAsia="IBM Plex Mono" w:cs="IBM Plex Mono"/>
+                <w:b/>
+                <w:color w:val="1C2B3A"/>
+                <w:sz w:val="15"/>
+              </w:rPr>
+              <w:t>Dateiname (PDF)</w:t>
+            </w:r>
+          </w:p>
+        </w:tc>
+      </w:tr>
+      <w:tr>
+        <w:tc>
+          <w:tcPr>
+            <w:tcW w:type="dxa" w:w="4535"/>
+            <w:tcBorders>
+              <w:top w:val="single" w:sz="4" w:space="0" w:color="D8CCB6"/>
+              <w:left w:val="single" w:sz="4" w:space="0" w:color="D8CCB6"/>
+              <w:bottom w:val="single" w:sz="4" w:space="0" w:color="D8CCB6"/>
+              <w:right w:val="single" w:sz="4" w:space="0" w:color="D8CCB6"/>
+            </w:tcBorders>
+          </w:tcPr>
+          <w:p>
+            <w:pPr>
+              <w:pStyle w:val="DDTabellentext"/>
+            </w:pPr>
+            <w:r>
+              <w:rPr>
+                <w:sz w:val="16"/>
+              </w:rPr>
+              <w:t>Video 0 · So ermittelst du in der Datendetektei (Folien)</w:t>
+            </w:r>
+          </w:p>
+        </w:tc>
+        <w:tc>
+          <w:tcPr>
+            <w:tcW w:type="dxa" w:w="1474"/>
+            <w:tcBorders>
+              <w:top w:val="single" w:sz="4" w:space="0" w:color="D8CCB6"/>
+              <w:left w:val="single" w:sz="4" w:space="0" w:color="D8CCB6"/>
+              <w:bottom w:val="single" w:sz="4" w:space="0" w:color="D8CCB6"/>
+              <w:right w:val="single" w:sz="4" w:space="0" w:color="D8CCB6"/>
+            </w:tcBorders>
+          </w:tcPr>
+          <w:p>
+            <w:pPr>
+              <w:pStyle w:val="DDTabellentext"/>
+            </w:pPr>
+            <w:r>
+              <w:rPr>
+                <w:sz w:val="16"/>
+              </w:rPr>
+              <w:t>Video</w:t>
+            </w:r>
+          </w:p>
+        </w:tc>
+        <w:tc>
+          <w:tcPr>
+            <w:tcW w:type="dxa" w:w="907"/>
+            <w:tcBorders>
+              <w:top w:val="single" w:sz="4" w:space="0" w:color="D8CCB6"/>
+              <w:left w:val="single" w:sz="4" w:space="0" w:color="D8CCB6"/>
+              <w:bottom w:val="single" w:sz="4" w:space="0" w:color="D8CCB6"/>
+              <w:right w:val="single" w:sz="4" w:space="0" w:color="D8CCB6"/>
+            </w:tcBorders>
+          </w:tcPr>
+          <w:p>
+            <w:pPr>
+              <w:pStyle w:val="DDTabellentext"/>
+            </w:pPr>
+            <w:r>
+              <w:rPr>
+                <w:sz w:val="16"/>
+              </w:rPr>
+              <w:t>beide</w:t>
+            </w:r>
+          </w:p>
+        </w:tc>
+        <w:tc>
+          <w:tcPr>
+            <w:tcW w:type="dxa" w:w="1361"/>
+            <w:tcBorders>
+              <w:top w:val="single" w:sz="4" w:space="0" w:color="D8CCB6"/>
+              <w:left w:val="single" w:sz="4" w:space="0" w:color="D8CCB6"/>
+              <w:bottom w:val="single" w:sz="4" w:space="0" w:color="D8CCB6"/>
+              <w:right w:val="single" w:sz="4" w:space="0" w:color="D8CCB6"/>
+            </w:tcBorders>
+          </w:tcPr>
+          <w:p>
+            <w:pPr>
+              <w:pStyle w:val="DDTabellentext"/>
+            </w:pPr>
+            <w:r>
+              <w:rPr>
+                <w:sz w:val="16"/>
+              </w:rPr>
+              <w:t>–</w:t>
+            </w:r>
+          </w:p>
+        </w:tc>
+        <w:tc>
+          <w:tcPr>
+            <w:tcW w:type="dxa" w:w="2041"/>
+            <w:tcBorders>
+              <w:top w:val="single" w:sz="4" w:space="0" w:color="D8CCB6"/>
+              <w:left w:val="single" w:sz="4" w:space="0" w:color="D8CCB6"/>
+              <w:bottom w:val="single" w:sz="4" w:space="0" w:color="D8CCB6"/>
+              <w:right w:val="single" w:sz="4" w:space="0" w:color="D8CCB6"/>
+            </w:tcBorders>
+          </w:tcPr>
+          <w:p>
+            <w:pPr>
+              <w:pStyle w:val="DDTabellentext"/>
+            </w:pPr>
+            <w:r>
+              <w:rPr>
+                <w:sz w:val="16"/>
+              </w:rPr>
+              <w:t>Folien</w:t>
+            </w:r>
+          </w:p>
+        </w:tc>
+        <w:tc>
+          <w:tcPr>
+            <w:tcW w:type="dxa" w:w="4252"/>
+            <w:tcBorders>
+              <w:top w:val="single" w:sz="4" w:space="0" w:color="D8CCB6"/>
+              <w:left w:val="single" w:sz="4" w:space="0" w:color="D8CCB6"/>
+              <w:bottom w:val="single" w:sz="4" w:space="0" w:color="D8CCB6"/>
+              <w:right w:val="single" w:sz="4" w:space="0" w:color="D8CCB6"/>
+            </w:tcBorders>
+          </w:tcPr>
+          <w:p>
+            <w:pPr>
+              <w:pStyle w:val="DDTabellentext"/>
+            </w:pPr>
+            <w:r>
+              <w:rPr>
+                <w:sz w:val="16"/>
+              </w:rPr>
+              <w:t>DD_Video00-So_ermittelst_du_Folien.pdf</w:t>
+            </w:r>
+          </w:p>
+        </w:tc>
+      </w:tr>
+      <w:tr>
+        <w:tc>
+          <w:tcPr>
+            <w:tcW w:type="dxa" w:w="4535"/>
+            <w:tcBorders>
+              <w:top w:val="single" w:sz="4" w:space="0" w:color="D8CCB6"/>
+              <w:left w:val="single" w:sz="4" w:space="0" w:color="D8CCB6"/>
+              <w:bottom w:val="single" w:sz="4" w:space="0" w:color="D8CCB6"/>
+              <w:right w:val="single" w:sz="4" w:space="0" w:color="D8CCB6"/>
+            </w:tcBorders>
+          </w:tcPr>
+          <w:p>
+            <w:pPr>
+              <w:pStyle w:val="DDTabellentext"/>
+            </w:pPr>
+            <w:r>
+              <w:rPr>
+                <w:sz w:val="16"/>
+              </w:rPr>
+              <w:t>Video 1 · SQL-Grundlagen: SELECT, WHERE und die Bedingungsfallen (Folien)</w:t>
+            </w:r>
+          </w:p>
+        </w:tc>
+        <w:tc>
+          <w:tcPr>
+            <w:tcW w:type="dxa" w:w="1474"/>
+            <w:tcBorders>
+              <w:top w:val="single" w:sz="4" w:space="0" w:color="D8CCB6"/>
+              <w:left w:val="single" w:sz="4" w:space="0" w:color="D8CCB6"/>
+              <w:bottom w:val="single" w:sz="4" w:space="0" w:color="D8CCB6"/>
+              <w:right w:val="single" w:sz="4" w:space="0" w:color="D8CCB6"/>
+            </w:tcBorders>
+          </w:tcPr>
+          <w:p>
+            <w:pPr>
+              <w:pStyle w:val="DDTabellentext"/>
+            </w:pPr>
+            <w:r>
+              <w:rPr>
+                <w:sz w:val="16"/>
+              </w:rPr>
+              <w:t>Video</w:t>
+            </w:r>
+          </w:p>
+        </w:tc>
+        <w:tc>
+          <w:tcPr>
+            <w:tcW w:type="dxa" w:w="907"/>
+            <w:tcBorders>
+              <w:top w:val="single" w:sz="4" w:space="0" w:color="D8CCB6"/>
+              <w:left w:val="single" w:sz="4" w:space="0" w:color="D8CCB6"/>
+              <w:bottom w:val="single" w:sz="4" w:space="0" w:color="D8CCB6"/>
+              <w:right w:val="single" w:sz="4" w:space="0" w:color="D8CCB6"/>
+            </w:tcBorders>
+          </w:tcPr>
+          <w:p>
+            <w:pPr>
+              <w:pStyle w:val="DDTabellentext"/>
+            </w:pPr>
+            <w:r>
+              <w:rPr>
+                <w:sz w:val="16"/>
+              </w:rPr>
+              <w:t>beide</w:t>
+            </w:r>
+          </w:p>
+        </w:tc>
+        <w:tc>
+          <w:tcPr>
+            <w:tcW w:type="dxa" w:w="1361"/>
+            <w:tcBorders>
+              <w:top w:val="single" w:sz="4" w:space="0" w:color="D8CCB6"/>
+              <w:left w:val="single" w:sz="4" w:space="0" w:color="D8CCB6"/>
+              <w:bottom w:val="single" w:sz="4" w:space="0" w:color="D8CCB6"/>
+              <w:right w:val="single" w:sz="4" w:space="0" w:color="D8CCB6"/>
+            </w:tcBorders>
+          </w:tcPr>
+          <w:p>
+            <w:pPr>
+              <w:pStyle w:val="DDTabellentext"/>
+            </w:pPr>
+            <w:r>
+              <w:rPr>
+                <w:sz w:val="16"/>
+              </w:rPr>
+              <w:t>–</w:t>
+            </w:r>
+          </w:p>
+        </w:tc>
+        <w:tc>
+          <w:tcPr>
+            <w:tcW w:type="dxa" w:w="2041"/>
+            <w:tcBorders>
+              <w:top w:val="single" w:sz="4" w:space="0" w:color="D8CCB6"/>
+              <w:left w:val="single" w:sz="4" w:space="0" w:color="D8CCB6"/>
+              <w:bottom w:val="single" w:sz="4" w:space="0" w:color="D8CCB6"/>
+              <w:right w:val="single" w:sz="4" w:space="0" w:color="D8CCB6"/>
+            </w:tcBorders>
+          </w:tcPr>
+          <w:p>
+            <w:pPr>
+              <w:pStyle w:val="DDTabellentext"/>
+            </w:pPr>
+            <w:r>
+              <w:rPr>
+                <w:sz w:val="16"/>
+              </w:rPr>
+              <w:t>Folien</w:t>
+            </w:r>
+          </w:p>
+        </w:tc>
+        <w:tc>
+          <w:tcPr>
+            <w:tcW w:type="dxa" w:w="4252"/>
+            <w:tcBorders>
+              <w:top w:val="single" w:sz="4" w:space="0" w:color="D8CCB6"/>
+              <w:left w:val="single" w:sz="4" w:space="0" w:color="D8CCB6"/>
+              <w:bottom w:val="single" w:sz="4" w:space="0" w:color="D8CCB6"/>
+              <w:right w:val="single" w:sz="4" w:space="0" w:color="D8CCB6"/>
+            </w:tcBorders>
+          </w:tcPr>
+          <w:p>
+            <w:pPr>
+              <w:pStyle w:val="DDTabellentext"/>
+            </w:pPr>
+            <w:r>
+              <w:rPr>
+                <w:sz w:val="16"/>
+              </w:rPr>
+              <w:t>DD_Video01-SQL-Grundlagen_Folien.pdf</w:t>
+            </w:r>
+          </w:p>
+        </w:tc>
+      </w:tr>
+      <w:tr>
+        <w:tc>
+          <w:tcPr>
+            <w:tcW w:type="dxa" w:w="4535"/>
+            <w:tcBorders>
+              <w:top w:val="single" w:sz="4" w:space="0" w:color="D8CCB6"/>
+              <w:left w:val="single" w:sz="4" w:space="0" w:color="D8CCB6"/>
+              <w:bottom w:val="single" w:sz="4" w:space="0" w:color="D8CCB6"/>
+              <w:right w:val="single" w:sz="4" w:space="0" w:color="D8CCB6"/>
+            </w:tcBorders>
+          </w:tcPr>
+          <w:p>
+            <w:pPr>
+              <w:pStyle w:val="DDTabellentext"/>
+            </w:pPr>
+            <w:r>
+              <w:rPr>
+                <w:sz w:val="16"/>
+              </w:rPr>
+              <w:t>Video 2 · Verbund ohne JOIN: Wie FROM a, b WHERE funktioniert (Folien)</w:t>
+            </w:r>
+          </w:p>
+        </w:tc>
+        <w:tc>
+          <w:tcPr>
+            <w:tcW w:type="dxa" w:w="1474"/>
+            <w:tcBorders>
+              <w:top w:val="single" w:sz="4" w:space="0" w:color="D8CCB6"/>
+              <w:left w:val="single" w:sz="4" w:space="0" w:color="D8CCB6"/>
+              <w:bottom w:val="single" w:sz="4" w:space="0" w:color="D8CCB6"/>
+              <w:right w:val="single" w:sz="4" w:space="0" w:color="D8CCB6"/>
+            </w:tcBorders>
+          </w:tcPr>
+          <w:p>
+            <w:pPr>
+              <w:pStyle w:val="DDTabellentext"/>
+            </w:pPr>
+            <w:r>
+              <w:rPr>
+                <w:sz w:val="16"/>
+              </w:rPr>
+              <w:t>Video</w:t>
+            </w:r>
+          </w:p>
+        </w:tc>
+        <w:tc>
+          <w:tcPr>
+            <w:tcW w:type="dxa" w:w="907"/>
+            <w:tcBorders>
+              <w:top w:val="single" w:sz="4" w:space="0" w:color="D8CCB6"/>
+              <w:left w:val="single" w:sz="4" w:space="0" w:color="D8CCB6"/>
+              <w:bottom w:val="single" w:sz="4" w:space="0" w:color="D8CCB6"/>
+              <w:right w:val="single" w:sz="4" w:space="0" w:color="D8CCB6"/>
+            </w:tcBorders>
+          </w:tcPr>
+          <w:p>
+            <w:pPr>
+              <w:pStyle w:val="DDTabellentext"/>
+            </w:pPr>
+            <w:r>
+              <w:rPr>
+                <w:sz w:val="16"/>
+              </w:rPr>
+              <w:t>beide</w:t>
+            </w:r>
+          </w:p>
+        </w:tc>
+        <w:tc>
+          <w:tcPr>
+            <w:tcW w:type="dxa" w:w="1361"/>
+            <w:tcBorders>
+              <w:top w:val="single" w:sz="4" w:space="0" w:color="D8CCB6"/>
+              <w:left w:val="single" w:sz="4" w:space="0" w:color="D8CCB6"/>
+              <w:bottom w:val="single" w:sz="4" w:space="0" w:color="D8CCB6"/>
+              <w:right w:val="single" w:sz="4" w:space="0" w:color="D8CCB6"/>
+            </w:tcBorders>
+          </w:tcPr>
+          <w:p>
+            <w:pPr>
+              <w:pStyle w:val="DDTabellentext"/>
+            </w:pPr>
+            <w:r>
+              <w:rPr>
+                <w:sz w:val="16"/>
+              </w:rPr>
+              <w:t>–</w:t>
+            </w:r>
+          </w:p>
+        </w:tc>
+        <w:tc>
+          <w:tcPr>
+            <w:tcW w:type="dxa" w:w="2041"/>
+            <w:tcBorders>
+              <w:top w:val="single" w:sz="4" w:space="0" w:color="D8CCB6"/>
+              <w:left w:val="single" w:sz="4" w:space="0" w:color="D8CCB6"/>
+              <w:bottom w:val="single" w:sz="4" w:space="0" w:color="D8CCB6"/>
+              <w:right w:val="single" w:sz="4" w:space="0" w:color="D8CCB6"/>
+            </w:tcBorders>
+          </w:tcPr>
+          <w:p>
+            <w:pPr>
+              <w:pStyle w:val="DDTabellentext"/>
+            </w:pPr>
+            <w:r>
+              <w:rPr>
+                <w:sz w:val="16"/>
+              </w:rPr>
+              <w:t>Folien</w:t>
+            </w:r>
+          </w:p>
+        </w:tc>
+        <w:tc>
+          <w:tcPr>
+            <w:tcW w:type="dxa" w:w="4252"/>
+            <w:tcBorders>
+              <w:top w:val="single" w:sz="4" w:space="0" w:color="D8CCB6"/>
+              <w:left w:val="single" w:sz="4" w:space="0" w:color="D8CCB6"/>
+              <w:bottom w:val="single" w:sz="4" w:space="0" w:color="D8CCB6"/>
+              <w:right w:val="single" w:sz="4" w:space="0" w:color="D8CCB6"/>
+            </w:tcBorders>
+          </w:tcPr>
+          <w:p>
+            <w:pPr>
+              <w:pStyle w:val="DDTabellentext"/>
+            </w:pPr>
+            <w:r>
+              <w:rPr>
+                <w:sz w:val="16"/>
+              </w:rPr>
+              <w:t>DD_Video02-Verbund_ohne_JOIN_Folien.pdf</w:t>
+            </w:r>
+          </w:p>
+        </w:tc>
+      </w:tr>
+      <w:tr>
+        <w:tc>
+          <w:tcPr>
+            <w:tcW w:type="dxa" w:w="4535"/>
+            <w:tcBorders>
+              <w:top w:val="single" w:sz="4" w:space="0" w:color="D8CCB6"/>
+              <w:left w:val="single" w:sz="4" w:space="0" w:color="D8CCB6"/>
+              <w:bottom w:val="single" w:sz="4" w:space="0" w:color="D8CCB6"/>
+              <w:right w:val="single" w:sz="4" w:space="0" w:color="D8CCB6"/>
+            </w:tcBorders>
+          </w:tcPr>
+          <w:p>
+            <w:pPr>
+              <w:pStyle w:val="DDTabellentext"/>
+            </w:pPr>
+            <w:r>
+              <w:rPr>
+                <w:sz w:val="16"/>
+              </w:rPr>
+              <w:t>Video 3 · GROUP BY und HAVING – so wie im Abitur (Folien)</w:t>
+            </w:r>
+          </w:p>
+        </w:tc>
+        <w:tc>
+          <w:tcPr>
+            <w:tcW w:type="dxa" w:w="1474"/>
+            <w:tcBorders>
+              <w:top w:val="single" w:sz="4" w:space="0" w:color="D8CCB6"/>
+              <w:left w:val="single" w:sz="4" w:space="0" w:color="D8CCB6"/>
+              <w:bottom w:val="single" w:sz="4" w:space="0" w:color="D8CCB6"/>
+              <w:right w:val="single" w:sz="4" w:space="0" w:color="D8CCB6"/>
+            </w:tcBorders>
+          </w:tcPr>
+          <w:p>
+            <w:pPr>
+              <w:pStyle w:val="DDTabellentext"/>
+            </w:pPr>
+            <w:r>
+              <w:rPr>
+                <w:sz w:val="16"/>
+              </w:rPr>
+              <w:t>Video</w:t>
+            </w:r>
+          </w:p>
+        </w:tc>
+        <w:tc>
+          <w:tcPr>
+            <w:tcW w:type="dxa" w:w="907"/>
+            <w:tcBorders>
+              <w:top w:val="single" w:sz="4" w:space="0" w:color="D8CCB6"/>
+              <w:left w:val="single" w:sz="4" w:space="0" w:color="D8CCB6"/>
+              <w:bottom w:val="single" w:sz="4" w:space="0" w:color="D8CCB6"/>
+              <w:right w:val="single" w:sz="4" w:space="0" w:color="D8CCB6"/>
+            </w:tcBorders>
+          </w:tcPr>
+          <w:p>
+            <w:pPr>
+              <w:pStyle w:val="DDTabellentext"/>
+            </w:pPr>
+            <w:r>
+              <w:rPr>
+                <w:sz w:val="16"/>
+              </w:rPr>
+              <w:t>beide</w:t>
+            </w:r>
+          </w:p>
+        </w:tc>
+        <w:tc>
+          <w:tcPr>
+            <w:tcW w:type="dxa" w:w="1361"/>
+            <w:tcBorders>
+              <w:top w:val="single" w:sz="4" w:space="0" w:color="D8CCB6"/>
+              <w:left w:val="single" w:sz="4" w:space="0" w:color="D8CCB6"/>
+              <w:bottom w:val="single" w:sz="4" w:space="0" w:color="D8CCB6"/>
+              <w:right w:val="single" w:sz="4" w:space="0" w:color="D8CCB6"/>
+            </w:tcBorders>
+          </w:tcPr>
+          <w:p>
+            <w:pPr>
+              <w:pStyle w:val="DDTabellentext"/>
+            </w:pPr>
+            <w:r>
+              <w:rPr>
+                <w:sz w:val="16"/>
+              </w:rPr>
+              <w:t>–</w:t>
+            </w:r>
+          </w:p>
+        </w:tc>
+        <w:tc>
+          <w:tcPr>
+            <w:tcW w:type="dxa" w:w="2041"/>
+            <w:tcBorders>
+              <w:top w:val="single" w:sz="4" w:space="0" w:color="D8CCB6"/>
+              <w:left w:val="single" w:sz="4" w:space="0" w:color="D8CCB6"/>
+              <w:bottom w:val="single" w:sz="4" w:space="0" w:color="D8CCB6"/>
+              <w:right w:val="single" w:sz="4" w:space="0" w:color="D8CCB6"/>
+            </w:tcBorders>
+          </w:tcPr>
+          <w:p>
+            <w:pPr>
+              <w:pStyle w:val="DDTabellentext"/>
+            </w:pPr>
+            <w:r>
+              <w:rPr>
+                <w:sz w:val="16"/>
+              </w:rPr>
+              <w:t>Folien</w:t>
+            </w:r>
+          </w:p>
+        </w:tc>
+        <w:tc>
+          <w:tcPr>
+            <w:tcW w:type="dxa" w:w="4252"/>
+            <w:tcBorders>
+              <w:top w:val="single" w:sz="4" w:space="0" w:color="D8CCB6"/>
+              <w:left w:val="single" w:sz="4" w:space="0" w:color="D8CCB6"/>
+              <w:bottom w:val="single" w:sz="4" w:space="0" w:color="D8CCB6"/>
+              <w:right w:val="single" w:sz="4" w:space="0" w:color="D8CCB6"/>
+            </w:tcBorders>
+          </w:tcPr>
+          <w:p>
+            <w:pPr>
+              <w:pStyle w:val="DDTabellentext"/>
+            </w:pPr>
+            <w:r>
+              <w:rPr>
+                <w:sz w:val="16"/>
+              </w:rPr>
+              <w:t>DD_Video03-GROUP_BY_und_HAVING_Folien.pdf</w:t>
+            </w:r>
+          </w:p>
+        </w:tc>
+      </w:tr>
+      <w:tr>
+        <w:tc>
+          <w:tcPr>
+            <w:tcW w:type="dxa" w:w="4535"/>
+            <w:tcBorders>
+              <w:top w:val="single" w:sz="4" w:space="0" w:color="D8CCB6"/>
+              <w:left w:val="single" w:sz="4" w:space="0" w:color="D8CCB6"/>
+              <w:bottom w:val="single" w:sz="4" w:space="0" w:color="D8CCB6"/>
+              <w:right w:val="single" w:sz="4" w:space="0" w:color="D8CCB6"/>
+            </w:tcBorders>
+          </w:tcPr>
+          <w:p>
+            <w:pPr>
+              <w:pStyle w:val="DDTabellentext"/>
+            </w:pPr>
+            <w:r>
+              <w:rPr>
+                <w:sz w:val="16"/>
+              </w:rPr>
+              <w:t>Video 4 · Redundanz, Anomalien und gute Schlüssel (Folien)</w:t>
+            </w:r>
+          </w:p>
+        </w:tc>
+        <w:tc>
+          <w:tcPr>
+            <w:tcW w:type="dxa" w:w="1474"/>
+            <w:tcBorders>
+              <w:top w:val="single" w:sz="4" w:space="0" w:color="D8CCB6"/>
+              <w:left w:val="single" w:sz="4" w:space="0" w:color="D8CCB6"/>
+              <w:bottom w:val="single" w:sz="4" w:space="0" w:color="D8CCB6"/>
+              <w:right w:val="single" w:sz="4" w:space="0" w:color="D8CCB6"/>
+            </w:tcBorders>
+          </w:tcPr>
+          <w:p>
+            <w:pPr>
+              <w:pStyle w:val="DDTabellentext"/>
+            </w:pPr>
+            <w:r>
+              <w:rPr>
+                <w:sz w:val="16"/>
+              </w:rPr>
+              <w:t>Video</w:t>
+            </w:r>
+          </w:p>
+        </w:tc>
+        <w:tc>
+          <w:tcPr>
+            <w:tcW w:type="dxa" w:w="907"/>
+            <w:tcBorders>
+              <w:top w:val="single" w:sz="4" w:space="0" w:color="D8CCB6"/>
+              <w:left w:val="single" w:sz="4" w:space="0" w:color="D8CCB6"/>
+              <w:bottom w:val="single" w:sz="4" w:space="0" w:color="D8CCB6"/>
+              <w:right w:val="single" w:sz="4" w:space="0" w:color="D8CCB6"/>
+            </w:tcBorders>
+          </w:tcPr>
+          <w:p>
+            <w:pPr>
+              <w:pStyle w:val="DDTabellentext"/>
+            </w:pPr>
+            <w:r>
+              <w:rPr>
+                <w:sz w:val="16"/>
+              </w:rPr>
+              <w:t>beide</w:t>
+            </w:r>
+          </w:p>
+        </w:tc>
+        <w:tc>
+          <w:tcPr>
+            <w:tcW w:type="dxa" w:w="1361"/>
+            <w:tcBorders>
+              <w:top w:val="single" w:sz="4" w:space="0" w:color="D8CCB6"/>
+              <w:left w:val="single" w:sz="4" w:space="0" w:color="D8CCB6"/>
+              <w:bottom w:val="single" w:sz="4" w:space="0" w:color="D8CCB6"/>
+              <w:right w:val="single" w:sz="4" w:space="0" w:color="D8CCB6"/>
+            </w:tcBorders>
+          </w:tcPr>
+          <w:p>
+            <w:pPr>
+              <w:pStyle w:val="DDTabellentext"/>
+            </w:pPr>
+            <w:r>
+              <w:rPr>
+                <w:sz w:val="16"/>
+              </w:rPr>
+              <w:t>–</w:t>
+            </w:r>
+          </w:p>
+        </w:tc>
+        <w:tc>
+          <w:tcPr>
+            <w:tcW w:type="dxa" w:w="2041"/>
+            <w:tcBorders>
+              <w:top w:val="single" w:sz="4" w:space="0" w:color="D8CCB6"/>
+              <w:left w:val="single" w:sz="4" w:space="0" w:color="D8CCB6"/>
+              <w:bottom w:val="single" w:sz="4" w:space="0" w:color="D8CCB6"/>
+              <w:right w:val="single" w:sz="4" w:space="0" w:color="D8CCB6"/>
+            </w:tcBorders>
+          </w:tcPr>
+          <w:p>
+            <w:pPr>
+              <w:pStyle w:val="DDTabellentext"/>
+            </w:pPr>
+            <w:r>
+              <w:rPr>
+                <w:sz w:val="16"/>
+              </w:rPr>
+              <w:t>Folien</w:t>
+            </w:r>
+          </w:p>
+        </w:tc>
+        <w:tc>
+          <w:tcPr>
+            <w:tcW w:type="dxa" w:w="4252"/>
+            <w:tcBorders>
+              <w:top w:val="single" w:sz="4" w:space="0" w:color="D8CCB6"/>
+              <w:left w:val="single" w:sz="4" w:space="0" w:color="D8CCB6"/>
+              <w:bottom w:val="single" w:sz="4" w:space="0" w:color="D8CCB6"/>
+              <w:right w:val="single" w:sz="4" w:space="0" w:color="D8CCB6"/>
+            </w:tcBorders>
+          </w:tcPr>
+          <w:p>
+            <w:pPr>
+              <w:pStyle w:val="DDTabellentext"/>
+            </w:pPr>
+            <w:r>
+              <w:rPr>
+                <w:sz w:val="16"/>
+              </w:rPr>
+              <w:t>DD_Video04-Redundanz_und_Schluessel_Folien.pdf</w:t>
+            </w:r>
+          </w:p>
+        </w:tc>
+      </w:tr>
+      <w:tr>
+        <w:tc>
+          <w:tcPr>
+            <w:tcW w:type="dxa" w:w="4535"/>
+            <w:tcBorders>
+              <w:top w:val="single" w:sz="4" w:space="0" w:color="D8CCB6"/>
+              <w:left w:val="single" w:sz="4" w:space="0" w:color="D8CCB6"/>
+              <w:bottom w:val="single" w:sz="4" w:space="0" w:color="D8CCB6"/>
+              <w:right w:val="single" w:sz="4" w:space="0" w:color="D8CCB6"/>
+            </w:tcBorders>
+          </w:tcPr>
+          <w:p>
+            <w:pPr>
+              <w:pStyle w:val="DDTabellentext"/>
+            </w:pPr>
+            <w:r>
+              <w:rPr>
+                <w:sz w:val="16"/>
+              </w:rPr>
+              <w:t>Video 5 · ER-Modelle nach den Ergänzenden Hinweisen (Folien)</w:t>
+            </w:r>
+          </w:p>
+        </w:tc>
+        <w:tc>
+          <w:tcPr>
+            <w:tcW w:type="dxa" w:w="1474"/>
+            <w:tcBorders>
+              <w:top w:val="single" w:sz="4" w:space="0" w:color="D8CCB6"/>
+              <w:left w:val="single" w:sz="4" w:space="0" w:color="D8CCB6"/>
+              <w:bottom w:val="single" w:sz="4" w:space="0" w:color="D8CCB6"/>
+              <w:right w:val="single" w:sz="4" w:space="0" w:color="D8CCB6"/>
+            </w:tcBorders>
+          </w:tcPr>
+          <w:p>
+            <w:pPr>
+              <w:pStyle w:val="DDTabellentext"/>
+            </w:pPr>
+            <w:r>
+              <w:rPr>
+                <w:sz w:val="16"/>
+              </w:rPr>
+              <w:t>Video</w:t>
+            </w:r>
+          </w:p>
+        </w:tc>
+        <w:tc>
+          <w:tcPr>
+            <w:tcW w:type="dxa" w:w="907"/>
+            <w:tcBorders>
+              <w:top w:val="single" w:sz="4" w:space="0" w:color="D8CCB6"/>
+              <w:left w:val="single" w:sz="4" w:space="0" w:color="D8CCB6"/>
+              <w:bottom w:val="single" w:sz="4" w:space="0" w:color="D8CCB6"/>
+              <w:right w:val="single" w:sz="4" w:space="0" w:color="D8CCB6"/>
+            </w:tcBorders>
+          </w:tcPr>
+          <w:p>
+            <w:pPr>
+              <w:pStyle w:val="DDTabellentext"/>
+            </w:pPr>
+            <w:r>
+              <w:rPr>
+                <w:sz w:val="16"/>
+              </w:rPr>
+              <w:t>eA</w:t>
+            </w:r>
+          </w:p>
+        </w:tc>
+        <w:tc>
+          <w:tcPr>
+            <w:tcW w:type="dxa" w:w="1361"/>
+            <w:tcBorders>
+              <w:top w:val="single" w:sz="4" w:space="0" w:color="D8CCB6"/>
+              <w:left w:val="single" w:sz="4" w:space="0" w:color="D8CCB6"/>
+              <w:bottom w:val="single" w:sz="4" w:space="0" w:color="D8CCB6"/>
+              <w:right w:val="single" w:sz="4" w:space="0" w:color="D8CCB6"/>
+            </w:tcBorders>
+          </w:tcPr>
+          <w:p>
+            <w:pPr>
+              <w:pStyle w:val="DDTabellentext"/>
+            </w:pPr>
+            <w:r>
+              <w:rPr>
+                <w:sz w:val="16"/>
+              </w:rPr>
+              <w:t>–</w:t>
+            </w:r>
+          </w:p>
+        </w:tc>
+        <w:tc>
+          <w:tcPr>
+            <w:tcW w:type="dxa" w:w="2041"/>
+            <w:tcBorders>
+              <w:top w:val="single" w:sz="4" w:space="0" w:color="D8CCB6"/>
+              <w:left w:val="single" w:sz="4" w:space="0" w:color="D8CCB6"/>
+              <w:bottom w:val="single" w:sz="4" w:space="0" w:color="D8CCB6"/>
+              <w:right w:val="single" w:sz="4" w:space="0" w:color="D8CCB6"/>
+            </w:tcBorders>
+          </w:tcPr>
+          <w:p>
+            <w:pPr>
+              <w:pStyle w:val="DDTabellentext"/>
+            </w:pPr>
+            <w:r>
+              <w:rPr>
+                <w:sz w:val="16"/>
+              </w:rPr>
+              <w:t>Folien</w:t>
+            </w:r>
+          </w:p>
+        </w:tc>
+        <w:tc>
+          <w:tcPr>
+            <w:tcW w:type="dxa" w:w="4252"/>
+            <w:tcBorders>
+              <w:top w:val="single" w:sz="4" w:space="0" w:color="D8CCB6"/>
+              <w:left w:val="single" w:sz="4" w:space="0" w:color="D8CCB6"/>
+              <w:bottom w:val="single" w:sz="4" w:space="0" w:color="D8CCB6"/>
+              <w:right w:val="single" w:sz="4" w:space="0" w:color="D8CCB6"/>
+            </w:tcBorders>
+          </w:tcPr>
+          <w:p>
+            <w:pPr>
+              <w:pStyle w:val="DDTabellentext"/>
+            </w:pPr>
+            <w:r>
+              <w:rPr>
+                <w:sz w:val="16"/>
+              </w:rPr>
+              <w:t>DD_Video05-ER-Modelle_Folien.pdf</w:t>
+            </w:r>
+          </w:p>
+        </w:tc>
+      </w:tr>
+      <w:tr>
+        <w:tc>
+          <w:tcPr>
+            <w:tcW w:type="dxa" w:w="4535"/>
+            <w:tcBorders>
+              <w:top w:val="single" w:sz="4" w:space="0" w:color="D8CCB6"/>
+              <w:left w:val="single" w:sz="4" w:space="0" w:color="D8CCB6"/>
+              <w:bottom w:val="single" w:sz="4" w:space="0" w:color="D8CCB6"/>
+              <w:right w:val="single" w:sz="4" w:space="0" w:color="D8CCB6"/>
+            </w:tcBorders>
+          </w:tcPr>
+          <w:p>
+            <w:pPr>
+              <w:pStyle w:val="DDTabellentext"/>
+            </w:pPr>
+            <w:r>
+              <w:rPr>
+                <w:sz w:val="16"/>
+              </w:rPr>
+              <w:t>Video 6 · Vom ER-Modell zum Relationenschema in 5 Regeln (Folien)</w:t>
+            </w:r>
+          </w:p>
+        </w:tc>
+        <w:tc>
+          <w:tcPr>
+            <w:tcW w:type="dxa" w:w="1474"/>
+            <w:tcBorders>
+              <w:top w:val="single" w:sz="4" w:space="0" w:color="D8CCB6"/>
+              <w:left w:val="single" w:sz="4" w:space="0" w:color="D8CCB6"/>
+              <w:bottom w:val="single" w:sz="4" w:space="0" w:color="D8CCB6"/>
+              <w:right w:val="single" w:sz="4" w:space="0" w:color="D8CCB6"/>
+            </w:tcBorders>
+          </w:tcPr>
+          <w:p>
+            <w:pPr>
+              <w:pStyle w:val="DDTabellentext"/>
+            </w:pPr>
+            <w:r>
+              <w:rPr>
+                <w:sz w:val="16"/>
+              </w:rPr>
+              <w:t>Video</w:t>
+            </w:r>
+          </w:p>
+        </w:tc>
+        <w:tc>
+          <w:tcPr>
+            <w:tcW w:type="dxa" w:w="907"/>
+            <w:tcBorders>
+              <w:top w:val="single" w:sz="4" w:space="0" w:color="D8CCB6"/>
+              <w:left w:val="single" w:sz="4" w:space="0" w:color="D8CCB6"/>
+              <w:bottom w:val="single" w:sz="4" w:space="0" w:color="D8CCB6"/>
+              <w:right w:val="single" w:sz="4" w:space="0" w:color="D8CCB6"/>
+            </w:tcBorders>
+          </w:tcPr>
+          <w:p>
+            <w:pPr>
+              <w:pStyle w:val="DDTabellentext"/>
+            </w:pPr>
+            <w:r>
+              <w:rPr>
+                <w:sz w:val="16"/>
+              </w:rPr>
+              <w:t>eA</w:t>
+            </w:r>
+          </w:p>
+        </w:tc>
+        <w:tc>
+          <w:tcPr>
+            <w:tcW w:type="dxa" w:w="1361"/>
+            <w:tcBorders>
+              <w:top w:val="single" w:sz="4" w:space="0" w:color="D8CCB6"/>
+              <w:left w:val="single" w:sz="4" w:space="0" w:color="D8CCB6"/>
+              <w:bottom w:val="single" w:sz="4" w:space="0" w:color="D8CCB6"/>
+              <w:right w:val="single" w:sz="4" w:space="0" w:color="D8CCB6"/>
+            </w:tcBorders>
+          </w:tcPr>
+          <w:p>
+            <w:pPr>
+              <w:pStyle w:val="DDTabellentext"/>
+            </w:pPr>
+            <w:r>
+              <w:rPr>
+                <w:sz w:val="16"/>
+              </w:rPr>
+              <w:t>–</w:t>
+            </w:r>
+          </w:p>
+        </w:tc>
+        <w:tc>
+          <w:tcPr>
+            <w:tcW w:type="dxa" w:w="2041"/>
+            <w:tcBorders>
+              <w:top w:val="single" w:sz="4" w:space="0" w:color="D8CCB6"/>
+              <w:left w:val="single" w:sz="4" w:space="0" w:color="D8CCB6"/>
+              <w:bottom w:val="single" w:sz="4" w:space="0" w:color="D8CCB6"/>
+              <w:right w:val="single" w:sz="4" w:space="0" w:color="D8CCB6"/>
+            </w:tcBorders>
+          </w:tcPr>
+          <w:p>
+            <w:pPr>
+              <w:pStyle w:val="DDTabellentext"/>
+            </w:pPr>
+            <w:r>
+              <w:rPr>
+                <w:sz w:val="16"/>
+              </w:rPr>
+              <w:t>Folien</w:t>
+            </w:r>
+          </w:p>
+        </w:tc>
+        <w:tc>
+          <w:tcPr>
+            <w:tcW w:type="dxa" w:w="4252"/>
+            <w:tcBorders>
+              <w:top w:val="single" w:sz="4" w:space="0" w:color="D8CCB6"/>
+              <w:left w:val="single" w:sz="4" w:space="0" w:color="D8CCB6"/>
+              <w:bottom w:val="single" w:sz="4" w:space="0" w:color="D8CCB6"/>
+              <w:right w:val="single" w:sz="4" w:space="0" w:color="D8CCB6"/>
+            </w:tcBorders>
+          </w:tcPr>
+          <w:p>
+            <w:pPr>
+              <w:pStyle w:val="DDTabellentext"/>
+            </w:pPr>
+            <w:r>
+              <w:rPr>
+                <w:sz w:val="16"/>
+              </w:rPr>
+              <w:t>DD_Video06-ER_zu_Relationenschema_Folien.pdf</w:t>
+            </w:r>
+          </w:p>
+        </w:tc>
+      </w:tr>
+      <w:tr>
+        <w:tc>
+          <w:tcPr>
+            <w:tcW w:type="dxa" w:w="4535"/>
+            <w:tcBorders>
+              <w:top w:val="single" w:sz="4" w:space="0" w:color="D8CCB6"/>
+              <w:left w:val="single" w:sz="4" w:space="0" w:color="D8CCB6"/>
+              <w:bottom w:val="single" w:sz="4" w:space="0" w:color="D8CCB6"/>
+              <w:right w:val="single" w:sz="4" w:space="0" w:color="D8CCB6"/>
+            </w:tcBorders>
+          </w:tcPr>
+          <w:p>
+            <w:pPr>
+              <w:pStyle w:val="DDTabellentext"/>
+            </w:pPr>
+            <w:r>
+              <w:rPr>
+                <w:sz w:val="16"/>
+              </w:rPr>
+              <w:t>Video 7 · Abi-Check Datenbanken: 10 Fallen und die Operatoren (Folien)</w:t>
+            </w:r>
+          </w:p>
+        </w:tc>
+        <w:tc>
+          <w:tcPr>
+            <w:tcW w:type="dxa" w:w="1474"/>
+            <w:tcBorders>
+              <w:top w:val="single" w:sz="4" w:space="0" w:color="D8CCB6"/>
+              <w:left w:val="single" w:sz="4" w:space="0" w:color="D8CCB6"/>
+              <w:bottom w:val="single" w:sz="4" w:space="0" w:color="D8CCB6"/>
+              <w:right w:val="single" w:sz="4" w:space="0" w:color="D8CCB6"/>
+            </w:tcBorders>
+          </w:tcPr>
+          <w:p>
+            <w:pPr>
+              <w:pStyle w:val="DDTabellentext"/>
+            </w:pPr>
+            <w:r>
+              <w:rPr>
+                <w:sz w:val="16"/>
+              </w:rPr>
+              <w:t>Video</w:t>
+            </w:r>
+          </w:p>
+        </w:tc>
+        <w:tc>
+          <w:tcPr>
+            <w:tcW w:type="dxa" w:w="907"/>
+            <w:tcBorders>
+              <w:top w:val="single" w:sz="4" w:space="0" w:color="D8CCB6"/>
+              <w:left w:val="single" w:sz="4" w:space="0" w:color="D8CCB6"/>
+              <w:bottom w:val="single" w:sz="4" w:space="0" w:color="D8CCB6"/>
+              <w:right w:val="single" w:sz="4" w:space="0" w:color="D8CCB6"/>
+            </w:tcBorders>
+          </w:tcPr>
+          <w:p>
+            <w:pPr>
+              <w:pStyle w:val="DDTabellentext"/>
+            </w:pPr>
+            <w:r>
+              <w:rPr>
+                <w:sz w:val="16"/>
+              </w:rPr>
+              <w:t>beide</w:t>
+            </w:r>
+          </w:p>
+        </w:tc>
+        <w:tc>
+          <w:tcPr>
+            <w:tcW w:type="dxa" w:w="1361"/>
+            <w:tcBorders>
+              <w:top w:val="single" w:sz="4" w:space="0" w:color="D8CCB6"/>
+              <w:left w:val="single" w:sz="4" w:space="0" w:color="D8CCB6"/>
+              <w:bottom w:val="single" w:sz="4" w:space="0" w:color="D8CCB6"/>
+              <w:right w:val="single" w:sz="4" w:space="0" w:color="D8CCB6"/>
+            </w:tcBorders>
+          </w:tcPr>
+          <w:p>
+            <w:pPr>
+              <w:pStyle w:val="DDTabellentext"/>
+            </w:pPr>
+            <w:r>
+              <w:rPr>
+                <w:sz w:val="16"/>
+              </w:rPr>
+              <w:t>–</w:t>
+            </w:r>
+          </w:p>
+        </w:tc>
+        <w:tc>
+          <w:tcPr>
+            <w:tcW w:type="dxa" w:w="2041"/>
+            <w:tcBorders>
+              <w:top w:val="single" w:sz="4" w:space="0" w:color="D8CCB6"/>
+              <w:left w:val="single" w:sz="4" w:space="0" w:color="D8CCB6"/>
+              <w:bottom w:val="single" w:sz="4" w:space="0" w:color="D8CCB6"/>
+              <w:right w:val="single" w:sz="4" w:space="0" w:color="D8CCB6"/>
+            </w:tcBorders>
+          </w:tcPr>
+          <w:p>
+            <w:pPr>
+              <w:pStyle w:val="DDTabellentext"/>
+            </w:pPr>
+            <w:r>
+              <w:rPr>
+                <w:sz w:val="16"/>
+              </w:rPr>
+              <w:t>Folien</w:t>
+            </w:r>
+          </w:p>
+        </w:tc>
+        <w:tc>
+          <w:tcPr>
+            <w:tcW w:type="dxa" w:w="4252"/>
+            <w:tcBorders>
+              <w:top w:val="single" w:sz="4" w:space="0" w:color="D8CCB6"/>
+              <w:left w:val="single" w:sz="4" w:space="0" w:color="D8CCB6"/>
+              <w:bottom w:val="single" w:sz="4" w:space="0" w:color="D8CCB6"/>
+              <w:right w:val="single" w:sz="4" w:space="0" w:color="D8CCB6"/>
+            </w:tcBorders>
+          </w:tcPr>
+          <w:p>
+            <w:pPr>
+              <w:pStyle w:val="DDTabellentext"/>
+            </w:pPr>
+            <w:r>
+              <w:rPr>
+                <w:sz w:val="16"/>
+              </w:rPr>
+              <w:t>DD_Video07-Abi-Check_Folien.pdf</w:t>
+            </w:r>
+          </w:p>
+        </w:tc>
+      </w:tr>
+    </w:tbl>
     <w:p>
       <w:pPr>
-        <w:tabs>
-          <w:tab w:pos="312" w:val="left"/>
-        </w:tabs>
-        <w:spacing w:after="40"/>
-        <w:ind w:left="312" w:hanging="255"/>
+        <w:spacing w:after="0" w:line="80" w:lineRule="exact"/>
       </w:pPr>
+    </w:p>
+    <w:p>
       <w:r>
-        <w:rPr>
-          <w:color w:val="B3261E"/>
-        </w:rPr>
-        <w:t>▸</w:t>
-        <w:tab/>
+        <w:t xml:space="preserve">Die Videos selbst stehen auf YouTube (Kanal @frankjuchim, Playlist „Datendetektei“). Sobald ein Link in </w:t>
       </w:r>
       <w:r>
         <w:rPr>
-          <w:i/>
+          <w:rFonts w:ascii="IBM Plex Mono" w:hAnsi="IBM Plex Mono" w:eastAsia="IBM Plex Mono" w:cs="IBM Plex Mono"/>
+          <w:sz w:val="19"/>
         </w:rPr>
-        <w:t>geplant (noch nicht eingetragen):</w:t>
+        <w:t>seed/videos.json</w:t>
       </w:r>
       <w:r>
-        <w:t xml:space="preserve"> Folien und Drehbücher der Erklärvideos 0–7 (Lehrkraft)</w:t>
+        <w:t xml:space="preserve"> eingetragen ist, zeigt die Plattform ihn als Link-Knopf an der Ermittlung der passenden Doppelstunde, auf der Themenseite und unter Lehrkraft → Materialien.</w:t>
       </w:r>
     </w:p>
     <w:p>
